--- a/idris/Rust/Idris_Sadiq.docx
+++ b/idris/Rust/Idris_Sadiq.docx
@@ -110,7 +110,7 @@
                 <w:rFonts w:ascii="Arial" w:eastAsia="Arial" w:hAnsi="Arial" w:cs="Arial"/>
                 <w:color w:val="BBBBBB"/>
               </w:rPr>
-              <w:t xml:space="preserve">idrissadiqdev@outlook.com  </w:t>
+              <w:t xml:space="preserve">Idrissadiq.pro@outlook.com  </w:t>
             </w:r>
             <w:r>
               <w:rPr>
@@ -124,7 +124,21 @@
                 <w:rFonts w:ascii="Arial" w:eastAsia="Arial" w:hAnsi="Arial" w:cs="Arial"/>
                 <w:color w:val="BBBBBB"/>
               </w:rPr>
-              <w:t>|  Los Angeles, California, United States</w:t>
+              <w:t xml:space="preserve">|  </w:t>
+            </w:r>
+            <w:r>
+              <w:rPr>
+                <w:rFonts w:ascii="Arial" w:eastAsia="Arial" w:hAnsi="Arial" w:cs="Arial"/>
+                <w:color w:val="BBBBBB"/>
+              </w:rPr>
+              <w:t>Spring Valley</w:t>
+            </w:r>
+            <w:r>
+              <w:rPr>
+                <w:rFonts w:ascii="Arial" w:eastAsia="Arial" w:hAnsi="Arial" w:cs="Arial"/>
+                <w:color w:val="BBBBBB"/>
+              </w:rPr>
+              <w:t>, California, United States</w:t>
             </w:r>
           </w:p>
           <w:p>
@@ -136,7 +150,14 @@
                 <w:rFonts w:ascii="Arial" w:eastAsia="Arial" w:hAnsi="Arial" w:cs="Arial"/>
                 <w:color w:val="BBBBBB"/>
               </w:rPr>
-              <w:t>LinkedIn: linkedin.com/in/idris-sadiq-958b453a6</w:t>
+              <w:t xml:space="preserve">LinkedIn: </w:t>
+            </w:r>
+            <w:r>
+              <w:rPr>
+                <w:rFonts w:ascii="Arial" w:eastAsia="Arial" w:hAnsi="Arial" w:cs="Arial"/>
+                <w:color w:val="BBBBBB"/>
+              </w:rPr>
+              <w:t>https://www.linkedin.com/in/idris-sadiq-0640ab3b4/</w:t>
             </w:r>
           </w:p>
         </w:tc>
@@ -360,76 +381,55 @@
         </w:numPr>
         <w:jc w:val="both"/>
         <w:rPr>
-          <w:rFonts w:ascii="Arial" w:hAnsi="Arial" w:cs="Arial"/>
-          <w:sz w:val="20"/>
-        </w:rPr>
-      </w:pPr>
-      <w:r>
-        <w:rPr>
-          <w:rStyle w:val="Strong"/>
-          <w:rFonts w:ascii="Arial" w:hAnsi="Arial" w:cs="Arial"/>
-          <w:sz w:val="20"/>
-        </w:rPr>
-        <w:t>Frontend</w:t>
-      </w:r>
-      <w:r>
-        <w:rPr>
-          <w:rFonts w:ascii="Arial" w:hAnsi="Arial" w:cs="Arial"/>
-          <w:sz w:val="20"/>
-        </w:rPr>
-        <w:t xml:space="preserve"> - </w:t>
-      </w:r>
-      <w:r>
-        <w:rPr>
-          <w:rStyle w:val="Strong"/>
-          <w:rFonts w:ascii="Arial" w:hAnsi="Arial" w:cs="Arial"/>
-          <w:sz w:val="20"/>
-        </w:rPr>
-        <w:t>React</w:t>
-      </w:r>
-      <w:r>
-        <w:rPr>
-          <w:rFonts w:ascii="Arial" w:hAnsi="Arial" w:cs="Arial"/>
+          <w:rStyle w:val="Strong"/>
+          <w:rFonts w:ascii="Arial" w:hAnsi="Arial" w:cs="Arial"/>
+          <w:b w:val="0"/>
+          <w:sz w:val="20"/>
+        </w:rPr>
+      </w:pPr>
+      <w:r>
+        <w:rPr>
+          <w:rStyle w:val="Strong"/>
+          <w:rFonts w:ascii="Arial" w:hAnsi="Arial" w:cs="Arial"/>
+          <w:sz w:val="20"/>
+        </w:rPr>
+        <w:t xml:space="preserve">Frontend - </w:t>
+      </w:r>
+      <w:r>
+        <w:rPr>
+          <w:rStyle w:val="Strong"/>
+          <w:rFonts w:ascii="Arial" w:hAnsi="Arial" w:cs="Arial"/>
+          <w:b w:val="0"/>
+          <w:sz w:val="20"/>
+        </w:rPr>
+        <w:t xml:space="preserve">React, Next.js, </w:t>
+      </w:r>
+      <w:proofErr w:type="spellStart"/>
+      <w:r>
+        <w:rPr>
+          <w:rStyle w:val="Strong"/>
+          <w:rFonts w:ascii="Arial" w:hAnsi="Arial" w:cs="Arial"/>
+          <w:b w:val="0"/>
+          <w:sz w:val="20"/>
+        </w:rPr>
+        <w:t>TypeScript</w:t>
+      </w:r>
+      <w:proofErr w:type="spellEnd"/>
+      <w:r>
+        <w:rPr>
+          <w:rStyle w:val="Strong"/>
+          <w:rFonts w:ascii="Arial" w:hAnsi="Arial" w:cs="Arial"/>
+          <w:b w:val="0"/>
           <w:sz w:val="20"/>
         </w:rPr>
         <w:t xml:space="preserve">, </w:t>
       </w:r>
-      <w:r>
-        <w:rPr>
-          <w:rStyle w:val="Strong"/>
-          <w:rFonts w:ascii="Arial" w:hAnsi="Arial" w:cs="Arial"/>
-          <w:sz w:val="20"/>
-        </w:rPr>
-        <w:t>Next.js</w:t>
-      </w:r>
-      <w:r>
-        <w:rPr>
-          <w:rFonts w:ascii="Arial" w:hAnsi="Arial" w:cs="Arial"/>
-          <w:sz w:val="20"/>
-        </w:rPr>
-        <w:t xml:space="preserve">, </w:t>
-      </w:r>
-      <w:proofErr w:type="spellStart"/>
-      <w:r>
-        <w:rPr>
-          <w:rStyle w:val="Strong"/>
-          <w:rFonts w:ascii="Arial" w:hAnsi="Arial" w:cs="Arial"/>
-          <w:sz w:val="20"/>
-        </w:rPr>
-        <w:t>TypeScript</w:t>
-      </w:r>
-      <w:proofErr w:type="spellEnd"/>
-      <w:r>
-        <w:rPr>
-          <w:rFonts w:ascii="Arial" w:hAnsi="Arial" w:cs="Arial"/>
-          <w:sz w:val="20"/>
-        </w:rPr>
-        <w:t xml:space="preserve">, </w:t>
-      </w:r>
-      <w:proofErr w:type="spellStart"/>
-      <w:r>
-        <w:rPr>
-          <w:rFonts w:ascii="Arial" w:hAnsi="Arial" w:cs="Arial"/>
+      <w:proofErr w:type="spellStart"/>
+      <w:r>
+        <w:rPr>
+          <w:rStyle w:val="Strong"/>
+          <w:rFonts w:ascii="Arial" w:hAnsi="Arial" w:cs="Arial"/>
+          <w:b w:val="0"/>
           <w:sz w:val="20"/>
         </w:rPr>
         <w:t>Redux</w:t>
@@ -437,7 +437,9 @@
       <w:proofErr w:type="spellEnd"/>
       <w:r>
         <w:rPr>
-          <w:rFonts w:ascii="Arial" w:hAnsi="Arial" w:cs="Arial"/>
+          <w:rStyle w:val="Strong"/>
+          <w:rFonts w:ascii="Arial" w:hAnsi="Arial" w:cs="Arial"/>
+          <w:b w:val="0"/>
           <w:sz w:val="20"/>
         </w:rPr>
         <w:t xml:space="preserve">, React Query, </w:t>
@@ -445,7 +447,9 @@
       <w:proofErr w:type="spellStart"/>
       <w:r>
         <w:rPr>
-          <w:rFonts w:ascii="Arial" w:hAnsi="Arial" w:cs="Arial"/>
+          <w:rStyle w:val="Strong"/>
+          <w:rFonts w:ascii="Arial" w:hAnsi="Arial" w:cs="Arial"/>
+          <w:b w:val="0"/>
           <w:sz w:val="20"/>
         </w:rPr>
         <w:t>Formik</w:t>
@@ -453,7 +457,9 @@
       <w:proofErr w:type="spellEnd"/>
       <w:r>
         <w:rPr>
-          <w:rFonts w:ascii="Arial" w:hAnsi="Arial" w:cs="Arial"/>
+          <w:rStyle w:val="Strong"/>
+          <w:rFonts w:ascii="Arial" w:hAnsi="Arial" w:cs="Arial"/>
+          <w:b w:val="0"/>
           <w:sz w:val="20"/>
         </w:rPr>
         <w:t xml:space="preserve">, Tailwind CSS, Material UI, Bootstrap, Storybook, </w:t>
@@ -461,7 +467,9 @@
       <w:proofErr w:type="spellStart"/>
       <w:r>
         <w:rPr>
-          <w:rFonts w:ascii="Arial" w:hAnsi="Arial" w:cs="Arial"/>
+          <w:rStyle w:val="Strong"/>
+          <w:rFonts w:ascii="Arial" w:hAnsi="Arial" w:cs="Arial"/>
+          <w:b w:val="0"/>
           <w:sz w:val="20"/>
         </w:rPr>
         <w:t>Webpack</w:t>
@@ -469,7 +477,9 @@
       <w:proofErr w:type="spellEnd"/>
       <w:r>
         <w:rPr>
-          <w:rFonts w:ascii="Arial" w:hAnsi="Arial" w:cs="Arial"/>
+          <w:rStyle w:val="Strong"/>
+          <w:rFonts w:ascii="Arial" w:hAnsi="Arial" w:cs="Arial"/>
+          <w:b w:val="0"/>
           <w:sz w:val="20"/>
         </w:rPr>
         <w:t>, accessibility-minded UI, performance profiling (Web Vitals/Lighthouse)</w:t>
@@ -484,44 +494,35 @@
         </w:numPr>
         <w:jc w:val="both"/>
         <w:rPr>
-          <w:rFonts w:ascii="Arial" w:hAnsi="Arial" w:cs="Arial"/>
-          <w:sz w:val="20"/>
-        </w:rPr>
-      </w:pPr>
-      <w:r>
-        <w:rPr>
-          <w:rStyle w:val="Strong"/>
-          <w:rFonts w:ascii="Arial" w:hAnsi="Arial" w:cs="Arial"/>
-          <w:sz w:val="20"/>
-        </w:rPr>
-        <w:t>Backend &amp; APIs</w:t>
-      </w:r>
-      <w:r>
-        <w:rPr>
-          <w:rFonts w:ascii="Arial" w:hAnsi="Arial" w:cs="Arial"/>
-          <w:sz w:val="20"/>
-        </w:rPr>
-        <w:t xml:space="preserve"> - </w:t>
-      </w:r>
-      <w:r>
-        <w:rPr>
-          <w:rStyle w:val="Strong"/>
-          <w:rFonts w:ascii="Arial" w:hAnsi="Arial" w:cs="Arial"/>
-          <w:sz w:val="20"/>
-        </w:rPr>
-        <w:t>Rust</w:t>
-      </w:r>
-      <w:r>
-        <w:rPr>
-          <w:rFonts w:ascii="Arial" w:hAnsi="Arial" w:cs="Arial"/>
-          <w:sz w:val="20"/>
-        </w:rPr>
-        <w:t xml:space="preserve">, Node.js, REST, </w:t>
-      </w:r>
-      <w:proofErr w:type="spellStart"/>
-      <w:r>
-        <w:rPr>
-          <w:rFonts w:ascii="Arial" w:hAnsi="Arial" w:cs="Arial"/>
+          <w:rStyle w:val="Strong"/>
+          <w:rFonts w:ascii="Arial" w:hAnsi="Arial" w:cs="Arial"/>
+          <w:b w:val="0"/>
+          <w:sz w:val="20"/>
+        </w:rPr>
+      </w:pPr>
+      <w:r>
+        <w:rPr>
+          <w:rStyle w:val="Strong"/>
+          <w:rFonts w:ascii="Arial" w:hAnsi="Arial" w:cs="Arial"/>
+          <w:sz w:val="20"/>
+        </w:rPr>
+        <w:t xml:space="preserve">Backend &amp; APIs - </w:t>
+      </w:r>
+      <w:r>
+        <w:rPr>
+          <w:rStyle w:val="Strong"/>
+          <w:rFonts w:ascii="Arial" w:hAnsi="Arial" w:cs="Arial"/>
+          <w:b w:val="0"/>
+          <w:sz w:val="20"/>
+        </w:rPr>
+        <w:t xml:space="preserve">Rust, Node.js, REST, </w:t>
+      </w:r>
+      <w:proofErr w:type="spellStart"/>
+      <w:r>
+        <w:rPr>
+          <w:rStyle w:val="Strong"/>
+          <w:rFonts w:ascii="Arial" w:hAnsi="Arial" w:cs="Arial"/>
+          <w:b w:val="0"/>
           <w:sz w:val="20"/>
         </w:rPr>
         <w:t>GraphQL</w:t>
@@ -529,7 +530,9 @@
       <w:proofErr w:type="spellEnd"/>
       <w:r>
         <w:rPr>
-          <w:rFonts w:ascii="Arial" w:hAnsi="Arial" w:cs="Arial"/>
+          <w:rStyle w:val="Strong"/>
+          <w:rFonts w:ascii="Arial" w:hAnsi="Arial" w:cs="Arial"/>
+          <w:b w:val="0"/>
           <w:sz w:val="20"/>
         </w:rPr>
         <w:t xml:space="preserve">, </w:t>
@@ -537,7 +540,9 @@
       <w:proofErr w:type="spellStart"/>
       <w:r>
         <w:rPr>
-          <w:rFonts w:ascii="Arial" w:hAnsi="Arial" w:cs="Arial"/>
+          <w:rStyle w:val="Strong"/>
+          <w:rFonts w:ascii="Arial" w:hAnsi="Arial" w:cs="Arial"/>
+          <w:b w:val="0"/>
           <w:sz w:val="20"/>
         </w:rPr>
         <w:t>WebSockets</w:t>
@@ -545,7 +550,9 @@
       <w:proofErr w:type="spellEnd"/>
       <w:r>
         <w:rPr>
-          <w:rFonts w:ascii="Arial" w:hAnsi="Arial" w:cs="Arial"/>
+          <w:rStyle w:val="Strong"/>
+          <w:rFonts w:ascii="Arial" w:hAnsi="Arial" w:cs="Arial"/>
+          <w:b w:val="0"/>
           <w:sz w:val="20"/>
         </w:rPr>
         <w:t xml:space="preserve">, background jobs, event-driven architecture, </w:t>
@@ -553,7 +560,9 @@
       <w:proofErr w:type="spellStart"/>
       <w:r>
         <w:rPr>
-          <w:rFonts w:ascii="Arial" w:hAnsi="Arial" w:cs="Arial"/>
+          <w:rStyle w:val="Strong"/>
+          <w:rFonts w:ascii="Arial" w:hAnsi="Arial" w:cs="Arial"/>
+          <w:b w:val="0"/>
           <w:sz w:val="20"/>
         </w:rPr>
         <w:t>idempotency</w:t>
@@ -561,7 +570,9 @@
       <w:proofErr w:type="spellEnd"/>
       <w:r>
         <w:rPr>
-          <w:rFonts w:ascii="Arial" w:hAnsi="Arial" w:cs="Arial"/>
+          <w:rStyle w:val="Strong"/>
+          <w:rFonts w:ascii="Arial" w:hAnsi="Arial" w:cs="Arial"/>
+          <w:b w:val="0"/>
           <w:sz w:val="20"/>
         </w:rPr>
         <w:t>, retries/</w:t>
@@ -569,7 +580,9 @@
       <w:proofErr w:type="spellStart"/>
       <w:r>
         <w:rPr>
-          <w:rFonts w:ascii="Arial" w:hAnsi="Arial" w:cs="Arial"/>
+          <w:rStyle w:val="Strong"/>
+          <w:rFonts w:ascii="Arial" w:hAnsi="Arial" w:cs="Arial"/>
+          <w:b w:val="0"/>
           <w:sz w:val="20"/>
         </w:rPr>
         <w:t>backoff</w:t>
@@ -577,7 +590,9 @@
       <w:proofErr w:type="spellEnd"/>
       <w:r>
         <w:rPr>
-          <w:rFonts w:ascii="Arial" w:hAnsi="Arial" w:cs="Arial"/>
+          <w:rStyle w:val="Strong"/>
+          <w:rFonts w:ascii="Arial" w:hAnsi="Arial" w:cs="Arial"/>
+          <w:b w:val="0"/>
           <w:sz w:val="20"/>
         </w:rPr>
         <w:t xml:space="preserve">, caching, API versioning, </w:t>
@@ -585,7 +600,9 @@
       <w:proofErr w:type="spellStart"/>
       <w:r>
         <w:rPr>
-          <w:rFonts w:ascii="Arial" w:hAnsi="Arial" w:cs="Arial"/>
+          <w:rStyle w:val="Strong"/>
+          <w:rFonts w:ascii="Arial" w:hAnsi="Arial" w:cs="Arial"/>
+          <w:b w:val="0"/>
           <w:sz w:val="20"/>
         </w:rPr>
         <w:t>webhook</w:t>
@@ -593,7 +610,9 @@
       <w:proofErr w:type="spellEnd"/>
       <w:r>
         <w:rPr>
-          <w:rFonts w:ascii="Arial" w:hAnsi="Arial" w:cs="Arial"/>
+          <w:rStyle w:val="Strong"/>
+          <w:rFonts w:ascii="Arial" w:hAnsi="Arial" w:cs="Arial"/>
+          <w:b w:val="0"/>
           <w:sz w:val="20"/>
         </w:rPr>
         <w:t xml:space="preserve"> verification, service-to-service contracts</w:t>
@@ -608,30 +627,35 @@
         </w:numPr>
         <w:jc w:val="both"/>
         <w:rPr>
-          <w:rFonts w:ascii="Arial" w:hAnsi="Arial" w:cs="Arial"/>
-          <w:sz w:val="20"/>
-        </w:rPr>
-      </w:pPr>
-      <w:r>
-        <w:rPr>
-          <w:rStyle w:val="Strong"/>
-          <w:rFonts w:ascii="Arial" w:hAnsi="Arial" w:cs="Arial"/>
-          <w:sz w:val="20"/>
-        </w:rPr>
-        <w:t>Data, Messaging &amp; Search</w:t>
-      </w:r>
-      <w:r>
-        <w:rPr>
-          <w:rFonts w:ascii="Arial" w:hAnsi="Arial" w:cs="Arial"/>
-          <w:sz w:val="20"/>
-        </w:rPr>
-        <w:t xml:space="preserve"> - Relational: </w:t>
-      </w:r>
-      <w:proofErr w:type="spellStart"/>
-      <w:r>
-        <w:rPr>
-          <w:rStyle w:val="Strong"/>
-          <w:rFonts w:ascii="Arial" w:hAnsi="Arial" w:cs="Arial"/>
+          <w:rStyle w:val="Strong"/>
+          <w:rFonts w:ascii="Arial" w:hAnsi="Arial" w:cs="Arial"/>
+          <w:b w:val="0"/>
+          <w:sz w:val="20"/>
+        </w:rPr>
+      </w:pPr>
+      <w:r>
+        <w:rPr>
+          <w:rStyle w:val="Strong"/>
+          <w:rFonts w:ascii="Arial" w:hAnsi="Arial" w:cs="Arial"/>
+          <w:sz w:val="20"/>
+        </w:rPr>
+        <w:t>Data, Messaging &amp; Search - Relational</w:t>
+      </w:r>
+      <w:r>
+        <w:rPr>
+          <w:rStyle w:val="Strong"/>
+          <w:rFonts w:ascii="Arial" w:hAnsi="Arial" w:cs="Arial"/>
+          <w:b w:val="0"/>
+          <w:sz w:val="20"/>
+        </w:rPr>
+        <w:t xml:space="preserve">: </w:t>
+      </w:r>
+      <w:proofErr w:type="spellStart"/>
+      <w:r>
+        <w:rPr>
+          <w:rStyle w:val="Strong"/>
+          <w:rFonts w:ascii="Arial" w:hAnsi="Arial" w:cs="Arial"/>
+          <w:b w:val="0"/>
           <w:sz w:val="20"/>
         </w:rPr>
         <w:t>PostgreSQL</w:t>
@@ -639,53 +663,142 @@
       <w:proofErr w:type="spellEnd"/>
       <w:r>
         <w:rPr>
-          <w:rFonts w:ascii="Arial" w:hAnsi="Arial" w:cs="Arial"/>
+          <w:rStyle w:val="Strong"/>
+          <w:rFonts w:ascii="Arial" w:hAnsi="Arial" w:cs="Arial"/>
+          <w:b w:val="0"/>
+          <w:sz w:val="20"/>
+        </w:rPr>
+        <w:t xml:space="preserve">, MySQL, SQL Server, </w:t>
+      </w:r>
+      <w:proofErr w:type="spellStart"/>
+      <w:r>
+        <w:rPr>
+          <w:rStyle w:val="Strong"/>
+          <w:rFonts w:ascii="Arial" w:hAnsi="Arial" w:cs="Arial"/>
+          <w:sz w:val="20"/>
+        </w:rPr>
+        <w:t>NoSQL</w:t>
+      </w:r>
+      <w:proofErr w:type="spellEnd"/>
+      <w:r>
+        <w:rPr>
+          <w:rStyle w:val="Strong"/>
+          <w:rFonts w:ascii="Arial" w:hAnsi="Arial" w:cs="Arial"/>
+          <w:b w:val="0"/>
+          <w:sz w:val="20"/>
+        </w:rPr>
+        <w:t xml:space="preserve">: </w:t>
+      </w:r>
+      <w:proofErr w:type="spellStart"/>
+      <w:r>
+        <w:rPr>
+          <w:rStyle w:val="Strong"/>
+          <w:rFonts w:ascii="Arial" w:hAnsi="Arial" w:cs="Arial"/>
+          <w:b w:val="0"/>
+          <w:sz w:val="20"/>
+        </w:rPr>
+        <w:t>Redis</w:t>
+      </w:r>
+      <w:proofErr w:type="spellEnd"/>
+      <w:r>
+        <w:rPr>
+          <w:rStyle w:val="Strong"/>
+          <w:rFonts w:ascii="Arial" w:hAnsi="Arial" w:cs="Arial"/>
+          <w:b w:val="0"/>
           <w:sz w:val="20"/>
         </w:rPr>
         <w:t xml:space="preserve">, </w:t>
       </w:r>
-      <w:r>
-        <w:rPr>
-          <w:rStyle w:val="Strong"/>
-          <w:rFonts w:ascii="Arial" w:hAnsi="Arial" w:cs="Arial"/>
-          <w:sz w:val="20"/>
-        </w:rPr>
-        <w:t>MySQL</w:t>
-      </w:r>
-      <w:r>
-        <w:rPr>
-          <w:rFonts w:ascii="Arial" w:hAnsi="Arial" w:cs="Arial"/>
+      <w:proofErr w:type="spellStart"/>
+      <w:r>
+        <w:rPr>
+          <w:rStyle w:val="Strong"/>
+          <w:rFonts w:ascii="Arial" w:hAnsi="Arial" w:cs="Arial"/>
+          <w:b w:val="0"/>
+          <w:sz w:val="20"/>
+        </w:rPr>
+        <w:t>MongoDB</w:t>
+      </w:r>
+      <w:proofErr w:type="spellEnd"/>
+      <w:r>
+        <w:rPr>
+          <w:rStyle w:val="Strong"/>
+          <w:rFonts w:ascii="Arial" w:hAnsi="Arial" w:cs="Arial"/>
+          <w:b w:val="0"/>
           <w:sz w:val="20"/>
         </w:rPr>
         <w:t xml:space="preserve">, </w:t>
       </w:r>
-      <w:r>
-        <w:rPr>
-          <w:rStyle w:val="Strong"/>
-          <w:rFonts w:ascii="Arial" w:hAnsi="Arial" w:cs="Arial"/>
-          <w:sz w:val="20"/>
-        </w:rPr>
-        <w:t>SQL Server</w:t>
-      </w:r>
-      <w:r>
-        <w:rPr>
-          <w:rFonts w:ascii="Arial" w:hAnsi="Arial" w:cs="Arial"/>
+      <w:proofErr w:type="spellStart"/>
+      <w:r>
+        <w:rPr>
+          <w:rStyle w:val="Strong"/>
+          <w:rFonts w:ascii="Arial" w:hAnsi="Arial" w:cs="Arial"/>
+          <w:b w:val="0"/>
+          <w:sz w:val="20"/>
+        </w:rPr>
+        <w:t>DynamoDB</w:t>
+      </w:r>
+      <w:proofErr w:type="spellEnd"/>
+      <w:r>
+        <w:rPr>
+          <w:rStyle w:val="Strong"/>
+          <w:rFonts w:ascii="Arial" w:hAnsi="Arial" w:cs="Arial"/>
+          <w:b w:val="0"/>
           <w:sz w:val="20"/>
         </w:rPr>
         <w:t xml:space="preserve">, </w:t>
       </w:r>
-      <w:proofErr w:type="spellStart"/>
-      <w:r>
-        <w:rPr>
-          <w:rFonts w:ascii="Arial" w:hAnsi="Arial" w:cs="Arial"/>
-          <w:sz w:val="20"/>
-        </w:rPr>
-        <w:t>NoSQL</w:t>
-      </w:r>
-      <w:proofErr w:type="spellEnd"/>
-      <w:r>
-        <w:rPr>
-          <w:rFonts w:ascii="Arial" w:hAnsi="Arial" w:cs="Arial"/>
+      <w:r>
+        <w:rPr>
+          <w:rStyle w:val="Strong"/>
+          <w:rFonts w:ascii="Arial" w:hAnsi="Arial" w:cs="Arial"/>
+          <w:sz w:val="20"/>
+        </w:rPr>
+        <w:t>Queues/streams</w:t>
+      </w:r>
+      <w:r>
+        <w:rPr>
+          <w:rStyle w:val="Strong"/>
+          <w:rFonts w:ascii="Arial" w:hAnsi="Arial" w:cs="Arial"/>
+          <w:b w:val="0"/>
+          <w:sz w:val="20"/>
+        </w:rPr>
+        <w:t xml:space="preserve">: AWS SQS/SNS, Kafka, </w:t>
+      </w:r>
+      <w:proofErr w:type="spellStart"/>
+      <w:r>
+        <w:rPr>
+          <w:rStyle w:val="Strong"/>
+          <w:rFonts w:ascii="Arial" w:hAnsi="Arial" w:cs="Arial"/>
+          <w:b w:val="0"/>
+          <w:sz w:val="20"/>
+        </w:rPr>
+        <w:t>RabbitMQ</w:t>
+      </w:r>
+      <w:proofErr w:type="spellEnd"/>
+      <w:r>
+        <w:rPr>
+          <w:rStyle w:val="Strong"/>
+          <w:rFonts w:ascii="Arial" w:hAnsi="Arial" w:cs="Arial"/>
+          <w:b w:val="0"/>
+          <w:sz w:val="20"/>
+        </w:rPr>
+        <w:t xml:space="preserve">, </w:t>
+      </w:r>
+      <w:r>
+        <w:rPr>
+          <w:rStyle w:val="Strong"/>
+          <w:rFonts w:ascii="Arial" w:hAnsi="Arial" w:cs="Arial"/>
+          <w:sz w:val="20"/>
+        </w:rPr>
+        <w:t>Search</w:t>
+      </w:r>
+      <w:r>
+        <w:rPr>
+          <w:rStyle w:val="Strong"/>
+          <w:rFonts w:ascii="Arial" w:hAnsi="Arial" w:cs="Arial"/>
+          <w:b w:val="0"/>
           <w:sz w:val="20"/>
         </w:rPr>
         <w:t xml:space="preserve">: </w:t>
@@ -695,104 +808,7 @@
         <w:rPr>
           <w:rStyle w:val="Strong"/>
           <w:rFonts w:ascii="Arial" w:hAnsi="Arial" w:cs="Arial"/>
-          <w:sz w:val="20"/>
-        </w:rPr>
-        <w:t>Redis</w:t>
-      </w:r>
-      <w:proofErr w:type="spellEnd"/>
-      <w:r>
-        <w:rPr>
-          <w:rFonts w:ascii="Arial" w:hAnsi="Arial" w:cs="Arial"/>
-          <w:sz w:val="20"/>
-        </w:rPr>
-        <w:t xml:space="preserve">, </w:t>
-      </w:r>
-      <w:proofErr w:type="spellStart"/>
-      <w:r>
-        <w:rPr>
-          <w:rStyle w:val="Strong"/>
-          <w:rFonts w:ascii="Arial" w:hAnsi="Arial" w:cs="Arial"/>
-          <w:sz w:val="20"/>
-        </w:rPr>
-        <w:t>MongoDB</w:t>
-      </w:r>
-      <w:proofErr w:type="spellEnd"/>
-      <w:r>
-        <w:rPr>
-          <w:rFonts w:ascii="Arial" w:hAnsi="Arial" w:cs="Arial"/>
-          <w:sz w:val="20"/>
-        </w:rPr>
-        <w:t xml:space="preserve">, </w:t>
-      </w:r>
-      <w:proofErr w:type="spellStart"/>
-      <w:r>
-        <w:rPr>
-          <w:rStyle w:val="Strong"/>
-          <w:rFonts w:ascii="Arial" w:hAnsi="Arial" w:cs="Arial"/>
-          <w:sz w:val="20"/>
-        </w:rPr>
-        <w:t>DynamoDB</w:t>
-      </w:r>
-      <w:proofErr w:type="spellEnd"/>
-      <w:r>
-        <w:rPr>
-          <w:rFonts w:ascii="Arial" w:hAnsi="Arial" w:cs="Arial"/>
-          <w:sz w:val="20"/>
-        </w:rPr>
-        <w:t xml:space="preserve">, Queues/streams: </w:t>
-      </w:r>
-      <w:r>
-        <w:rPr>
-          <w:rStyle w:val="Strong"/>
-          <w:rFonts w:ascii="Arial" w:hAnsi="Arial" w:cs="Arial"/>
-          <w:sz w:val="20"/>
-        </w:rPr>
-        <w:t>AWS SQS/SNS</w:t>
-      </w:r>
-      <w:r>
-        <w:rPr>
-          <w:rFonts w:ascii="Arial" w:hAnsi="Arial" w:cs="Arial"/>
-          <w:sz w:val="20"/>
-        </w:rPr>
-        <w:t xml:space="preserve">, </w:t>
-      </w:r>
-      <w:r>
-        <w:rPr>
-          <w:rStyle w:val="Strong"/>
-          <w:rFonts w:ascii="Arial" w:hAnsi="Arial" w:cs="Arial"/>
-          <w:sz w:val="20"/>
-        </w:rPr>
-        <w:t>Kafka</w:t>
-      </w:r>
-      <w:r>
-        <w:rPr>
-          <w:rFonts w:ascii="Arial" w:hAnsi="Arial" w:cs="Arial"/>
-          <w:sz w:val="20"/>
-        </w:rPr>
-        <w:t xml:space="preserve">, </w:t>
-      </w:r>
-      <w:proofErr w:type="spellStart"/>
-      <w:r>
-        <w:rPr>
-          <w:rStyle w:val="Strong"/>
-          <w:rFonts w:ascii="Arial" w:hAnsi="Arial" w:cs="Arial"/>
-          <w:sz w:val="20"/>
-        </w:rPr>
-        <w:t>RabbitMQ</w:t>
-      </w:r>
-      <w:proofErr w:type="spellEnd"/>
-      <w:r>
-        <w:rPr>
-          <w:rFonts w:ascii="Arial" w:hAnsi="Arial" w:cs="Arial"/>
-          <w:sz w:val="20"/>
-        </w:rPr>
-        <w:t xml:space="preserve">, Search: </w:t>
-      </w:r>
-      <w:proofErr w:type="spellStart"/>
-      <w:r>
-        <w:rPr>
-          <w:rStyle w:val="Strong"/>
-          <w:rFonts w:ascii="Arial" w:hAnsi="Arial" w:cs="Arial"/>
+          <w:b w:val="0"/>
           <w:sz w:val="20"/>
         </w:rPr>
         <w:t>Elasticsearch</w:t>
@@ -800,46 +816,19 @@
       <w:proofErr w:type="spellEnd"/>
       <w:r>
         <w:rPr>
-          <w:rFonts w:ascii="Arial" w:hAnsi="Arial" w:cs="Arial"/>
-          <w:sz w:val="20"/>
-        </w:rPr>
-        <w:t xml:space="preserve">, </w:t>
-      </w:r>
-      <w:r>
-        <w:rPr>
-          <w:rStyle w:val="Strong"/>
-          <w:rFonts w:ascii="Arial" w:hAnsi="Arial" w:cs="Arial"/>
-          <w:sz w:val="20"/>
-        </w:rPr>
-        <w:t>OpenSearch</w:t>
-      </w:r>
-      <w:r>
-        <w:rPr>
-          <w:rFonts w:ascii="Arial" w:hAnsi="Arial" w:cs="Arial"/>
-          <w:sz w:val="20"/>
-        </w:rPr>
-        <w:t xml:space="preserve">, Analytics: </w:t>
-      </w:r>
-      <w:r>
-        <w:rPr>
-          <w:rStyle w:val="Strong"/>
-          <w:rFonts w:ascii="Arial" w:hAnsi="Arial" w:cs="Arial"/>
-          <w:sz w:val="20"/>
-        </w:rPr>
-        <w:t>Redshift</w:t>
-      </w:r>
-      <w:r>
-        <w:rPr>
-          <w:rFonts w:ascii="Arial" w:hAnsi="Arial" w:cs="Arial"/>
-          <w:sz w:val="20"/>
-        </w:rPr>
-        <w:t xml:space="preserve">, </w:t>
-      </w:r>
-      <w:proofErr w:type="spellStart"/>
-      <w:r>
-        <w:rPr>
-          <w:rStyle w:val="Strong"/>
-          <w:rFonts w:ascii="Arial" w:hAnsi="Arial" w:cs="Arial"/>
+          <w:rStyle w:val="Strong"/>
+          <w:rFonts w:ascii="Arial" w:hAnsi="Arial" w:cs="Arial"/>
+          <w:b w:val="0"/>
+          <w:sz w:val="20"/>
+        </w:rPr>
+        <w:t xml:space="preserve">, OpenSearch, Analytics: Redshift, </w:t>
+      </w:r>
+      <w:proofErr w:type="spellStart"/>
+      <w:r>
+        <w:rPr>
+          <w:rStyle w:val="Strong"/>
+          <w:rFonts w:ascii="Arial" w:hAnsi="Arial" w:cs="Arial"/>
+          <w:b w:val="0"/>
           <w:sz w:val="20"/>
         </w:rPr>
         <w:t>BigQuery</w:t>
@@ -855,7 +844,9 @@
         </w:numPr>
         <w:jc w:val="both"/>
         <w:rPr>
-          <w:rFonts w:ascii="Arial" w:hAnsi="Arial" w:cs="Arial"/>
+          <w:rStyle w:val="Strong"/>
+          <w:rFonts w:ascii="Arial" w:hAnsi="Arial" w:cs="Arial"/>
+          <w:b w:val="0"/>
           <w:sz w:val="20"/>
         </w:rPr>
       </w:pPr>
@@ -879,24 +870,27 @@
       <w:proofErr w:type="spellEnd"/>
       <w:r>
         <w:rPr>
-          <w:rFonts w:ascii="Arial" w:hAnsi="Arial" w:cs="Arial"/>
-          <w:sz w:val="20"/>
-        </w:rPr>
-        <w:t xml:space="preserve"> - </w:t>
-      </w:r>
-      <w:r>
-        <w:rPr>
-          <w:rStyle w:val="Strong"/>
-          <w:rFonts w:ascii="Arial" w:hAnsi="Arial" w:cs="Arial"/>
-          <w:sz w:val="20"/>
-        </w:rPr>
-        <w:t xml:space="preserve">AWS (primary): EKS, ECS, EC2, Lambda, API Gateway, S3, </w:t>
-      </w:r>
-      <w:proofErr w:type="spellStart"/>
-      <w:r>
-        <w:rPr>
-          <w:rStyle w:val="Strong"/>
-          <w:rFonts w:ascii="Arial" w:hAnsi="Arial" w:cs="Arial"/>
+          <w:rStyle w:val="Strong"/>
+          <w:rFonts w:ascii="Arial" w:hAnsi="Arial" w:cs="Arial"/>
+          <w:sz w:val="20"/>
+        </w:rPr>
+        <w:t xml:space="preserve"> - AWS</w:t>
+      </w:r>
+      <w:r>
+        <w:rPr>
+          <w:rStyle w:val="Strong"/>
+          <w:rFonts w:ascii="Arial" w:hAnsi="Arial" w:cs="Arial"/>
+          <w:b w:val="0"/>
+          <w:sz w:val="20"/>
+        </w:rPr>
+        <w:t xml:space="preserve">: EKS, ECS, EC2, Lambda, API Gateway, S3, </w:t>
+      </w:r>
+      <w:proofErr w:type="spellStart"/>
+      <w:r>
+        <w:rPr>
+          <w:rStyle w:val="Strong"/>
+          <w:rFonts w:ascii="Arial" w:hAnsi="Arial" w:cs="Arial"/>
+          <w:b w:val="0"/>
           <w:sz w:val="20"/>
         </w:rPr>
         <w:t>CloudFront</w:t>
@@ -906,6 +900,7 @@
         <w:rPr>
           <w:rStyle w:val="Strong"/>
           <w:rFonts w:ascii="Arial" w:hAnsi="Arial" w:cs="Arial"/>
+          <w:b w:val="0"/>
           <w:sz w:val="20"/>
         </w:rPr>
         <w:t xml:space="preserve">, RDS, </w:t>
@@ -915,6 +910,7 @@
         <w:rPr>
           <w:rStyle w:val="Strong"/>
           <w:rFonts w:ascii="Arial" w:hAnsi="Arial" w:cs="Arial"/>
+          <w:b w:val="0"/>
           <w:sz w:val="20"/>
         </w:rPr>
         <w:t>DynamoDB</w:t>
@@ -924,6 +920,7 @@
         <w:rPr>
           <w:rStyle w:val="Strong"/>
           <w:rFonts w:ascii="Arial" w:hAnsi="Arial" w:cs="Arial"/>
+          <w:b w:val="0"/>
           <w:sz w:val="20"/>
         </w:rPr>
         <w:t xml:space="preserve">, </w:t>
@@ -933,6 +930,7 @@
         <w:rPr>
           <w:rStyle w:val="Strong"/>
           <w:rFonts w:ascii="Arial" w:hAnsi="Arial" w:cs="Arial"/>
+          <w:b w:val="0"/>
           <w:sz w:val="20"/>
         </w:rPr>
         <w:t>ElastiCache</w:t>
@@ -942,6 +940,7 @@
         <w:rPr>
           <w:rStyle w:val="Strong"/>
           <w:rFonts w:ascii="Arial" w:hAnsi="Arial" w:cs="Arial"/>
+          <w:b w:val="0"/>
           <w:sz w:val="20"/>
         </w:rPr>
         <w:t xml:space="preserve">, </w:t>
@@ -951,6 +950,7 @@
         <w:rPr>
           <w:rStyle w:val="Strong"/>
           <w:rFonts w:ascii="Arial" w:hAnsi="Arial" w:cs="Arial"/>
+          <w:b w:val="0"/>
           <w:sz w:val="20"/>
         </w:rPr>
         <w:t>EventBridge</w:t>
@@ -960,21 +960,51 @@
         <w:rPr>
           <w:rStyle w:val="Strong"/>
           <w:rFonts w:ascii="Arial" w:hAnsi="Arial" w:cs="Arial"/>
-          <w:sz w:val="20"/>
-        </w:rPr>
-        <w:t>, Step Functions, IAM</w:t>
-      </w:r>
-      <w:r>
-        <w:rPr>
-          <w:rFonts w:ascii="Arial" w:hAnsi="Arial" w:cs="Arial"/>
-          <w:sz w:val="20"/>
-        </w:rPr>
-        <w:t xml:space="preserve">, Azure: AKS, App Service, Azure SQL, Service Bus, Key Vault, Application Insights, GCP: GKE, Cloud Run, Pub/Sub, Cloud Storage, </w:t>
-      </w:r>
-      <w:proofErr w:type="spellStart"/>
-      <w:r>
-        <w:rPr>
-          <w:rFonts w:ascii="Arial" w:hAnsi="Arial" w:cs="Arial"/>
+          <w:b w:val="0"/>
+          <w:sz w:val="20"/>
+        </w:rPr>
+        <w:t xml:space="preserve">, Step Functions, IAM, </w:t>
+      </w:r>
+      <w:r>
+        <w:rPr>
+          <w:rStyle w:val="Strong"/>
+          <w:rFonts w:ascii="Arial" w:hAnsi="Arial" w:cs="Arial"/>
+          <w:sz w:val="20"/>
+        </w:rPr>
+        <w:t>Azure</w:t>
+      </w:r>
+      <w:r>
+        <w:rPr>
+          <w:rStyle w:val="Strong"/>
+          <w:rFonts w:ascii="Arial" w:hAnsi="Arial" w:cs="Arial"/>
+          <w:b w:val="0"/>
+          <w:sz w:val="20"/>
+        </w:rPr>
+        <w:t xml:space="preserve">: AKS, App Service, Azure SQL, Service Bus, Key Vault, Application Insights, </w:t>
+      </w:r>
+      <w:r>
+        <w:rPr>
+          <w:rStyle w:val="Strong"/>
+          <w:rFonts w:ascii="Arial" w:hAnsi="Arial" w:cs="Arial"/>
+          <w:sz w:val="20"/>
+        </w:rPr>
+        <w:t>GCP</w:t>
+      </w:r>
+      <w:r>
+        <w:rPr>
+          <w:rStyle w:val="Strong"/>
+          <w:rFonts w:ascii="Arial" w:hAnsi="Arial" w:cs="Arial"/>
+          <w:b w:val="0"/>
+          <w:sz w:val="20"/>
+        </w:rPr>
+        <w:t xml:space="preserve">: GKE, Cloud Run, Pub/Sub, Cloud Storage, </w:t>
+      </w:r>
+      <w:proofErr w:type="spellStart"/>
+      <w:r>
+        <w:rPr>
+          <w:rStyle w:val="Strong"/>
+          <w:rFonts w:ascii="Arial" w:hAnsi="Arial" w:cs="Arial"/>
+          <w:b w:val="0"/>
           <w:sz w:val="20"/>
         </w:rPr>
         <w:t>BigQuery</w:t>
@@ -982,7 +1012,9 @@
       <w:proofErr w:type="spellEnd"/>
       <w:r>
         <w:rPr>
-          <w:rFonts w:ascii="Arial" w:hAnsi="Arial" w:cs="Arial"/>
+          <w:rStyle w:val="Strong"/>
+          <w:rFonts w:ascii="Arial" w:hAnsi="Arial" w:cs="Arial"/>
+          <w:b w:val="0"/>
           <w:sz w:val="20"/>
         </w:rPr>
         <w:t xml:space="preserve"> (consumer/integrator), </w:t>
@@ -992,6 +1024,7 @@
         <w:rPr>
           <w:rStyle w:val="Strong"/>
           <w:rFonts w:ascii="Arial" w:hAnsi="Arial" w:cs="Arial"/>
+          <w:b w:val="0"/>
           <w:sz w:val="20"/>
         </w:rPr>
         <w:t>Docker</w:t>
@@ -999,7 +1032,9 @@
       <w:proofErr w:type="spellEnd"/>
       <w:r>
         <w:rPr>
-          <w:rFonts w:ascii="Arial" w:hAnsi="Arial" w:cs="Arial"/>
+          <w:rStyle w:val="Strong"/>
+          <w:rFonts w:ascii="Arial" w:hAnsi="Arial" w:cs="Arial"/>
+          <w:b w:val="0"/>
           <w:sz w:val="20"/>
         </w:rPr>
         <w:t xml:space="preserve">, </w:t>
@@ -1009,6 +1044,7 @@
         <w:rPr>
           <w:rStyle w:val="Strong"/>
           <w:rFonts w:ascii="Arial" w:hAnsi="Arial" w:cs="Arial"/>
+          <w:b w:val="0"/>
           <w:sz w:val="20"/>
         </w:rPr>
         <w:t>Kubernetes</w:t>
@@ -1016,7 +1052,9 @@
       <w:proofErr w:type="spellEnd"/>
       <w:r>
         <w:rPr>
-          <w:rFonts w:ascii="Arial" w:hAnsi="Arial" w:cs="Arial"/>
+          <w:rStyle w:val="Strong"/>
+          <w:rFonts w:ascii="Arial" w:hAnsi="Arial" w:cs="Arial"/>
+          <w:b w:val="0"/>
           <w:sz w:val="20"/>
         </w:rPr>
         <w:t xml:space="preserve">, Helm, Argo CD, </w:t>
@@ -1024,7 +1062,9 @@
       <w:proofErr w:type="spellStart"/>
       <w:r>
         <w:rPr>
-          <w:rFonts w:ascii="Arial" w:hAnsi="Arial" w:cs="Arial"/>
+          <w:rStyle w:val="Strong"/>
+          <w:rFonts w:ascii="Arial" w:hAnsi="Arial" w:cs="Arial"/>
+          <w:b w:val="0"/>
           <w:sz w:val="20"/>
         </w:rPr>
         <w:t>GitOps</w:t>
@@ -1032,7 +1072,9 @@
       <w:proofErr w:type="spellEnd"/>
       <w:r>
         <w:rPr>
-          <w:rFonts w:ascii="Arial" w:hAnsi="Arial" w:cs="Arial"/>
+          <w:rStyle w:val="Strong"/>
+          <w:rFonts w:ascii="Arial" w:hAnsi="Arial" w:cs="Arial"/>
+          <w:b w:val="0"/>
           <w:sz w:val="20"/>
         </w:rPr>
         <w:t xml:space="preserve">, </w:t>
@@ -1040,7 +1082,9 @@
       <w:proofErr w:type="spellStart"/>
       <w:r>
         <w:rPr>
-          <w:rFonts w:ascii="Arial" w:hAnsi="Arial" w:cs="Arial"/>
+          <w:rStyle w:val="Strong"/>
+          <w:rFonts w:ascii="Arial" w:hAnsi="Arial" w:cs="Arial"/>
+          <w:b w:val="0"/>
           <w:sz w:val="20"/>
         </w:rPr>
         <w:t>Terraform</w:t>
@@ -1048,7 +1092,9 @@
       <w:proofErr w:type="spellEnd"/>
       <w:r>
         <w:rPr>
-          <w:rFonts w:ascii="Arial" w:hAnsi="Arial" w:cs="Arial"/>
+          <w:rStyle w:val="Strong"/>
+          <w:rFonts w:ascii="Arial" w:hAnsi="Arial" w:cs="Arial"/>
+          <w:b w:val="0"/>
           <w:sz w:val="20"/>
         </w:rPr>
         <w:t xml:space="preserve">, </w:t>
@@ -1056,7 +1102,9 @@
       <w:proofErr w:type="spellStart"/>
       <w:r>
         <w:rPr>
-          <w:rFonts w:ascii="Arial" w:hAnsi="Arial" w:cs="Arial"/>
+          <w:rStyle w:val="Strong"/>
+          <w:rFonts w:ascii="Arial" w:hAnsi="Arial" w:cs="Arial"/>
+          <w:b w:val="0"/>
           <w:sz w:val="20"/>
         </w:rPr>
         <w:t>CloudFormation</w:t>
@@ -1064,15 +1112,36 @@
       <w:proofErr w:type="spellEnd"/>
       <w:r>
         <w:rPr>
-          <w:rFonts w:ascii="Arial" w:hAnsi="Arial" w:cs="Arial"/>
-          <w:sz w:val="20"/>
-        </w:rPr>
-        <w:t xml:space="preserve">, CI/CD: </w:t>
-      </w:r>
-      <w:proofErr w:type="spellStart"/>
-      <w:r>
-        <w:rPr>
-          <w:rFonts w:ascii="Arial" w:hAnsi="Arial" w:cs="Arial"/>
+          <w:rStyle w:val="Strong"/>
+          <w:rFonts w:ascii="Arial" w:hAnsi="Arial" w:cs="Arial"/>
+          <w:b w:val="0"/>
+          <w:sz w:val="20"/>
+        </w:rPr>
+        <w:t xml:space="preserve">, </w:t>
+      </w:r>
+      <w:r>
+        <w:rPr>
+          <w:rStyle w:val="Strong"/>
+          <w:rFonts w:ascii="Arial" w:hAnsi="Arial" w:cs="Arial"/>
+          <w:sz w:val="20"/>
+        </w:rPr>
+        <w:t>CI/CD</w:t>
+      </w:r>
+      <w:r>
+        <w:rPr>
+          <w:rStyle w:val="Strong"/>
+          <w:rFonts w:ascii="Arial" w:hAnsi="Arial" w:cs="Arial"/>
+          <w:b w:val="0"/>
+          <w:sz w:val="20"/>
+        </w:rPr>
+        <w:t xml:space="preserve">: </w:t>
+      </w:r>
+      <w:proofErr w:type="spellStart"/>
+      <w:r>
+        <w:rPr>
+          <w:rStyle w:val="Strong"/>
+          <w:rFonts w:ascii="Arial" w:hAnsi="Arial" w:cs="Arial"/>
+          <w:b w:val="0"/>
           <w:sz w:val="20"/>
         </w:rPr>
         <w:t>GitHub</w:t>
@@ -1080,7 +1149,9 @@
       <w:proofErr w:type="spellEnd"/>
       <w:r>
         <w:rPr>
-          <w:rFonts w:ascii="Arial" w:hAnsi="Arial" w:cs="Arial"/>
+          <w:rStyle w:val="Strong"/>
+          <w:rFonts w:ascii="Arial" w:hAnsi="Arial" w:cs="Arial"/>
+          <w:b w:val="0"/>
           <w:sz w:val="20"/>
         </w:rPr>
         <w:t xml:space="preserve"> Actions, </w:t>
@@ -1088,7 +1159,9 @@
       <w:proofErr w:type="spellStart"/>
       <w:r>
         <w:rPr>
-          <w:rFonts w:ascii="Arial" w:hAnsi="Arial" w:cs="Arial"/>
+          <w:rStyle w:val="Strong"/>
+          <w:rFonts w:ascii="Arial" w:hAnsi="Arial" w:cs="Arial"/>
+          <w:b w:val="0"/>
           <w:sz w:val="20"/>
         </w:rPr>
         <w:t>GitLab</w:t>
@@ -1096,7 +1169,9 @@
       <w:proofErr w:type="spellEnd"/>
       <w:r>
         <w:rPr>
-          <w:rFonts w:ascii="Arial" w:hAnsi="Arial" w:cs="Arial"/>
+          <w:rStyle w:val="Strong"/>
+          <w:rFonts w:ascii="Arial" w:hAnsi="Arial" w:cs="Arial"/>
+          <w:b w:val="0"/>
           <w:sz w:val="20"/>
         </w:rPr>
         <w:t xml:space="preserve"> CI, Jenkins, Azure </w:t>
@@ -1104,7 +1179,9 @@
       <w:proofErr w:type="spellStart"/>
       <w:r>
         <w:rPr>
-          <w:rFonts w:ascii="Arial" w:hAnsi="Arial" w:cs="Arial"/>
+          <w:rStyle w:val="Strong"/>
+          <w:rFonts w:ascii="Arial" w:hAnsi="Arial" w:cs="Arial"/>
+          <w:b w:val="0"/>
           <w:sz w:val="20"/>
         </w:rPr>
         <w:t>DevOps</w:t>
@@ -1112,7 +1189,9 @@
       <w:proofErr w:type="spellEnd"/>
       <w:r>
         <w:rPr>
-          <w:rFonts w:ascii="Arial" w:hAnsi="Arial" w:cs="Arial"/>
+          <w:rStyle w:val="Strong"/>
+          <w:rFonts w:ascii="Arial" w:hAnsi="Arial" w:cs="Arial"/>
+          <w:b w:val="0"/>
           <w:sz w:val="20"/>
         </w:rPr>
         <w:t xml:space="preserve">, </w:t>
@@ -1120,7 +1199,9 @@
       <w:proofErr w:type="spellStart"/>
       <w:r>
         <w:rPr>
-          <w:rFonts w:ascii="Arial" w:hAnsi="Arial" w:cs="Arial"/>
+          <w:rStyle w:val="Strong"/>
+          <w:rFonts w:ascii="Arial" w:hAnsi="Arial" w:cs="Arial"/>
+          <w:b w:val="0"/>
           <w:sz w:val="20"/>
         </w:rPr>
         <w:t>CircleCI</w:t>
@@ -1137,6 +1218,7 @@
         <w:jc w:val="both"/>
         <w:rPr>
           <w:rFonts w:ascii="Arial" w:hAnsi="Arial" w:cs="Arial"/>
+          <w:b/>
           <w:sz w:val="20"/>
         </w:rPr>
       </w:pPr>
@@ -1156,20 +1238,14 @@
           <w:rFonts w:ascii="Arial" w:hAnsi="Arial" w:cs="Arial"/>
           <w:sz w:val="20"/>
         </w:rPr>
-        <w:t>, Quality &amp; Security</w:t>
-      </w:r>
-      <w:r>
-        <w:rPr>
-          <w:rFonts w:ascii="Arial" w:hAnsi="Arial" w:cs="Arial"/>
-          <w:sz w:val="20"/>
-        </w:rPr>
-        <w:t xml:space="preserve"> - </w:t>
-      </w:r>
-      <w:proofErr w:type="spellStart"/>
-      <w:r>
-        <w:rPr>
-          <w:rStyle w:val="Strong"/>
-          <w:rFonts w:ascii="Arial" w:hAnsi="Arial" w:cs="Arial"/>
+        <w:t xml:space="preserve">, Quality &amp; Security - </w:t>
+      </w:r>
+      <w:proofErr w:type="spellStart"/>
+      <w:r>
+        <w:rPr>
+          <w:rStyle w:val="Strong"/>
+          <w:rFonts w:ascii="Arial" w:hAnsi="Arial" w:cs="Arial"/>
+          <w:b w:val="0"/>
           <w:sz w:val="20"/>
         </w:rPr>
         <w:t>OpenTelemetry</w:t>
@@ -1177,7 +1253,9 @@
       <w:proofErr w:type="spellEnd"/>
       <w:r>
         <w:rPr>
-          <w:rFonts w:ascii="Arial" w:hAnsi="Arial" w:cs="Arial"/>
+          <w:rStyle w:val="Strong"/>
+          <w:rFonts w:ascii="Arial" w:hAnsi="Arial" w:cs="Arial"/>
+          <w:b w:val="0"/>
           <w:sz w:val="20"/>
         </w:rPr>
         <w:t xml:space="preserve">, </w:t>
@@ -1187,6 +1265,7 @@
         <w:rPr>
           <w:rStyle w:val="Strong"/>
           <w:rFonts w:ascii="Arial" w:hAnsi="Arial" w:cs="Arial"/>
+          <w:b w:val="0"/>
           <w:sz w:val="20"/>
         </w:rPr>
         <w:t>Datadog</w:t>
@@ -1194,31 +1273,19 @@
       <w:proofErr w:type="spellEnd"/>
       <w:r>
         <w:rPr>
-          <w:rFonts w:ascii="Arial" w:hAnsi="Arial" w:cs="Arial"/>
-          <w:sz w:val="20"/>
-        </w:rPr>
-        <w:t xml:space="preserve">, </w:t>
-      </w:r>
-      <w:r>
-        <w:rPr>
-          <w:rStyle w:val="Strong"/>
-          <w:rFonts w:ascii="Arial" w:hAnsi="Arial" w:cs="Arial"/>
-          <w:sz w:val="20"/>
-        </w:rPr>
-        <w:t>Prometheus</w:t>
-      </w:r>
-      <w:r>
-        <w:rPr>
-          <w:rFonts w:ascii="Arial" w:hAnsi="Arial" w:cs="Arial"/>
-          <w:sz w:val="20"/>
-        </w:rPr>
-        <w:t xml:space="preserve">, </w:t>
-      </w:r>
-      <w:proofErr w:type="spellStart"/>
-      <w:r>
-        <w:rPr>
-          <w:rStyle w:val="Strong"/>
-          <w:rFonts w:ascii="Arial" w:hAnsi="Arial" w:cs="Arial"/>
+          <w:rStyle w:val="Strong"/>
+          <w:rFonts w:ascii="Arial" w:hAnsi="Arial" w:cs="Arial"/>
+          <w:b w:val="0"/>
+          <w:sz w:val="20"/>
+        </w:rPr>
+        <w:t xml:space="preserve">, Prometheus, </w:t>
+      </w:r>
+      <w:proofErr w:type="spellStart"/>
+      <w:r>
+        <w:rPr>
+          <w:rStyle w:val="Strong"/>
+          <w:rFonts w:ascii="Arial" w:hAnsi="Arial" w:cs="Arial"/>
+          <w:b w:val="0"/>
           <w:sz w:val="20"/>
         </w:rPr>
         <w:t>Grafana</w:t>
@@ -1226,7 +1293,9 @@
       <w:proofErr w:type="spellEnd"/>
       <w:r>
         <w:rPr>
-          <w:rFonts w:ascii="Arial" w:hAnsi="Arial" w:cs="Arial"/>
+          <w:rStyle w:val="Strong"/>
+          <w:rFonts w:ascii="Arial" w:hAnsi="Arial" w:cs="Arial"/>
+          <w:b w:val="0"/>
           <w:sz w:val="20"/>
         </w:rPr>
         <w:t xml:space="preserve">, ELK/EFK, </w:t>
@@ -1234,7 +1303,9 @@
       <w:proofErr w:type="spellStart"/>
       <w:r>
         <w:rPr>
-          <w:rFonts w:ascii="Arial" w:hAnsi="Arial" w:cs="Arial"/>
+          <w:rStyle w:val="Strong"/>
+          <w:rFonts w:ascii="Arial" w:hAnsi="Arial" w:cs="Arial"/>
+          <w:b w:val="0"/>
           <w:sz w:val="20"/>
         </w:rPr>
         <w:t>CloudWatch</w:t>
@@ -1242,106 +1313,53 @@
       <w:proofErr w:type="spellEnd"/>
       <w:r>
         <w:rPr>
-          <w:rFonts w:ascii="Arial" w:hAnsi="Arial" w:cs="Arial"/>
-          <w:sz w:val="20"/>
-        </w:rPr>
-        <w:t xml:space="preserve">, structured logging, Testing: </w:t>
-      </w:r>
-      <w:r>
-        <w:rPr>
-          <w:rStyle w:val="Strong"/>
-          <w:rFonts w:ascii="Arial" w:hAnsi="Arial" w:cs="Arial"/>
-          <w:sz w:val="20"/>
-        </w:rPr>
-        <w:t>Jest</w:t>
-      </w:r>
-      <w:r>
-        <w:rPr>
-          <w:rFonts w:ascii="Arial" w:hAnsi="Arial" w:cs="Arial"/>
-          <w:sz w:val="20"/>
-        </w:rPr>
-        <w:t xml:space="preserve">, </w:t>
-      </w:r>
-      <w:r>
-        <w:rPr>
-          <w:rStyle w:val="Strong"/>
-          <w:rFonts w:ascii="Arial" w:hAnsi="Arial" w:cs="Arial"/>
-          <w:sz w:val="20"/>
-        </w:rPr>
-        <w:t>Mocha</w:t>
-      </w:r>
-      <w:r>
-        <w:rPr>
-          <w:rFonts w:ascii="Arial" w:hAnsi="Arial" w:cs="Arial"/>
-          <w:sz w:val="20"/>
-        </w:rPr>
-        <w:t xml:space="preserve">, </w:t>
-      </w:r>
-      <w:r>
-        <w:rPr>
-          <w:rStyle w:val="Strong"/>
-          <w:rFonts w:ascii="Arial" w:hAnsi="Arial" w:cs="Arial"/>
-          <w:sz w:val="20"/>
-        </w:rPr>
-        <w:t>Chai</w:t>
-      </w:r>
-      <w:r>
-        <w:rPr>
-          <w:rFonts w:ascii="Arial" w:hAnsi="Arial" w:cs="Arial"/>
-          <w:sz w:val="20"/>
-        </w:rPr>
-        <w:t xml:space="preserve">, React Testing Library, </w:t>
-      </w:r>
-      <w:r>
-        <w:rPr>
-          <w:rStyle w:val="Strong"/>
-          <w:rFonts w:ascii="Arial" w:hAnsi="Arial" w:cs="Arial"/>
-          <w:sz w:val="20"/>
-        </w:rPr>
-        <w:t>Cypress</w:t>
-      </w:r>
-      <w:r>
-        <w:rPr>
-          <w:rFonts w:ascii="Arial" w:hAnsi="Arial" w:cs="Arial"/>
-          <w:sz w:val="20"/>
-        </w:rPr>
-        <w:t xml:space="preserve">, </w:t>
-      </w:r>
-      <w:r>
-        <w:rPr>
-          <w:rStyle w:val="Strong"/>
-          <w:rFonts w:ascii="Arial" w:hAnsi="Arial" w:cs="Arial"/>
-          <w:sz w:val="20"/>
-        </w:rPr>
-        <w:t>Playwright</w:t>
-      </w:r>
-      <w:r>
-        <w:rPr>
-          <w:rFonts w:ascii="Arial" w:hAnsi="Arial" w:cs="Arial"/>
-          <w:sz w:val="20"/>
-        </w:rPr>
-        <w:t xml:space="preserve">, API contract tests (Pact-style), Security: </w:t>
-      </w:r>
-      <w:r>
-        <w:rPr>
-          <w:rStyle w:val="Strong"/>
-          <w:rFonts w:ascii="Arial" w:hAnsi="Arial" w:cs="Arial"/>
-          <w:sz w:val="20"/>
-        </w:rPr>
-        <w:t>OAuth2</w:t>
-      </w:r>
-      <w:r>
-        <w:rPr>
-          <w:rFonts w:ascii="Arial" w:hAnsi="Arial" w:cs="Arial"/>
-          <w:sz w:val="20"/>
-        </w:rPr>
-        <w:t xml:space="preserve">, </w:t>
-      </w:r>
-      <w:proofErr w:type="spellStart"/>
-      <w:r>
-        <w:rPr>
-          <w:rStyle w:val="Strong"/>
-          <w:rFonts w:ascii="Arial" w:hAnsi="Arial" w:cs="Arial"/>
+          <w:rStyle w:val="Strong"/>
+          <w:rFonts w:ascii="Arial" w:hAnsi="Arial" w:cs="Arial"/>
+          <w:b w:val="0"/>
+          <w:sz w:val="20"/>
+        </w:rPr>
+        <w:t xml:space="preserve">, structured logging, </w:t>
+      </w:r>
+      <w:r>
+        <w:rPr>
+          <w:rStyle w:val="Strong"/>
+          <w:rFonts w:ascii="Arial" w:hAnsi="Arial" w:cs="Arial"/>
+          <w:sz w:val="20"/>
+        </w:rPr>
+        <w:t>Testing</w:t>
+      </w:r>
+      <w:r>
+        <w:rPr>
+          <w:rStyle w:val="Strong"/>
+          <w:rFonts w:ascii="Arial" w:hAnsi="Arial" w:cs="Arial"/>
+          <w:b w:val="0"/>
+          <w:sz w:val="20"/>
+        </w:rPr>
+        <w:t xml:space="preserve">: Jest, Mocha, Chai, React Testing Library, Cypress, Playwright, API contract tests (Pact-style), </w:t>
+      </w:r>
+      <w:r>
+        <w:rPr>
+          <w:rStyle w:val="Strong"/>
+          <w:rFonts w:ascii="Arial" w:hAnsi="Arial" w:cs="Arial"/>
+          <w:sz w:val="20"/>
+        </w:rPr>
+        <w:t>Security</w:t>
+      </w:r>
+      <w:r>
+        <w:rPr>
+          <w:rStyle w:val="Strong"/>
+          <w:rFonts w:ascii="Arial" w:hAnsi="Arial" w:cs="Arial"/>
+          <w:b w:val="0"/>
+          <w:sz w:val="20"/>
+        </w:rPr>
+        <w:t xml:space="preserve">: OAuth2, </w:t>
+      </w:r>
+      <w:proofErr w:type="spellStart"/>
+      <w:r>
+        <w:rPr>
+          <w:rStyle w:val="Strong"/>
+          <w:rFonts w:ascii="Arial" w:hAnsi="Arial" w:cs="Arial"/>
+          <w:b w:val="0"/>
           <w:sz w:val="20"/>
         </w:rPr>
         <w:t>OpenID</w:t>
@@ -1351,36 +1369,17 @@
         <w:rPr>
           <w:rStyle w:val="Strong"/>
           <w:rFonts w:ascii="Arial" w:hAnsi="Arial" w:cs="Arial"/>
-          <w:sz w:val="20"/>
-        </w:rPr>
-        <w:t xml:space="preserve"> Connect</w:t>
-      </w:r>
-      <w:r>
-        <w:rPr>
-          <w:rFonts w:ascii="Arial" w:hAnsi="Arial" w:cs="Arial"/>
-          <w:sz w:val="20"/>
-        </w:rPr>
-        <w:t xml:space="preserve">, </w:t>
-      </w:r>
-      <w:r>
-        <w:rPr>
-          <w:rStyle w:val="Strong"/>
-          <w:rFonts w:ascii="Arial" w:hAnsi="Arial" w:cs="Arial"/>
-          <w:sz w:val="20"/>
-        </w:rPr>
-        <w:t>JWT</w:t>
-      </w:r>
-      <w:r>
-        <w:rPr>
-          <w:rFonts w:ascii="Arial" w:hAnsi="Arial" w:cs="Arial"/>
-          <w:sz w:val="20"/>
-        </w:rPr>
-        <w:t xml:space="preserve">, </w:t>
-      </w:r>
-      <w:proofErr w:type="spellStart"/>
-      <w:r>
-        <w:rPr>
-          <w:rFonts w:ascii="Arial" w:hAnsi="Arial" w:cs="Arial"/>
+          <w:b w:val="0"/>
+          <w:sz w:val="20"/>
+        </w:rPr>
+        <w:t xml:space="preserve"> Connect, JWT, </w:t>
+      </w:r>
+      <w:proofErr w:type="spellStart"/>
+      <w:r>
+        <w:rPr>
+          <w:rStyle w:val="Strong"/>
+          <w:rFonts w:ascii="Arial" w:hAnsi="Arial" w:cs="Arial"/>
+          <w:b w:val="0"/>
           <w:sz w:val="20"/>
         </w:rPr>
         <w:t>Okta</w:t>
@@ -1388,7 +1387,9 @@
       <w:proofErr w:type="spellEnd"/>
       <w:r>
         <w:rPr>
-          <w:rFonts w:ascii="Arial" w:hAnsi="Arial" w:cs="Arial"/>
+          <w:rStyle w:val="Strong"/>
+          <w:rFonts w:ascii="Arial" w:hAnsi="Arial" w:cs="Arial"/>
+          <w:b w:val="0"/>
           <w:sz w:val="20"/>
         </w:rPr>
         <w:t xml:space="preserve">, Auth0, AWS </w:t>
@@ -1396,7 +1397,9 @@
       <w:proofErr w:type="spellStart"/>
       <w:r>
         <w:rPr>
-          <w:rFonts w:ascii="Arial" w:hAnsi="Arial" w:cs="Arial"/>
+          <w:rStyle w:val="Strong"/>
+          <w:rFonts w:ascii="Arial" w:hAnsi="Arial" w:cs="Arial"/>
+          <w:b w:val="0"/>
           <w:sz w:val="20"/>
         </w:rPr>
         <w:t>Cognito</w:t>
@@ -1404,48 +1407,12 @@
       <w:proofErr w:type="spellEnd"/>
       <w:r>
         <w:rPr>
-          <w:rFonts w:ascii="Arial" w:hAnsi="Arial" w:cs="Arial"/>
-          <w:sz w:val="20"/>
-        </w:rPr>
-        <w:t xml:space="preserve">, </w:t>
-      </w:r>
-      <w:r>
-        <w:rPr>
-          <w:rStyle w:val="Strong"/>
-          <w:rFonts w:ascii="Arial" w:hAnsi="Arial" w:cs="Arial"/>
-          <w:sz w:val="20"/>
-        </w:rPr>
-        <w:t>rate limiting</w:t>
-      </w:r>
-      <w:r>
-        <w:rPr>
-          <w:rFonts w:ascii="Arial" w:hAnsi="Arial" w:cs="Arial"/>
-          <w:sz w:val="20"/>
-        </w:rPr>
-        <w:t xml:space="preserve">, </w:t>
-      </w:r>
-      <w:r>
-        <w:rPr>
-          <w:rStyle w:val="Strong"/>
-          <w:rFonts w:ascii="Arial" w:hAnsi="Arial" w:cs="Arial"/>
-          <w:sz w:val="20"/>
-        </w:rPr>
-        <w:t>RBAC/ABAC</w:t>
-      </w:r>
-      <w:r>
-        <w:rPr>
-          <w:rFonts w:ascii="Arial" w:hAnsi="Arial" w:cs="Arial"/>
-          <w:sz w:val="20"/>
-        </w:rPr>
-        <w:t xml:space="preserve">, </w:t>
-      </w:r>
-      <w:r>
-        <w:rPr>
-          <w:rStyle w:val="Strong"/>
-          <w:rFonts w:ascii="Arial" w:hAnsi="Arial" w:cs="Arial"/>
-          <w:sz w:val="20"/>
-        </w:rPr>
-        <w:t>audit logging</w:t>
+          <w:rStyle w:val="Strong"/>
+          <w:rFonts w:ascii="Arial" w:hAnsi="Arial" w:cs="Arial"/>
+          <w:b w:val="0"/>
+          <w:sz w:val="20"/>
+        </w:rPr>
+        <w:t>, rate limiting, RBAC/ABAC, audit logging</w:t>
       </w:r>
     </w:p>
     <w:p>
@@ -1522,13 +1489,13 @@
         <w:jc w:val="both"/>
         <w:rPr>
           <w:rFonts w:ascii="Arial" w:hAnsi="Arial" w:cs="Arial"/>
-          <w:sz w:val="20"/>
-        </w:rPr>
-      </w:pPr>
-      <w:r>
-        <w:rPr>
-          <w:rFonts w:ascii="Arial" w:hAnsi="Arial" w:cs="Arial"/>
-          <w:sz w:val="20"/>
+          <w:sz w:val="18"/>
+        </w:rPr>
+      </w:pPr>
+      <w:r>
+        <w:rPr>
+          <w:rFonts w:ascii="Arial" w:hAnsi="Arial" w:cs="Arial"/>
+          <w:sz w:val="18"/>
         </w:rPr>
         <w:t xml:space="preserve">Led delivery of </w:t>
       </w:r>
@@ -1536,14 +1503,14 @@
         <w:rPr>
           <w:rStyle w:val="Strong"/>
           <w:rFonts w:ascii="Arial" w:hAnsi="Arial" w:cs="Arial"/>
-          <w:sz w:val="20"/>
+          <w:sz w:val="18"/>
         </w:rPr>
         <w:t>Rust</w:t>
       </w:r>
       <w:r>
         <w:rPr>
           <w:rFonts w:ascii="Arial" w:hAnsi="Arial" w:cs="Arial"/>
-          <w:sz w:val="20"/>
+          <w:sz w:val="18"/>
         </w:rPr>
         <w:t xml:space="preserve"> services for customer-facing workflows, using typed domain models, strict validation, and explicit error contracts to improve </w:t>
       </w:r>
@@ -1551,14 +1518,14 @@
         <w:rPr>
           <w:rStyle w:val="Strong"/>
           <w:rFonts w:ascii="Arial" w:hAnsi="Arial" w:cs="Arial"/>
-          <w:sz w:val="20"/>
+          <w:sz w:val="18"/>
         </w:rPr>
         <w:t>correctness</w:t>
       </w:r>
       <w:r>
         <w:rPr>
           <w:rFonts w:ascii="Arial" w:hAnsi="Arial" w:cs="Arial"/>
-          <w:sz w:val="20"/>
+          <w:sz w:val="18"/>
         </w:rPr>
         <w:t xml:space="preserve"> and reduce production regressions.</w:t>
       </w:r>
@@ -1573,13 +1540,13 @@
         <w:jc w:val="both"/>
         <w:rPr>
           <w:rFonts w:ascii="Arial" w:hAnsi="Arial" w:cs="Arial"/>
-          <w:sz w:val="20"/>
-        </w:rPr>
-      </w:pPr>
-      <w:r>
-        <w:rPr>
-          <w:rFonts w:ascii="Arial" w:hAnsi="Arial" w:cs="Arial"/>
-          <w:sz w:val="20"/>
+          <w:sz w:val="18"/>
+        </w:rPr>
+      </w:pPr>
+      <w:r>
+        <w:rPr>
+          <w:rFonts w:ascii="Arial" w:hAnsi="Arial" w:cs="Arial"/>
+          <w:sz w:val="18"/>
         </w:rPr>
         <w:t xml:space="preserve">Built high-throughput APIs with </w:t>
       </w:r>
@@ -1587,14 +1554,14 @@
         <w:rPr>
           <w:rStyle w:val="Strong"/>
           <w:rFonts w:ascii="Arial" w:hAnsi="Arial" w:cs="Arial"/>
-          <w:sz w:val="20"/>
+          <w:sz w:val="18"/>
         </w:rPr>
         <w:t>Axum/Tower</w:t>
       </w:r>
       <w:r>
         <w:rPr>
           <w:rFonts w:ascii="Arial" w:hAnsi="Arial" w:cs="Arial"/>
-          <w:sz w:val="20"/>
+          <w:sz w:val="18"/>
         </w:rPr>
         <w:t xml:space="preserve"> patterns and </w:t>
       </w:r>
@@ -1603,7 +1570,7 @@
         <w:rPr>
           <w:rStyle w:val="Strong"/>
           <w:rFonts w:ascii="Arial" w:hAnsi="Arial" w:cs="Arial"/>
-          <w:sz w:val="20"/>
+          <w:sz w:val="18"/>
         </w:rPr>
         <w:t>Tokio</w:t>
       </w:r>
@@ -1611,7 +1578,7 @@
       <w:r>
         <w:rPr>
           <w:rFonts w:ascii="Arial" w:hAnsi="Arial" w:cs="Arial"/>
-          <w:sz w:val="20"/>
+          <w:sz w:val="18"/>
         </w:rPr>
         <w:t xml:space="preserve">, instrumented with </w:t>
       </w:r>
@@ -1620,7 +1587,7 @@
         <w:rPr>
           <w:rStyle w:val="Strong"/>
           <w:rFonts w:ascii="Arial" w:hAnsi="Arial" w:cs="Arial"/>
-          <w:sz w:val="20"/>
+          <w:sz w:val="18"/>
         </w:rPr>
         <w:t>OpenTelemetry</w:t>
       </w:r>
@@ -1628,7 +1595,7 @@
       <w:r>
         <w:rPr>
           <w:rFonts w:ascii="Arial" w:hAnsi="Arial" w:cs="Arial"/>
-          <w:sz w:val="20"/>
+          <w:sz w:val="18"/>
         </w:rPr>
         <w:t xml:space="preserve"> traces/metrics/logs for end-to-end production visibility.</w:t>
       </w:r>
@@ -1643,13 +1610,13 @@
         <w:jc w:val="both"/>
         <w:rPr>
           <w:rFonts w:ascii="Arial" w:hAnsi="Arial" w:cs="Arial"/>
-          <w:sz w:val="20"/>
-        </w:rPr>
-      </w:pPr>
-      <w:r>
-        <w:rPr>
-          <w:rFonts w:ascii="Arial" w:hAnsi="Arial" w:cs="Arial"/>
-          <w:sz w:val="20"/>
+          <w:sz w:val="18"/>
+        </w:rPr>
+      </w:pPr>
+      <w:r>
+        <w:rPr>
+          <w:rFonts w:ascii="Arial" w:hAnsi="Arial" w:cs="Arial"/>
+          <w:sz w:val="18"/>
         </w:rPr>
         <w:t xml:space="preserve">Implemented a resilient </w:t>
       </w:r>
@@ -1657,14 +1624,14 @@
         <w:rPr>
           <w:rStyle w:val="Strong"/>
           <w:rFonts w:ascii="Arial" w:hAnsi="Arial" w:cs="Arial"/>
-          <w:sz w:val="20"/>
+          <w:sz w:val="18"/>
         </w:rPr>
         <w:t>event-driven</w:t>
       </w:r>
       <w:r>
         <w:rPr>
           <w:rFonts w:ascii="Arial" w:hAnsi="Arial" w:cs="Arial"/>
-          <w:sz w:val="20"/>
+          <w:sz w:val="18"/>
         </w:rPr>
         <w:t xml:space="preserve"> pipeline using </w:t>
       </w:r>
@@ -1672,14 +1639,14 @@
         <w:rPr>
           <w:rStyle w:val="Strong"/>
           <w:rFonts w:ascii="Arial" w:hAnsi="Arial" w:cs="Arial"/>
-          <w:sz w:val="20"/>
+          <w:sz w:val="18"/>
         </w:rPr>
         <w:t>AWS SQS/SNS</w:t>
       </w:r>
       <w:r>
         <w:rPr>
           <w:rFonts w:ascii="Arial" w:hAnsi="Arial" w:cs="Arial"/>
-          <w:sz w:val="20"/>
+          <w:sz w:val="18"/>
         </w:rPr>
         <w:t xml:space="preserve">, </w:t>
       </w:r>
@@ -1687,14 +1654,14 @@
         <w:rPr>
           <w:rStyle w:val="Strong"/>
           <w:rFonts w:ascii="Arial" w:hAnsi="Arial" w:cs="Arial"/>
-          <w:sz w:val="20"/>
+          <w:sz w:val="18"/>
         </w:rPr>
         <w:t>Kafka</w:t>
       </w:r>
       <w:r>
         <w:rPr>
           <w:rFonts w:ascii="Arial" w:hAnsi="Arial" w:cs="Arial"/>
-          <w:sz w:val="20"/>
+          <w:sz w:val="18"/>
         </w:rPr>
         <w:t xml:space="preserve">, and </w:t>
       </w:r>
@@ -1703,7 +1670,7 @@
         <w:rPr>
           <w:rStyle w:val="Strong"/>
           <w:rFonts w:ascii="Arial" w:hAnsi="Arial" w:cs="Arial"/>
-          <w:sz w:val="20"/>
+          <w:sz w:val="18"/>
         </w:rPr>
         <w:t>RabbitMQ</w:t>
       </w:r>
@@ -1711,7 +1678,7 @@
       <w:r>
         <w:rPr>
           <w:rFonts w:ascii="Arial" w:hAnsi="Arial" w:cs="Arial"/>
-          <w:sz w:val="20"/>
+          <w:sz w:val="18"/>
         </w:rPr>
         <w:t xml:space="preserve"> consumers with </w:t>
       </w:r>
@@ -1720,7 +1687,7 @@
         <w:rPr>
           <w:rStyle w:val="Strong"/>
           <w:rFonts w:ascii="Arial" w:hAnsi="Arial" w:cs="Arial"/>
-          <w:sz w:val="20"/>
+          <w:sz w:val="18"/>
         </w:rPr>
         <w:t>idempotency</w:t>
       </w:r>
@@ -1729,14 +1696,14 @@
         <w:rPr>
           <w:rStyle w:val="Strong"/>
           <w:rFonts w:ascii="Arial" w:hAnsi="Arial" w:cs="Arial"/>
-          <w:sz w:val="20"/>
+          <w:sz w:val="18"/>
         </w:rPr>
         <w:t xml:space="preserve"> keys</w:t>
       </w:r>
       <w:r>
         <w:rPr>
           <w:rFonts w:ascii="Arial" w:hAnsi="Arial" w:cs="Arial"/>
-          <w:sz w:val="20"/>
+          <w:sz w:val="18"/>
         </w:rPr>
         <w:t>, retries, and DLQs to prevent duplicate side effects.</w:t>
       </w:r>
@@ -1751,13 +1718,13 @@
         <w:jc w:val="both"/>
         <w:rPr>
           <w:rFonts w:ascii="Arial" w:hAnsi="Arial" w:cs="Arial"/>
-          <w:sz w:val="20"/>
-        </w:rPr>
-      </w:pPr>
-      <w:r>
-        <w:rPr>
-          <w:rFonts w:ascii="Arial" w:hAnsi="Arial" w:cs="Arial"/>
-          <w:sz w:val="20"/>
+          <w:sz w:val="18"/>
+        </w:rPr>
+      </w:pPr>
+      <w:r>
+        <w:rPr>
+          <w:rFonts w:ascii="Arial" w:hAnsi="Arial" w:cs="Arial"/>
+          <w:sz w:val="18"/>
         </w:rPr>
         <w:t xml:space="preserve">Orchestrated multi-step processing using </w:t>
       </w:r>
@@ -1766,7 +1733,7 @@
         <w:rPr>
           <w:rStyle w:val="Strong"/>
           <w:rFonts w:ascii="Arial" w:hAnsi="Arial" w:cs="Arial"/>
-          <w:sz w:val="20"/>
+          <w:sz w:val="18"/>
         </w:rPr>
         <w:t>EventBridge</w:t>
       </w:r>
@@ -1774,7 +1741,7 @@
       <w:r>
         <w:rPr>
           <w:rFonts w:ascii="Arial" w:hAnsi="Arial" w:cs="Arial"/>
-          <w:sz w:val="20"/>
+          <w:sz w:val="18"/>
         </w:rPr>
         <w:t xml:space="preserve"> and </w:t>
       </w:r>
@@ -1782,14 +1749,14 @@
         <w:rPr>
           <w:rStyle w:val="Strong"/>
           <w:rFonts w:ascii="Arial" w:hAnsi="Arial" w:cs="Arial"/>
-          <w:sz w:val="20"/>
+          <w:sz w:val="18"/>
         </w:rPr>
         <w:t>Step Functions</w:t>
       </w:r>
       <w:r>
         <w:rPr>
           <w:rFonts w:ascii="Arial" w:hAnsi="Arial" w:cs="Arial"/>
-          <w:sz w:val="20"/>
+          <w:sz w:val="18"/>
         </w:rPr>
         <w:t xml:space="preserve">, keeping long-running jobs observable, </w:t>
       </w:r>
@@ -1797,7 +1764,7 @@
       <w:r>
         <w:rPr>
           <w:rFonts w:ascii="Arial" w:hAnsi="Arial" w:cs="Arial"/>
-          <w:sz w:val="20"/>
+          <w:sz w:val="18"/>
         </w:rPr>
         <w:t>resumable</w:t>
       </w:r>
@@ -1805,7 +1772,7 @@
       <w:r>
         <w:rPr>
           <w:rFonts w:ascii="Arial" w:hAnsi="Arial" w:cs="Arial"/>
-          <w:sz w:val="20"/>
+          <w:sz w:val="18"/>
         </w:rPr>
         <w:t>, and safe to replay.</w:t>
       </w:r>
@@ -1820,13 +1787,13 @@
         <w:jc w:val="both"/>
         <w:rPr>
           <w:rFonts w:ascii="Arial" w:hAnsi="Arial" w:cs="Arial"/>
-          <w:sz w:val="20"/>
-        </w:rPr>
-      </w:pPr>
-      <w:r>
-        <w:rPr>
-          <w:rFonts w:ascii="Arial" w:hAnsi="Arial" w:cs="Arial"/>
-          <w:sz w:val="20"/>
+          <w:sz w:val="18"/>
+        </w:rPr>
+      </w:pPr>
+      <w:r>
+        <w:rPr>
+          <w:rFonts w:ascii="Arial" w:hAnsi="Arial" w:cs="Arial"/>
+          <w:sz w:val="18"/>
         </w:rPr>
         <w:t xml:space="preserve">Owned relational performance work across </w:t>
       </w:r>
@@ -1835,7 +1802,7 @@
         <w:rPr>
           <w:rStyle w:val="Strong"/>
           <w:rFonts w:ascii="Arial" w:hAnsi="Arial" w:cs="Arial"/>
-          <w:sz w:val="20"/>
+          <w:sz w:val="18"/>
         </w:rPr>
         <w:t>PostgreSQL</w:t>
       </w:r>
@@ -1843,7 +1810,7 @@
       <w:r>
         <w:rPr>
           <w:rFonts w:ascii="Arial" w:hAnsi="Arial" w:cs="Arial"/>
-          <w:sz w:val="20"/>
+          <w:sz w:val="18"/>
         </w:rPr>
         <w:t xml:space="preserve">, </w:t>
       </w:r>
@@ -1851,14 +1818,14 @@
         <w:rPr>
           <w:rStyle w:val="Strong"/>
           <w:rFonts w:ascii="Arial" w:hAnsi="Arial" w:cs="Arial"/>
-          <w:sz w:val="20"/>
+          <w:sz w:val="18"/>
         </w:rPr>
         <w:t>MySQL</w:t>
       </w:r>
       <w:r>
         <w:rPr>
           <w:rFonts w:ascii="Arial" w:hAnsi="Arial" w:cs="Arial"/>
-          <w:sz w:val="20"/>
+          <w:sz w:val="18"/>
         </w:rPr>
         <w:t xml:space="preserve">, and </w:t>
       </w:r>
@@ -1866,14 +1833,14 @@
         <w:rPr>
           <w:rStyle w:val="Strong"/>
           <w:rFonts w:ascii="Arial" w:hAnsi="Arial" w:cs="Arial"/>
-          <w:sz w:val="20"/>
+          <w:sz w:val="18"/>
         </w:rPr>
         <w:t>SQL Server</w:t>
       </w:r>
       <w:r>
         <w:rPr>
           <w:rFonts w:ascii="Arial" w:hAnsi="Arial" w:cs="Arial"/>
-          <w:sz w:val="20"/>
+          <w:sz w:val="18"/>
         </w:rPr>
         <w:t>, aligning schema with access patterns, adding targeted indexes, and rewriting hot queries to reduce tail latency.</w:t>
       </w:r>
@@ -1888,13 +1855,13 @@
         <w:jc w:val="both"/>
         <w:rPr>
           <w:rFonts w:ascii="Arial" w:hAnsi="Arial" w:cs="Arial"/>
-          <w:sz w:val="20"/>
-        </w:rPr>
-      </w:pPr>
-      <w:r>
-        <w:rPr>
-          <w:rFonts w:ascii="Arial" w:hAnsi="Arial" w:cs="Arial"/>
-          <w:sz w:val="20"/>
+          <w:sz w:val="18"/>
+        </w:rPr>
+      </w:pPr>
+      <w:r>
+        <w:rPr>
+          <w:rFonts w:ascii="Arial" w:hAnsi="Arial" w:cs="Arial"/>
+          <w:sz w:val="18"/>
         </w:rPr>
         <w:t xml:space="preserve">Introduced caching and burst-protection using </w:t>
       </w:r>
@@ -1903,7 +1870,7 @@
         <w:rPr>
           <w:rStyle w:val="Strong"/>
           <w:rFonts w:ascii="Arial" w:hAnsi="Arial" w:cs="Arial"/>
-          <w:sz w:val="20"/>
+          <w:sz w:val="18"/>
         </w:rPr>
         <w:t>Redis</w:t>
       </w:r>
@@ -1911,7 +1878,7 @@
       <w:r>
         <w:rPr>
           <w:rFonts w:ascii="Arial" w:hAnsi="Arial" w:cs="Arial"/>
-          <w:sz w:val="20"/>
+          <w:sz w:val="18"/>
         </w:rPr>
         <w:t xml:space="preserve"> and </w:t>
       </w:r>
@@ -1920,7 +1887,7 @@
         <w:rPr>
           <w:rStyle w:val="Strong"/>
           <w:rFonts w:ascii="Arial" w:hAnsi="Arial" w:cs="Arial"/>
-          <w:sz w:val="20"/>
+          <w:sz w:val="18"/>
         </w:rPr>
         <w:t>ElastiCache</w:t>
       </w:r>
@@ -1928,7 +1895,7 @@
       <w:r>
         <w:rPr>
           <w:rFonts w:ascii="Arial" w:hAnsi="Arial" w:cs="Arial"/>
-          <w:sz w:val="20"/>
+          <w:sz w:val="18"/>
         </w:rPr>
         <w:t>, applying request coalescing and TTL strategies to stabilize p95 during peak traffic.</w:t>
       </w:r>
@@ -1943,13 +1910,13 @@
         <w:jc w:val="both"/>
         <w:rPr>
           <w:rFonts w:ascii="Arial" w:hAnsi="Arial" w:cs="Arial"/>
-          <w:sz w:val="20"/>
-        </w:rPr>
-      </w:pPr>
-      <w:r>
-        <w:rPr>
-          <w:rFonts w:ascii="Arial" w:hAnsi="Arial" w:cs="Arial"/>
-          <w:sz w:val="20"/>
+          <w:sz w:val="18"/>
+        </w:rPr>
+      </w:pPr>
+      <w:r>
+        <w:rPr>
+          <w:rFonts w:ascii="Arial" w:hAnsi="Arial" w:cs="Arial"/>
+          <w:sz w:val="18"/>
         </w:rPr>
         <w:t xml:space="preserve">Delivered search improvements by indexing key entities into </w:t>
       </w:r>
@@ -1958,7 +1925,7 @@
         <w:rPr>
           <w:rStyle w:val="Strong"/>
           <w:rFonts w:ascii="Arial" w:hAnsi="Arial" w:cs="Arial"/>
-          <w:sz w:val="20"/>
+          <w:sz w:val="18"/>
         </w:rPr>
         <w:t>Elasticsearch</w:t>
       </w:r>
@@ -1967,14 +1934,14 @@
         <w:rPr>
           <w:rStyle w:val="Strong"/>
           <w:rFonts w:ascii="Arial" w:hAnsi="Arial" w:cs="Arial"/>
-          <w:sz w:val="20"/>
+          <w:sz w:val="18"/>
         </w:rPr>
         <w:t>/OpenSearch</w:t>
       </w:r>
       <w:r>
         <w:rPr>
           <w:rFonts w:ascii="Arial" w:hAnsi="Arial" w:cs="Arial"/>
-          <w:sz w:val="20"/>
+          <w:sz w:val="18"/>
         </w:rPr>
         <w:t>, tightening analyzers and query patterns to reduce support time on investigations.</w:t>
       </w:r>
@@ -1989,13 +1956,13 @@
         <w:jc w:val="both"/>
         <w:rPr>
           <w:rFonts w:ascii="Arial" w:hAnsi="Arial" w:cs="Arial"/>
-          <w:sz w:val="20"/>
-        </w:rPr>
-      </w:pPr>
-      <w:r>
-        <w:rPr>
-          <w:rFonts w:ascii="Arial" w:hAnsi="Arial" w:cs="Arial"/>
-          <w:sz w:val="20"/>
+          <w:sz w:val="18"/>
+        </w:rPr>
+      </w:pPr>
+      <w:r>
+        <w:rPr>
+          <w:rFonts w:ascii="Arial" w:hAnsi="Arial" w:cs="Arial"/>
+          <w:sz w:val="18"/>
         </w:rPr>
         <w:t xml:space="preserve">Built ingestion and export flows to </w:t>
       </w:r>
@@ -2003,14 +1970,14 @@
         <w:rPr>
           <w:rStyle w:val="Strong"/>
           <w:rFonts w:ascii="Arial" w:hAnsi="Arial" w:cs="Arial"/>
-          <w:sz w:val="20"/>
+          <w:sz w:val="18"/>
         </w:rPr>
         <w:t>S3</w:t>
       </w:r>
       <w:r>
         <w:rPr>
           <w:rFonts w:ascii="Arial" w:hAnsi="Arial" w:cs="Arial"/>
-          <w:sz w:val="20"/>
+          <w:sz w:val="18"/>
         </w:rPr>
         <w:t xml:space="preserve"> and analytics sinks (</w:t>
       </w:r>
@@ -2018,14 +1985,14 @@
         <w:rPr>
           <w:rStyle w:val="Strong"/>
           <w:rFonts w:ascii="Arial" w:hAnsi="Arial" w:cs="Arial"/>
-          <w:sz w:val="20"/>
+          <w:sz w:val="18"/>
         </w:rPr>
         <w:t>Redshift</w:t>
       </w:r>
       <w:r>
         <w:rPr>
           <w:rFonts w:ascii="Arial" w:hAnsi="Arial" w:cs="Arial"/>
-          <w:sz w:val="20"/>
+          <w:sz w:val="18"/>
         </w:rPr>
         <w:t xml:space="preserve">, </w:t>
       </w:r>
@@ -2034,7 +2001,7 @@
         <w:rPr>
           <w:rStyle w:val="Strong"/>
           <w:rFonts w:ascii="Arial" w:hAnsi="Arial" w:cs="Arial"/>
-          <w:sz w:val="20"/>
+          <w:sz w:val="18"/>
         </w:rPr>
         <w:t>BigQuery</w:t>
       </w:r>
@@ -2042,7 +2009,7 @@
       <w:r>
         <w:rPr>
           <w:rFonts w:ascii="Arial" w:hAnsi="Arial" w:cs="Arial"/>
-          <w:sz w:val="20"/>
+          <w:sz w:val="18"/>
         </w:rPr>
         <w:t>) via event pipelines, enabling reliable reporting without overloading OLTP databases.</w:t>
       </w:r>
@@ -2057,13 +2024,13 @@
         <w:jc w:val="both"/>
         <w:rPr>
           <w:rFonts w:ascii="Arial" w:hAnsi="Arial" w:cs="Arial"/>
-          <w:sz w:val="20"/>
-        </w:rPr>
-      </w:pPr>
-      <w:r>
-        <w:rPr>
-          <w:rFonts w:ascii="Arial" w:hAnsi="Arial" w:cs="Arial"/>
-          <w:sz w:val="20"/>
+          <w:sz w:val="18"/>
+        </w:rPr>
+      </w:pPr>
+      <w:r>
+        <w:rPr>
+          <w:rFonts w:ascii="Arial" w:hAnsi="Arial" w:cs="Arial"/>
+          <w:sz w:val="18"/>
         </w:rPr>
         <w:t xml:space="preserve">Deployed containerized services to </w:t>
       </w:r>
@@ -2071,14 +2038,14 @@
         <w:rPr>
           <w:rStyle w:val="Strong"/>
           <w:rFonts w:ascii="Arial" w:hAnsi="Arial" w:cs="Arial"/>
-          <w:sz w:val="20"/>
+          <w:sz w:val="18"/>
         </w:rPr>
         <w:t>AWS EKS/ECS</w:t>
       </w:r>
       <w:r>
         <w:rPr>
           <w:rFonts w:ascii="Arial" w:hAnsi="Arial" w:cs="Arial"/>
-          <w:sz w:val="20"/>
+          <w:sz w:val="18"/>
         </w:rPr>
         <w:t xml:space="preserve"> with </w:t>
       </w:r>
@@ -2087,7 +2054,7 @@
         <w:rPr>
           <w:rStyle w:val="Strong"/>
           <w:rFonts w:ascii="Arial" w:hAnsi="Arial" w:cs="Arial"/>
-          <w:sz w:val="20"/>
+          <w:sz w:val="18"/>
         </w:rPr>
         <w:t>Docker</w:t>
       </w:r>
@@ -2095,7 +2062,7 @@
       <w:r>
         <w:rPr>
           <w:rFonts w:ascii="Arial" w:hAnsi="Arial" w:cs="Arial"/>
-          <w:sz w:val="20"/>
+          <w:sz w:val="18"/>
         </w:rPr>
         <w:t xml:space="preserve">, using </w:t>
       </w:r>
@@ -2103,14 +2070,14 @@
         <w:rPr>
           <w:rStyle w:val="Strong"/>
           <w:rFonts w:ascii="Arial" w:hAnsi="Arial" w:cs="Arial"/>
-          <w:sz w:val="20"/>
+          <w:sz w:val="18"/>
         </w:rPr>
         <w:t>Helm</w:t>
       </w:r>
       <w:r>
         <w:rPr>
           <w:rFonts w:ascii="Arial" w:hAnsi="Arial" w:cs="Arial"/>
-          <w:sz w:val="20"/>
+          <w:sz w:val="18"/>
         </w:rPr>
         <w:t xml:space="preserve"> charts and </w:t>
       </w:r>
@@ -2118,7 +2085,7 @@
         <w:rPr>
           <w:rStyle w:val="Strong"/>
           <w:rFonts w:ascii="Arial" w:hAnsi="Arial" w:cs="Arial"/>
-          <w:sz w:val="20"/>
+          <w:sz w:val="18"/>
         </w:rPr>
         <w:t xml:space="preserve">Argo CD </w:t>
       </w:r>
@@ -2127,7 +2094,7 @@
         <w:rPr>
           <w:rStyle w:val="Strong"/>
           <w:rFonts w:ascii="Arial" w:hAnsi="Arial" w:cs="Arial"/>
-          <w:sz w:val="20"/>
+          <w:sz w:val="18"/>
         </w:rPr>
         <w:t>GitOps</w:t>
       </w:r>
@@ -2135,7 +2102,7 @@
       <w:r>
         <w:rPr>
           <w:rFonts w:ascii="Arial" w:hAnsi="Arial" w:cs="Arial"/>
-          <w:sz w:val="20"/>
+          <w:sz w:val="18"/>
         </w:rPr>
         <w:t xml:space="preserve"> workflows for predictable, rollback-friendly releases.</w:t>
       </w:r>
@@ -2150,13 +2117,13 @@
         <w:jc w:val="both"/>
         <w:rPr>
           <w:rFonts w:ascii="Arial" w:hAnsi="Arial" w:cs="Arial"/>
-          <w:sz w:val="20"/>
-        </w:rPr>
-      </w:pPr>
-      <w:r>
-        <w:rPr>
-          <w:rFonts w:ascii="Arial" w:hAnsi="Arial" w:cs="Arial"/>
-          <w:sz w:val="20"/>
+          <w:sz w:val="18"/>
+        </w:rPr>
+      </w:pPr>
+      <w:r>
+        <w:rPr>
+          <w:rFonts w:ascii="Arial" w:hAnsi="Arial" w:cs="Arial"/>
+          <w:sz w:val="18"/>
         </w:rPr>
         <w:t xml:space="preserve">Modernized legacy compute by migrating selected workloads from </w:t>
       </w:r>
@@ -2164,14 +2131,14 @@
         <w:rPr>
           <w:rStyle w:val="Strong"/>
           <w:rFonts w:ascii="Arial" w:hAnsi="Arial" w:cs="Arial"/>
-          <w:sz w:val="20"/>
+          <w:sz w:val="18"/>
         </w:rPr>
         <w:t>EC2</w:t>
       </w:r>
       <w:r>
         <w:rPr>
           <w:rFonts w:ascii="Arial" w:hAnsi="Arial" w:cs="Arial"/>
-          <w:sz w:val="20"/>
+          <w:sz w:val="18"/>
         </w:rPr>
         <w:t xml:space="preserve"> to managed patterns (EKS/ECS and </w:t>
       </w:r>
@@ -2179,14 +2146,14 @@
         <w:rPr>
           <w:rStyle w:val="Strong"/>
           <w:rFonts w:ascii="Arial" w:hAnsi="Arial" w:cs="Arial"/>
-          <w:sz w:val="20"/>
+          <w:sz w:val="18"/>
         </w:rPr>
         <w:t>Lambda</w:t>
       </w:r>
       <w:r>
         <w:rPr>
           <w:rFonts w:ascii="Arial" w:hAnsi="Arial" w:cs="Arial"/>
-          <w:sz w:val="20"/>
+          <w:sz w:val="18"/>
         </w:rPr>
         <w:t>) while preserving safe release and rollback controls.</w:t>
       </w:r>
@@ -2201,29 +2168,28 @@
         <w:jc w:val="both"/>
         <w:rPr>
           <w:rFonts w:ascii="Arial" w:hAnsi="Arial" w:cs="Arial"/>
-          <w:sz w:val="20"/>
-        </w:rPr>
-      </w:pPr>
-      <w:r>
-        <w:rPr>
-          <w:rFonts w:ascii="Arial" w:hAnsi="Arial" w:cs="Arial"/>
-          <w:sz w:val="20"/>
-        </w:rPr>
-        <w:lastRenderedPageBreak/>
+          <w:sz w:val="18"/>
+        </w:rPr>
+      </w:pPr>
+      <w:r>
+        <w:rPr>
+          <w:rFonts w:ascii="Arial" w:hAnsi="Arial" w:cs="Arial"/>
+          <w:sz w:val="18"/>
+        </w:rPr>
         <w:t xml:space="preserve">Hardened security with </w:t>
       </w:r>
       <w:r>
         <w:rPr>
           <w:rStyle w:val="Strong"/>
           <w:rFonts w:ascii="Arial" w:hAnsi="Arial" w:cs="Arial"/>
-          <w:sz w:val="20"/>
+          <w:sz w:val="18"/>
         </w:rPr>
         <w:t>OAuth2/OIDC</w:t>
       </w:r>
       <w:r>
         <w:rPr>
           <w:rFonts w:ascii="Arial" w:hAnsi="Arial" w:cs="Arial"/>
-          <w:sz w:val="20"/>
+          <w:sz w:val="18"/>
         </w:rPr>
         <w:t xml:space="preserve">, </w:t>
       </w:r>
@@ -2231,14 +2197,14 @@
         <w:rPr>
           <w:rStyle w:val="Strong"/>
           <w:rFonts w:ascii="Arial" w:hAnsi="Arial" w:cs="Arial"/>
-          <w:sz w:val="20"/>
+          <w:sz w:val="18"/>
         </w:rPr>
         <w:t>JWT</w:t>
       </w:r>
       <w:r>
         <w:rPr>
           <w:rFonts w:ascii="Arial" w:hAnsi="Arial" w:cs="Arial"/>
-          <w:sz w:val="20"/>
+          <w:sz w:val="18"/>
         </w:rPr>
         <w:t xml:space="preserve">, and </w:t>
       </w:r>
@@ -2246,14 +2212,14 @@
         <w:rPr>
           <w:rStyle w:val="Strong"/>
           <w:rFonts w:ascii="Arial" w:hAnsi="Arial" w:cs="Arial"/>
-          <w:sz w:val="20"/>
+          <w:sz w:val="18"/>
         </w:rPr>
         <w:t>RBAC/ABAC</w:t>
       </w:r>
       <w:r>
         <w:rPr>
           <w:rFonts w:ascii="Arial" w:hAnsi="Arial" w:cs="Arial"/>
-          <w:sz w:val="20"/>
+          <w:sz w:val="18"/>
         </w:rPr>
         <w:t xml:space="preserve"> enforcement, integrating </w:t>
       </w:r>
@@ -2262,7 +2228,7 @@
         <w:rPr>
           <w:rStyle w:val="Strong"/>
           <w:rFonts w:ascii="Arial" w:hAnsi="Arial" w:cs="Arial"/>
-          <w:sz w:val="20"/>
+          <w:sz w:val="18"/>
         </w:rPr>
         <w:t>Okta</w:t>
       </w:r>
@@ -2271,7 +2237,7 @@
         <w:rPr>
           <w:rStyle w:val="Strong"/>
           <w:rFonts w:ascii="Arial" w:hAnsi="Arial" w:cs="Arial"/>
-          <w:sz w:val="20"/>
+          <w:sz w:val="18"/>
         </w:rPr>
         <w:t xml:space="preserve">/Auth0/AWS </w:t>
       </w:r>
@@ -2280,7 +2246,7 @@
         <w:rPr>
           <w:rStyle w:val="Strong"/>
           <w:rFonts w:ascii="Arial" w:hAnsi="Arial" w:cs="Arial"/>
-          <w:sz w:val="20"/>
+          <w:sz w:val="18"/>
         </w:rPr>
         <w:t>Cognito</w:t>
       </w:r>
@@ -2288,7 +2254,7 @@
       <w:r>
         <w:rPr>
           <w:rFonts w:ascii="Arial" w:hAnsi="Arial" w:cs="Arial"/>
-          <w:sz w:val="20"/>
+          <w:sz w:val="18"/>
         </w:rPr>
         <w:t xml:space="preserve"> for authentication and tenant-aware authorization.</w:t>
       </w:r>
@@ -2303,28 +2269,29 @@
         <w:jc w:val="both"/>
         <w:rPr>
           <w:rFonts w:ascii="Arial" w:hAnsi="Arial" w:cs="Arial"/>
-          <w:sz w:val="20"/>
-        </w:rPr>
-      </w:pPr>
-      <w:r>
-        <w:rPr>
-          <w:rFonts w:ascii="Arial" w:hAnsi="Arial" w:cs="Arial"/>
-          <w:sz w:val="20"/>
-        </w:rPr>
+          <w:sz w:val="18"/>
+        </w:rPr>
+      </w:pPr>
+      <w:r>
+        <w:rPr>
+          <w:rFonts w:ascii="Arial" w:hAnsi="Arial" w:cs="Arial"/>
+          <w:sz w:val="18"/>
+        </w:rPr>
+        <w:lastRenderedPageBreak/>
         <w:t xml:space="preserve">Implemented platform-wide </w:t>
       </w:r>
       <w:r>
         <w:rPr>
           <w:rStyle w:val="Strong"/>
           <w:rFonts w:ascii="Arial" w:hAnsi="Arial" w:cs="Arial"/>
-          <w:sz w:val="20"/>
+          <w:sz w:val="18"/>
         </w:rPr>
         <w:t>rate limiting</w:t>
       </w:r>
       <w:r>
         <w:rPr>
           <w:rFonts w:ascii="Arial" w:hAnsi="Arial" w:cs="Arial"/>
-          <w:sz w:val="20"/>
+          <w:sz w:val="18"/>
         </w:rPr>
         <w:t xml:space="preserve"> and abuse controls at gateway/service layers, pairing policy decisions with </w:t>
       </w:r>
@@ -2332,14 +2299,14 @@
         <w:rPr>
           <w:rStyle w:val="Strong"/>
           <w:rFonts w:ascii="Arial" w:hAnsi="Arial" w:cs="Arial"/>
-          <w:sz w:val="20"/>
+          <w:sz w:val="18"/>
         </w:rPr>
         <w:t>audit logging</w:t>
       </w:r>
       <w:r>
         <w:rPr>
           <w:rFonts w:ascii="Arial" w:hAnsi="Arial" w:cs="Arial"/>
-          <w:sz w:val="20"/>
+          <w:sz w:val="18"/>
         </w:rPr>
         <w:t xml:space="preserve"> for compliance and traceability.</w:t>
       </w:r>
@@ -2354,13 +2321,13 @@
         <w:jc w:val="both"/>
         <w:rPr>
           <w:rFonts w:ascii="Arial" w:hAnsi="Arial" w:cs="Arial"/>
-          <w:sz w:val="20"/>
-        </w:rPr>
-      </w:pPr>
-      <w:r>
-        <w:rPr>
-          <w:rFonts w:ascii="Arial" w:hAnsi="Arial" w:cs="Arial"/>
-          <w:sz w:val="20"/>
+          <w:sz w:val="18"/>
+        </w:rPr>
+      </w:pPr>
+      <w:r>
+        <w:rPr>
+          <w:rFonts w:ascii="Arial" w:hAnsi="Arial" w:cs="Arial"/>
+          <w:sz w:val="18"/>
         </w:rPr>
         <w:t xml:space="preserve">Standardized </w:t>
       </w:r>
@@ -2368,7 +2335,7 @@
       <w:r>
         <w:rPr>
           <w:rFonts w:ascii="Arial" w:hAnsi="Arial" w:cs="Arial"/>
-          <w:sz w:val="20"/>
+          <w:sz w:val="18"/>
         </w:rPr>
         <w:t>observability</w:t>
       </w:r>
@@ -2376,7 +2343,7 @@
       <w:r>
         <w:rPr>
           <w:rFonts w:ascii="Arial" w:hAnsi="Arial" w:cs="Arial"/>
-          <w:sz w:val="20"/>
+          <w:sz w:val="18"/>
         </w:rPr>
         <w:t xml:space="preserve"> with </w:t>
       </w:r>
@@ -2385,7 +2352,7 @@
         <w:rPr>
           <w:rStyle w:val="Strong"/>
           <w:rFonts w:ascii="Arial" w:hAnsi="Arial" w:cs="Arial"/>
-          <w:sz w:val="20"/>
+          <w:sz w:val="18"/>
         </w:rPr>
         <w:t>CloudWatch</w:t>
       </w:r>
@@ -2393,7 +2360,7 @@
       <w:r>
         <w:rPr>
           <w:rFonts w:ascii="Arial" w:hAnsi="Arial" w:cs="Arial"/>
-          <w:sz w:val="20"/>
+          <w:sz w:val="18"/>
         </w:rPr>
         <w:t xml:space="preserve">, </w:t>
       </w:r>
@@ -2402,7 +2369,7 @@
         <w:rPr>
           <w:rStyle w:val="Strong"/>
           <w:rFonts w:ascii="Arial" w:hAnsi="Arial" w:cs="Arial"/>
-          <w:sz w:val="20"/>
+          <w:sz w:val="18"/>
         </w:rPr>
         <w:t>Datadog</w:t>
       </w:r>
@@ -2410,7 +2377,7 @@
       <w:r>
         <w:rPr>
           <w:rFonts w:ascii="Arial" w:hAnsi="Arial" w:cs="Arial"/>
-          <w:sz w:val="20"/>
+          <w:sz w:val="18"/>
         </w:rPr>
         <w:t xml:space="preserve">, </w:t>
       </w:r>
@@ -2418,7 +2385,7 @@
         <w:rPr>
           <w:rStyle w:val="Strong"/>
           <w:rFonts w:ascii="Arial" w:hAnsi="Arial" w:cs="Arial"/>
-          <w:sz w:val="20"/>
+          <w:sz w:val="18"/>
         </w:rPr>
         <w:t>Prometheus/</w:t>
       </w:r>
@@ -2427,7 +2394,7 @@
         <w:rPr>
           <w:rStyle w:val="Strong"/>
           <w:rFonts w:ascii="Arial" w:hAnsi="Arial" w:cs="Arial"/>
-          <w:sz w:val="20"/>
+          <w:sz w:val="18"/>
         </w:rPr>
         <w:t>Grafana</w:t>
       </w:r>
@@ -2435,7 +2402,7 @@
       <w:r>
         <w:rPr>
           <w:rFonts w:ascii="Arial" w:hAnsi="Arial" w:cs="Arial"/>
-          <w:sz w:val="20"/>
+          <w:sz w:val="18"/>
         </w:rPr>
         <w:t xml:space="preserve">, and </w:t>
       </w:r>
@@ -2443,14 +2410,14 @@
         <w:rPr>
           <w:rStyle w:val="Strong"/>
           <w:rFonts w:ascii="Arial" w:hAnsi="Arial" w:cs="Arial"/>
-          <w:sz w:val="20"/>
+          <w:sz w:val="18"/>
         </w:rPr>
         <w:t>ELK/EFK</w:t>
       </w:r>
       <w:r>
         <w:rPr>
           <w:rFonts w:ascii="Arial" w:hAnsi="Arial" w:cs="Arial"/>
-          <w:sz w:val="20"/>
+          <w:sz w:val="18"/>
         </w:rPr>
         <w:t>, improving correlation IDs and reducing alert noise through better SLO-aligned thresholds.</w:t>
       </w:r>
@@ -2465,13 +2432,13 @@
         <w:jc w:val="both"/>
         <w:rPr>
           <w:rFonts w:ascii="Arial" w:hAnsi="Arial" w:cs="Arial"/>
-          <w:sz w:val="20"/>
-        </w:rPr>
-      </w:pPr>
-      <w:r>
-        <w:rPr>
-          <w:rFonts w:ascii="Arial" w:hAnsi="Arial" w:cs="Arial"/>
-          <w:sz w:val="20"/>
+          <w:sz w:val="18"/>
+        </w:rPr>
+      </w:pPr>
+      <w:r>
+        <w:rPr>
+          <w:rFonts w:ascii="Arial" w:hAnsi="Arial" w:cs="Arial"/>
+          <w:sz w:val="18"/>
         </w:rPr>
         <w:t xml:space="preserve">Strengthened CI/CD with </w:t>
       </w:r>
@@ -2480,7 +2447,7 @@
         <w:rPr>
           <w:rStyle w:val="Strong"/>
           <w:rFonts w:ascii="Arial" w:hAnsi="Arial" w:cs="Arial"/>
-          <w:sz w:val="20"/>
+          <w:sz w:val="18"/>
         </w:rPr>
         <w:t>GitHub</w:t>
       </w:r>
@@ -2489,14 +2456,14 @@
         <w:rPr>
           <w:rStyle w:val="Strong"/>
           <w:rFonts w:ascii="Arial" w:hAnsi="Arial" w:cs="Arial"/>
-          <w:sz w:val="20"/>
+          <w:sz w:val="18"/>
         </w:rPr>
         <w:t xml:space="preserve"> Actions</w:t>
       </w:r>
       <w:r>
         <w:rPr>
           <w:rFonts w:ascii="Arial" w:hAnsi="Arial" w:cs="Arial"/>
-          <w:sz w:val="20"/>
+          <w:sz w:val="18"/>
         </w:rPr>
         <w:t xml:space="preserve">, </w:t>
       </w:r>
@@ -2505,7 +2472,7 @@
         <w:rPr>
           <w:rStyle w:val="Strong"/>
           <w:rFonts w:ascii="Arial" w:hAnsi="Arial" w:cs="Arial"/>
-          <w:sz w:val="20"/>
+          <w:sz w:val="18"/>
         </w:rPr>
         <w:t>GitLab</w:t>
       </w:r>
@@ -2514,14 +2481,14 @@
         <w:rPr>
           <w:rStyle w:val="Strong"/>
           <w:rFonts w:ascii="Arial" w:hAnsi="Arial" w:cs="Arial"/>
-          <w:sz w:val="20"/>
+          <w:sz w:val="18"/>
         </w:rPr>
         <w:t xml:space="preserve"> CI</w:t>
       </w:r>
       <w:r>
         <w:rPr>
           <w:rFonts w:ascii="Arial" w:hAnsi="Arial" w:cs="Arial"/>
-          <w:sz w:val="20"/>
+          <w:sz w:val="18"/>
         </w:rPr>
         <w:t xml:space="preserve">, and Jenkins stages for test/build/publish, adding </w:t>
       </w:r>
@@ -2529,14 +2496,14 @@
         <w:rPr>
           <w:rStyle w:val="Strong"/>
           <w:rFonts w:ascii="Arial" w:hAnsi="Arial" w:cs="Arial"/>
-          <w:sz w:val="20"/>
+          <w:sz w:val="18"/>
         </w:rPr>
         <w:t>Pact-style contract tests</w:t>
       </w:r>
       <w:r>
         <w:rPr>
           <w:rFonts w:ascii="Arial" w:hAnsi="Arial" w:cs="Arial"/>
-          <w:sz w:val="20"/>
+          <w:sz w:val="18"/>
         </w:rPr>
         <w:t xml:space="preserve"> to reduce integration breakages.</w:t>
       </w:r>
@@ -2551,12 +2518,13 @@
         <w:jc w:val="both"/>
         <w:rPr>
           <w:rFonts w:ascii="Arial" w:hAnsi="Arial" w:cs="Arial"/>
-        </w:rPr>
-      </w:pPr>
-      <w:r>
-        <w:rPr>
-          <w:rFonts w:ascii="Arial" w:hAnsi="Arial" w:cs="Arial"/>
-          <w:sz w:val="20"/>
+          <w:sz w:val="18"/>
+        </w:rPr>
+      </w:pPr>
+      <w:r>
+        <w:rPr>
+          <w:rFonts w:ascii="Arial" w:hAnsi="Arial" w:cs="Arial"/>
+          <w:sz w:val="18"/>
         </w:rPr>
         <w:t xml:space="preserve">Mentored engineers through design and code reviews, pushing production-ready standards around </w:t>
       </w:r>
@@ -2564,14 +2532,14 @@
         <w:rPr>
           <w:rStyle w:val="Strong"/>
           <w:rFonts w:ascii="Arial" w:hAnsi="Arial" w:cs="Arial"/>
-          <w:sz w:val="20"/>
+          <w:sz w:val="18"/>
         </w:rPr>
         <w:t>testing</w:t>
       </w:r>
       <w:r>
         <w:rPr>
           <w:rFonts w:ascii="Arial" w:hAnsi="Arial" w:cs="Arial"/>
-          <w:sz w:val="20"/>
+          <w:sz w:val="18"/>
         </w:rPr>
         <w:t xml:space="preserve"> (Jest/Mocha/Chai, Cypress/Playwright) and operational ownership.</w:t>
       </w:r>
@@ -2630,13 +2598,13 @@
         <w:jc w:val="both"/>
         <w:rPr>
           <w:rFonts w:ascii="Arial" w:hAnsi="Arial" w:cs="Arial"/>
-          <w:sz w:val="20"/>
-        </w:rPr>
-      </w:pPr>
-      <w:r>
-        <w:rPr>
-          <w:rFonts w:ascii="Arial" w:hAnsi="Arial" w:cs="Arial"/>
-          <w:sz w:val="20"/>
+          <w:sz w:val="18"/>
+        </w:rPr>
+      </w:pPr>
+      <w:r>
+        <w:rPr>
+          <w:rFonts w:ascii="Arial" w:hAnsi="Arial" w:cs="Arial"/>
+          <w:sz w:val="18"/>
         </w:rPr>
         <w:t>Owned critical backend endpoints and background workflows, enforcing consistent API contracts, validation, and pagination to keep integrations stable under change.</w:t>
       </w:r>
@@ -2651,13 +2619,13 @@
         <w:jc w:val="both"/>
         <w:rPr>
           <w:rFonts w:ascii="Arial" w:hAnsi="Arial" w:cs="Arial"/>
-          <w:sz w:val="20"/>
-        </w:rPr>
-      </w:pPr>
-      <w:r>
-        <w:rPr>
-          <w:rFonts w:ascii="Arial" w:hAnsi="Arial" w:cs="Arial"/>
-          <w:sz w:val="20"/>
+          <w:sz w:val="18"/>
+        </w:rPr>
+      </w:pPr>
+      <w:r>
+        <w:rPr>
+          <w:rFonts w:ascii="Arial" w:hAnsi="Arial" w:cs="Arial"/>
+          <w:sz w:val="18"/>
         </w:rPr>
         <w:t xml:space="preserve">Delivered performance-sensitive utilities in </w:t>
       </w:r>
@@ -2665,14 +2633,14 @@
         <w:rPr>
           <w:rStyle w:val="Strong"/>
           <w:rFonts w:ascii="Arial" w:hAnsi="Arial" w:cs="Arial"/>
-          <w:sz w:val="20"/>
+          <w:sz w:val="18"/>
         </w:rPr>
         <w:t>Rust</w:t>
       </w:r>
       <w:r>
         <w:rPr>
           <w:rFonts w:ascii="Arial" w:hAnsi="Arial" w:cs="Arial"/>
-          <w:sz w:val="20"/>
+          <w:sz w:val="18"/>
         </w:rPr>
         <w:t xml:space="preserve"> and integrated them into service workflows, improving predictability for high-volume processing.</w:t>
       </w:r>
@@ -2687,13 +2655,13 @@
         <w:jc w:val="both"/>
         <w:rPr>
           <w:rFonts w:ascii="Arial" w:hAnsi="Arial" w:cs="Arial"/>
-          <w:sz w:val="20"/>
-        </w:rPr>
-      </w:pPr>
-      <w:r>
-        <w:rPr>
-          <w:rFonts w:ascii="Arial" w:hAnsi="Arial" w:cs="Arial"/>
-          <w:sz w:val="20"/>
+          <w:sz w:val="18"/>
+        </w:rPr>
+      </w:pPr>
+      <w:r>
+        <w:rPr>
+          <w:rFonts w:ascii="Arial" w:hAnsi="Arial" w:cs="Arial"/>
+          <w:sz w:val="18"/>
         </w:rPr>
         <w:t xml:space="preserve">Built queue-based job runners using </w:t>
       </w:r>
@@ -2701,14 +2669,14 @@
         <w:rPr>
           <w:rStyle w:val="Strong"/>
           <w:rFonts w:ascii="Arial" w:hAnsi="Arial" w:cs="Arial"/>
-          <w:sz w:val="20"/>
+          <w:sz w:val="18"/>
         </w:rPr>
         <w:t>Kafka</w:t>
       </w:r>
       <w:r>
         <w:rPr>
           <w:rFonts w:ascii="Arial" w:hAnsi="Arial" w:cs="Arial"/>
-          <w:sz w:val="20"/>
+          <w:sz w:val="18"/>
         </w:rPr>
         <w:t xml:space="preserve"> and </w:t>
       </w:r>
@@ -2717,7 +2685,7 @@
         <w:rPr>
           <w:rStyle w:val="Strong"/>
           <w:rFonts w:ascii="Arial" w:hAnsi="Arial" w:cs="Arial"/>
-          <w:sz w:val="20"/>
+          <w:sz w:val="18"/>
         </w:rPr>
         <w:t>RabbitMQ</w:t>
       </w:r>
@@ -2725,7 +2693,7 @@
       <w:r>
         <w:rPr>
           <w:rFonts w:ascii="Arial" w:hAnsi="Arial" w:cs="Arial"/>
-          <w:sz w:val="20"/>
+          <w:sz w:val="18"/>
         </w:rPr>
         <w:t xml:space="preserve">, designing retry semantics, </w:t>
       </w:r>
@@ -2733,7 +2701,7 @@
       <w:r>
         <w:rPr>
           <w:rFonts w:ascii="Arial" w:hAnsi="Arial" w:cs="Arial"/>
-          <w:sz w:val="20"/>
+          <w:sz w:val="18"/>
         </w:rPr>
         <w:t>deduplication</w:t>
       </w:r>
@@ -2741,7 +2709,7 @@
       <w:r>
         <w:rPr>
           <w:rFonts w:ascii="Arial" w:hAnsi="Arial" w:cs="Arial"/>
-          <w:sz w:val="20"/>
+          <w:sz w:val="18"/>
         </w:rPr>
         <w:t xml:space="preserve">, and DLQ handling to reduce incident rates for </w:t>
       </w:r>
@@ -2749,7 +2717,7 @@
       <w:r>
         <w:rPr>
           <w:rFonts w:ascii="Arial" w:hAnsi="Arial" w:cs="Arial"/>
-          <w:sz w:val="20"/>
+          <w:sz w:val="18"/>
         </w:rPr>
         <w:t>async</w:t>
       </w:r>
@@ -2757,7 +2725,7 @@
       <w:r>
         <w:rPr>
           <w:rFonts w:ascii="Arial" w:hAnsi="Arial" w:cs="Arial"/>
-          <w:sz w:val="20"/>
+          <w:sz w:val="18"/>
         </w:rPr>
         <w:t xml:space="preserve"> workloads.</w:t>
       </w:r>
@@ -2772,13 +2740,13 @@
         <w:jc w:val="both"/>
         <w:rPr>
           <w:rFonts w:ascii="Arial" w:hAnsi="Arial" w:cs="Arial"/>
-          <w:sz w:val="20"/>
-        </w:rPr>
-      </w:pPr>
-      <w:r>
-        <w:rPr>
-          <w:rFonts w:ascii="Arial" w:hAnsi="Arial" w:cs="Arial"/>
-          <w:sz w:val="20"/>
+          <w:sz w:val="18"/>
+        </w:rPr>
+      </w:pPr>
+      <w:r>
+        <w:rPr>
+          <w:rFonts w:ascii="Arial" w:hAnsi="Arial" w:cs="Arial"/>
+          <w:sz w:val="18"/>
         </w:rPr>
         <w:t xml:space="preserve">Improved data access across </w:t>
       </w:r>
@@ -2786,14 +2754,14 @@
         <w:rPr>
           <w:rStyle w:val="Strong"/>
           <w:rFonts w:ascii="Arial" w:hAnsi="Arial" w:cs="Arial"/>
-          <w:sz w:val="20"/>
+          <w:sz w:val="18"/>
         </w:rPr>
         <w:t>MySQL</w:t>
       </w:r>
       <w:r>
         <w:rPr>
           <w:rFonts w:ascii="Arial" w:hAnsi="Arial" w:cs="Arial"/>
-          <w:sz w:val="20"/>
+          <w:sz w:val="18"/>
         </w:rPr>
         <w:t xml:space="preserve"> and </w:t>
       </w:r>
@@ -2802,7 +2770,7 @@
         <w:rPr>
           <w:rStyle w:val="Strong"/>
           <w:rFonts w:ascii="Arial" w:hAnsi="Arial" w:cs="Arial"/>
-          <w:sz w:val="20"/>
+          <w:sz w:val="18"/>
         </w:rPr>
         <w:t>PostgreSQL</w:t>
       </w:r>
@@ -2810,7 +2778,7 @@
       <w:r>
         <w:rPr>
           <w:rFonts w:ascii="Arial" w:hAnsi="Arial" w:cs="Arial"/>
-          <w:sz w:val="20"/>
+          <w:sz w:val="18"/>
         </w:rPr>
         <w:t xml:space="preserve"> by revisiting indexing strategies and query plans, cutting lock contention and slow query spikes.</w:t>
       </w:r>
@@ -2825,13 +2793,13 @@
         <w:jc w:val="both"/>
         <w:rPr>
           <w:rFonts w:ascii="Arial" w:hAnsi="Arial" w:cs="Arial"/>
-          <w:sz w:val="20"/>
-        </w:rPr>
-      </w:pPr>
-      <w:r>
-        <w:rPr>
-          <w:rFonts w:ascii="Arial" w:hAnsi="Arial" w:cs="Arial"/>
-          <w:sz w:val="20"/>
+          <w:sz w:val="18"/>
+        </w:rPr>
+      </w:pPr>
+      <w:r>
+        <w:rPr>
+          <w:rFonts w:ascii="Arial" w:hAnsi="Arial" w:cs="Arial"/>
+          <w:sz w:val="18"/>
         </w:rPr>
         <w:t xml:space="preserve">Implemented caching layers using </w:t>
       </w:r>
@@ -2841,7 +2809,7 @@
         <w:rPr>
           <w:rStyle w:val="Strong"/>
           <w:rFonts w:ascii="Arial" w:hAnsi="Arial" w:cs="Arial"/>
-          <w:sz w:val="20"/>
+          <w:sz w:val="18"/>
         </w:rPr>
         <w:t>Redis</w:t>
       </w:r>
@@ -2850,7 +2818,7 @@
       <w:r>
         <w:rPr>
           <w:rFonts w:ascii="Arial" w:hAnsi="Arial" w:cs="Arial"/>
-          <w:sz w:val="20"/>
+          <w:sz w:val="18"/>
         </w:rPr>
         <w:t xml:space="preserve"> to offload hot paths and smooth read patterns during traffic bursts and reporting windows.</w:t>
       </w:r>
@@ -2865,13 +2833,13 @@
         <w:jc w:val="both"/>
         <w:rPr>
           <w:rFonts w:ascii="Arial" w:hAnsi="Arial" w:cs="Arial"/>
-          <w:sz w:val="20"/>
-        </w:rPr>
-      </w:pPr>
-      <w:r>
-        <w:rPr>
-          <w:rFonts w:ascii="Arial" w:hAnsi="Arial" w:cs="Arial"/>
-          <w:sz w:val="20"/>
+          <w:sz w:val="18"/>
+        </w:rPr>
+      </w:pPr>
+      <w:r>
+        <w:rPr>
+          <w:rFonts w:ascii="Arial" w:hAnsi="Arial" w:cs="Arial"/>
+          <w:sz w:val="18"/>
         </w:rPr>
         <w:t xml:space="preserve">Built and maintained a </w:t>
       </w:r>
@@ -2879,7 +2847,7 @@
         <w:rPr>
           <w:rStyle w:val="Strong"/>
           <w:rFonts w:ascii="Arial" w:hAnsi="Arial" w:cs="Arial"/>
-          <w:sz w:val="20"/>
+          <w:sz w:val="18"/>
         </w:rPr>
         <w:t xml:space="preserve">React + </w:t>
       </w:r>
@@ -2888,7 +2856,7 @@
         <w:rPr>
           <w:rStyle w:val="Strong"/>
           <w:rFonts w:ascii="Arial" w:hAnsi="Arial" w:cs="Arial"/>
-          <w:sz w:val="20"/>
+          <w:sz w:val="18"/>
         </w:rPr>
         <w:t>TypeScript</w:t>
       </w:r>
@@ -2896,7 +2864,7 @@
       <w:r>
         <w:rPr>
           <w:rFonts w:ascii="Arial" w:hAnsi="Arial" w:cs="Arial"/>
-          <w:sz w:val="20"/>
+          <w:sz w:val="18"/>
         </w:rPr>
         <w:t xml:space="preserve"> SPA with shared UI primitives and Storybook-driven documentation to reduce UI regressions.</w:t>
       </w:r>
@@ -2911,13 +2879,13 @@
         <w:jc w:val="both"/>
         <w:rPr>
           <w:rFonts w:ascii="Arial" w:hAnsi="Arial" w:cs="Arial"/>
-          <w:sz w:val="20"/>
-        </w:rPr>
-      </w:pPr>
-      <w:r>
-        <w:rPr>
-          <w:rFonts w:ascii="Arial" w:hAnsi="Arial" w:cs="Arial"/>
-          <w:sz w:val="20"/>
+          <w:sz w:val="18"/>
+        </w:rPr>
+      </w:pPr>
+      <w:r>
+        <w:rPr>
+          <w:rFonts w:ascii="Arial" w:hAnsi="Arial" w:cs="Arial"/>
+          <w:sz w:val="18"/>
         </w:rPr>
         <w:t xml:space="preserve">Implemented secure </w:t>
       </w:r>
@@ -2925,7 +2893,7 @@
       <w:r>
         <w:rPr>
           <w:rFonts w:ascii="Arial" w:hAnsi="Arial" w:cs="Arial"/>
-          <w:sz w:val="20"/>
+          <w:sz w:val="18"/>
         </w:rPr>
         <w:t>auth</w:t>
       </w:r>
@@ -2933,7 +2901,7 @@
       <w:r>
         <w:rPr>
           <w:rFonts w:ascii="Arial" w:hAnsi="Arial" w:cs="Arial"/>
-          <w:sz w:val="20"/>
+          <w:sz w:val="18"/>
         </w:rPr>
         <w:t xml:space="preserve"> flows with </w:t>
       </w:r>
@@ -2941,14 +2909,14 @@
         <w:rPr>
           <w:rStyle w:val="Strong"/>
           <w:rFonts w:ascii="Arial" w:hAnsi="Arial" w:cs="Arial"/>
-          <w:sz w:val="20"/>
+          <w:sz w:val="18"/>
         </w:rPr>
         <w:t>OAuth2</w:t>
       </w:r>
       <w:r>
         <w:rPr>
           <w:rFonts w:ascii="Arial" w:hAnsi="Arial" w:cs="Arial"/>
-          <w:sz w:val="20"/>
+          <w:sz w:val="18"/>
         </w:rPr>
         <w:t xml:space="preserve">, </w:t>
       </w:r>
@@ -2957,7 +2925,7 @@
         <w:rPr>
           <w:rStyle w:val="Strong"/>
           <w:rFonts w:ascii="Arial" w:hAnsi="Arial" w:cs="Arial"/>
-          <w:sz w:val="20"/>
+          <w:sz w:val="18"/>
         </w:rPr>
         <w:t>OpenID</w:t>
       </w:r>
@@ -2966,14 +2934,14 @@
         <w:rPr>
           <w:rStyle w:val="Strong"/>
           <w:rFonts w:ascii="Arial" w:hAnsi="Arial" w:cs="Arial"/>
-          <w:sz w:val="20"/>
+          <w:sz w:val="18"/>
         </w:rPr>
         <w:t xml:space="preserve"> Connect</w:t>
       </w:r>
       <w:r>
         <w:rPr>
           <w:rFonts w:ascii="Arial" w:hAnsi="Arial" w:cs="Arial"/>
-          <w:sz w:val="20"/>
+          <w:sz w:val="18"/>
         </w:rPr>
         <w:t xml:space="preserve">, and </w:t>
       </w:r>
@@ -2981,14 +2949,14 @@
         <w:rPr>
           <w:rStyle w:val="Strong"/>
           <w:rFonts w:ascii="Arial" w:hAnsi="Arial" w:cs="Arial"/>
-          <w:sz w:val="20"/>
+          <w:sz w:val="18"/>
         </w:rPr>
         <w:t>JWT</w:t>
       </w:r>
       <w:r>
         <w:rPr>
           <w:rFonts w:ascii="Arial" w:hAnsi="Arial" w:cs="Arial"/>
-          <w:sz w:val="20"/>
+          <w:sz w:val="18"/>
         </w:rPr>
         <w:t>, adding service-layer authorization checks and auditable access patterns.</w:t>
       </w:r>
@@ -3003,13 +2971,13 @@
         <w:jc w:val="both"/>
         <w:rPr>
           <w:rFonts w:ascii="Arial" w:hAnsi="Arial" w:cs="Arial"/>
-          <w:sz w:val="20"/>
-        </w:rPr>
-      </w:pPr>
-      <w:r>
-        <w:rPr>
-          <w:rFonts w:ascii="Arial" w:hAnsi="Arial" w:cs="Arial"/>
-          <w:sz w:val="20"/>
+          <w:sz w:val="18"/>
+        </w:rPr>
+      </w:pPr>
+      <w:r>
+        <w:rPr>
+          <w:rFonts w:ascii="Arial" w:hAnsi="Arial" w:cs="Arial"/>
+          <w:sz w:val="18"/>
         </w:rPr>
         <w:t xml:space="preserve">Improved </w:t>
       </w:r>
@@ -3017,7 +2985,7 @@
       <w:r>
         <w:rPr>
           <w:rFonts w:ascii="Arial" w:hAnsi="Arial" w:cs="Arial"/>
-          <w:sz w:val="20"/>
+          <w:sz w:val="18"/>
         </w:rPr>
         <w:t>observability</w:t>
       </w:r>
@@ -3025,7 +2993,7 @@
       <w:r>
         <w:rPr>
           <w:rFonts w:ascii="Arial" w:hAnsi="Arial" w:cs="Arial"/>
-          <w:sz w:val="20"/>
+          <w:sz w:val="18"/>
         </w:rPr>
         <w:t xml:space="preserve"> with structured logs and tracing using </w:t>
       </w:r>
@@ -3034,7 +3002,7 @@
         <w:rPr>
           <w:rStyle w:val="Strong"/>
           <w:rFonts w:ascii="Arial" w:hAnsi="Arial" w:cs="Arial"/>
-          <w:sz w:val="20"/>
+          <w:sz w:val="18"/>
         </w:rPr>
         <w:t>OpenTelemetry</w:t>
       </w:r>
@@ -3042,7 +3010,7 @@
       <w:r>
         <w:rPr>
           <w:rFonts w:ascii="Arial" w:hAnsi="Arial" w:cs="Arial"/>
-          <w:sz w:val="20"/>
+          <w:sz w:val="18"/>
         </w:rPr>
         <w:t xml:space="preserve">, exporting to </w:t>
       </w:r>
@@ -3051,7 +3019,7 @@
         <w:rPr>
           <w:rStyle w:val="Strong"/>
           <w:rFonts w:ascii="Arial" w:hAnsi="Arial" w:cs="Arial"/>
-          <w:sz w:val="20"/>
+          <w:sz w:val="18"/>
         </w:rPr>
         <w:t>Datadog</w:t>
       </w:r>
@@ -3059,7 +3027,7 @@
       <w:r>
         <w:rPr>
           <w:rFonts w:ascii="Arial" w:hAnsi="Arial" w:cs="Arial"/>
-          <w:sz w:val="20"/>
+          <w:sz w:val="18"/>
         </w:rPr>
         <w:t xml:space="preserve"> and dashboards in </w:t>
       </w:r>
@@ -3068,7 +3036,7 @@
         <w:rPr>
           <w:rStyle w:val="Strong"/>
           <w:rFonts w:ascii="Arial" w:hAnsi="Arial" w:cs="Arial"/>
-          <w:sz w:val="20"/>
+          <w:sz w:val="18"/>
         </w:rPr>
         <w:t>Grafana</w:t>
       </w:r>
@@ -3077,14 +3045,14 @@
         <w:rPr>
           <w:rStyle w:val="Strong"/>
           <w:rFonts w:ascii="Arial" w:hAnsi="Arial" w:cs="Arial"/>
-          <w:sz w:val="20"/>
+          <w:sz w:val="18"/>
         </w:rPr>
         <w:t>/Prometheus</w:t>
       </w:r>
       <w:r>
         <w:rPr>
           <w:rFonts w:ascii="Arial" w:hAnsi="Arial" w:cs="Arial"/>
-          <w:sz w:val="20"/>
+          <w:sz w:val="18"/>
         </w:rPr>
         <w:t xml:space="preserve"> to speed incident triage.</w:t>
       </w:r>
@@ -3099,13 +3067,13 @@
         <w:jc w:val="both"/>
         <w:rPr>
           <w:rFonts w:ascii="Arial" w:hAnsi="Arial" w:cs="Arial"/>
-          <w:sz w:val="20"/>
-        </w:rPr>
-      </w:pPr>
-      <w:r>
-        <w:rPr>
-          <w:rFonts w:ascii="Arial" w:hAnsi="Arial" w:cs="Arial"/>
-          <w:sz w:val="20"/>
+          <w:sz w:val="18"/>
+        </w:rPr>
+      </w:pPr>
+      <w:r>
+        <w:rPr>
+          <w:rFonts w:ascii="Arial" w:hAnsi="Arial" w:cs="Arial"/>
+          <w:sz w:val="18"/>
         </w:rPr>
         <w:t xml:space="preserve">Supported cloud delivery across AWS and Azure, including </w:t>
       </w:r>
@@ -3113,14 +3081,14 @@
         <w:rPr>
           <w:rStyle w:val="Strong"/>
           <w:rFonts w:ascii="Arial" w:hAnsi="Arial" w:cs="Arial"/>
-          <w:sz w:val="20"/>
+          <w:sz w:val="18"/>
         </w:rPr>
         <w:t>API Gateway</w:t>
       </w:r>
       <w:r>
         <w:rPr>
           <w:rFonts w:ascii="Arial" w:hAnsi="Arial" w:cs="Arial"/>
-          <w:sz w:val="20"/>
+          <w:sz w:val="18"/>
         </w:rPr>
         <w:t xml:space="preserve">, </w:t>
       </w:r>
@@ -3128,14 +3096,14 @@
         <w:rPr>
           <w:rStyle w:val="Strong"/>
           <w:rFonts w:ascii="Arial" w:hAnsi="Arial" w:cs="Arial"/>
-          <w:sz w:val="20"/>
+          <w:sz w:val="18"/>
         </w:rPr>
         <w:t>Lambda</w:t>
       </w:r>
       <w:r>
         <w:rPr>
           <w:rFonts w:ascii="Arial" w:hAnsi="Arial" w:cs="Arial"/>
-          <w:sz w:val="20"/>
+          <w:sz w:val="18"/>
         </w:rPr>
         <w:t xml:space="preserve">, </w:t>
       </w:r>
@@ -3143,14 +3111,14 @@
         <w:rPr>
           <w:rStyle w:val="Strong"/>
           <w:rFonts w:ascii="Arial" w:hAnsi="Arial" w:cs="Arial"/>
-          <w:sz w:val="20"/>
+          <w:sz w:val="18"/>
         </w:rPr>
         <w:t>S3</w:t>
       </w:r>
       <w:r>
         <w:rPr>
           <w:rFonts w:ascii="Arial" w:hAnsi="Arial" w:cs="Arial"/>
-          <w:sz w:val="20"/>
+          <w:sz w:val="18"/>
         </w:rPr>
         <w:t>, and Azure components (</w:t>
       </w:r>
@@ -3158,14 +3126,14 @@
         <w:rPr>
           <w:rStyle w:val="Strong"/>
           <w:rFonts w:ascii="Arial" w:hAnsi="Arial" w:cs="Arial"/>
-          <w:sz w:val="20"/>
+          <w:sz w:val="18"/>
         </w:rPr>
         <w:t>AKS</w:t>
       </w:r>
       <w:r>
         <w:rPr>
           <w:rFonts w:ascii="Arial" w:hAnsi="Arial" w:cs="Arial"/>
-          <w:sz w:val="20"/>
+          <w:sz w:val="18"/>
         </w:rPr>
         <w:t xml:space="preserve">, </w:t>
       </w:r>
@@ -3173,14 +3141,14 @@
         <w:rPr>
           <w:rStyle w:val="Strong"/>
           <w:rFonts w:ascii="Arial" w:hAnsi="Arial" w:cs="Arial"/>
-          <w:sz w:val="20"/>
+          <w:sz w:val="18"/>
         </w:rPr>
         <w:t>App Service</w:t>
       </w:r>
       <w:r>
         <w:rPr>
           <w:rFonts w:ascii="Arial" w:hAnsi="Arial" w:cs="Arial"/>
-          <w:sz w:val="20"/>
+          <w:sz w:val="18"/>
         </w:rPr>
         <w:t xml:space="preserve">, </w:t>
       </w:r>
@@ -3188,14 +3156,14 @@
         <w:rPr>
           <w:rStyle w:val="Strong"/>
           <w:rFonts w:ascii="Arial" w:hAnsi="Arial" w:cs="Arial"/>
-          <w:sz w:val="20"/>
+          <w:sz w:val="18"/>
         </w:rPr>
         <w:t>Azure SQL</w:t>
       </w:r>
       <w:r>
         <w:rPr>
           <w:rFonts w:ascii="Arial" w:hAnsi="Arial" w:cs="Arial"/>
-          <w:sz w:val="20"/>
+          <w:sz w:val="18"/>
         </w:rPr>
         <w:t xml:space="preserve">, </w:t>
       </w:r>
@@ -3203,14 +3171,14 @@
         <w:rPr>
           <w:rStyle w:val="Strong"/>
           <w:rFonts w:ascii="Arial" w:hAnsi="Arial" w:cs="Arial"/>
-          <w:sz w:val="20"/>
+          <w:sz w:val="18"/>
         </w:rPr>
         <w:t>Service Bus</w:t>
       </w:r>
       <w:r>
         <w:rPr>
           <w:rFonts w:ascii="Arial" w:hAnsi="Arial" w:cs="Arial"/>
-          <w:sz w:val="20"/>
+          <w:sz w:val="18"/>
         </w:rPr>
         <w:t xml:space="preserve">, </w:t>
       </w:r>
@@ -3218,14 +3186,14 @@
         <w:rPr>
           <w:rStyle w:val="Strong"/>
           <w:rFonts w:ascii="Arial" w:hAnsi="Arial" w:cs="Arial"/>
-          <w:sz w:val="20"/>
+          <w:sz w:val="18"/>
         </w:rPr>
         <w:t>Key Vault</w:t>
       </w:r>
       <w:r>
         <w:rPr>
           <w:rFonts w:ascii="Arial" w:hAnsi="Arial" w:cs="Arial"/>
-          <w:sz w:val="20"/>
+          <w:sz w:val="18"/>
         </w:rPr>
         <w:t xml:space="preserve">, </w:t>
       </w:r>
@@ -3233,14 +3201,14 @@
         <w:rPr>
           <w:rStyle w:val="Strong"/>
           <w:rFonts w:ascii="Arial" w:hAnsi="Arial" w:cs="Arial"/>
-          <w:sz w:val="20"/>
+          <w:sz w:val="18"/>
         </w:rPr>
         <w:t>Application Insights</w:t>
       </w:r>
       <w:r>
         <w:rPr>
           <w:rFonts w:ascii="Arial" w:hAnsi="Arial" w:cs="Arial"/>
-          <w:sz w:val="20"/>
+          <w:sz w:val="18"/>
         </w:rPr>
         <w:t>) for customer deployments.</w:t>
       </w:r>
@@ -3255,13 +3223,13 @@
         <w:jc w:val="both"/>
         <w:rPr>
           <w:rFonts w:ascii="Arial" w:hAnsi="Arial" w:cs="Arial"/>
-          <w:sz w:val="20"/>
-        </w:rPr>
-      </w:pPr>
-      <w:r>
-        <w:rPr>
-          <w:rFonts w:ascii="Arial" w:hAnsi="Arial" w:cs="Arial"/>
-          <w:sz w:val="20"/>
+          <w:sz w:val="18"/>
+        </w:rPr>
+      </w:pPr>
+      <w:r>
+        <w:rPr>
+          <w:rFonts w:ascii="Arial" w:hAnsi="Arial" w:cs="Arial"/>
+          <w:sz w:val="18"/>
         </w:rPr>
         <w:t xml:space="preserve">Added search features using </w:t>
       </w:r>
@@ -3270,7 +3238,7 @@
         <w:rPr>
           <w:rStyle w:val="Strong"/>
           <w:rFonts w:ascii="Arial" w:hAnsi="Arial" w:cs="Arial"/>
-          <w:sz w:val="20"/>
+          <w:sz w:val="18"/>
         </w:rPr>
         <w:t>Elasticsearch</w:t>
       </w:r>
@@ -3279,14 +3247,14 @@
         <w:rPr>
           <w:rStyle w:val="Strong"/>
           <w:rFonts w:ascii="Arial" w:hAnsi="Arial" w:cs="Arial"/>
-          <w:sz w:val="20"/>
+          <w:sz w:val="18"/>
         </w:rPr>
         <w:t>/OpenSearch</w:t>
       </w:r>
       <w:r>
         <w:rPr>
           <w:rFonts w:ascii="Arial" w:hAnsi="Arial" w:cs="Arial"/>
-          <w:sz w:val="20"/>
+          <w:sz w:val="18"/>
         </w:rPr>
         <w:t>, optimizing indexing strategies to keep query latency predictable as datasets grew.</w:t>
       </w:r>
@@ -3301,13 +3269,13 @@
         <w:jc w:val="both"/>
         <w:rPr>
           <w:rFonts w:ascii="Arial" w:hAnsi="Arial" w:cs="Arial"/>
-          <w:sz w:val="20"/>
-        </w:rPr>
-      </w:pPr>
-      <w:r>
-        <w:rPr>
-          <w:rFonts w:ascii="Arial" w:hAnsi="Arial" w:cs="Arial"/>
-          <w:sz w:val="20"/>
+          <w:sz w:val="18"/>
+        </w:rPr>
+      </w:pPr>
+      <w:r>
+        <w:rPr>
+          <w:rFonts w:ascii="Arial" w:hAnsi="Arial" w:cs="Arial"/>
+          <w:sz w:val="18"/>
         </w:rPr>
         <w:t xml:space="preserve">Introduced </w:t>
       </w:r>
@@ -3315,7 +3283,7 @@
       <w:r>
         <w:rPr>
           <w:rFonts w:ascii="Arial" w:hAnsi="Arial" w:cs="Arial"/>
-          <w:sz w:val="20"/>
+          <w:sz w:val="18"/>
         </w:rPr>
         <w:t>IaC</w:t>
       </w:r>
@@ -3323,7 +3291,7 @@
       <w:r>
         <w:rPr>
           <w:rFonts w:ascii="Arial" w:hAnsi="Arial" w:cs="Arial"/>
-          <w:sz w:val="20"/>
+          <w:sz w:val="18"/>
         </w:rPr>
         <w:t xml:space="preserve"> patterns with </w:t>
       </w:r>
@@ -3332,7 +3300,7 @@
         <w:rPr>
           <w:rStyle w:val="Strong"/>
           <w:rFonts w:ascii="Arial" w:hAnsi="Arial" w:cs="Arial"/>
-          <w:sz w:val="20"/>
+          <w:sz w:val="18"/>
         </w:rPr>
         <w:t>Terraform</w:t>
       </w:r>
@@ -3340,7 +3308,7 @@
       <w:r>
         <w:rPr>
           <w:rFonts w:ascii="Arial" w:hAnsi="Arial" w:cs="Arial"/>
-          <w:sz w:val="20"/>
+          <w:sz w:val="18"/>
         </w:rPr>
         <w:t xml:space="preserve"> and </w:t>
       </w:r>
@@ -3349,7 +3317,7 @@
         <w:rPr>
           <w:rStyle w:val="Strong"/>
           <w:rFonts w:ascii="Arial" w:hAnsi="Arial" w:cs="Arial"/>
-          <w:sz w:val="20"/>
+          <w:sz w:val="18"/>
         </w:rPr>
         <w:t>CloudFormation</w:t>
       </w:r>
@@ -3357,7 +3325,7 @@
       <w:r>
         <w:rPr>
           <w:rFonts w:ascii="Arial" w:hAnsi="Arial" w:cs="Arial"/>
-          <w:sz w:val="20"/>
+          <w:sz w:val="18"/>
         </w:rPr>
         <w:t>, improving environment reproducibility and reducing configuration drift.</w:t>
       </w:r>
@@ -3372,13 +3340,13 @@
         <w:jc w:val="both"/>
         <w:rPr>
           <w:rFonts w:ascii="Arial" w:hAnsi="Arial" w:cs="Arial"/>
-          <w:sz w:val="20"/>
-        </w:rPr>
-      </w:pPr>
-      <w:r>
-        <w:rPr>
-          <w:rFonts w:ascii="Arial" w:hAnsi="Arial" w:cs="Arial"/>
-          <w:sz w:val="20"/>
+          <w:sz w:val="18"/>
+        </w:rPr>
+      </w:pPr>
+      <w:r>
+        <w:rPr>
+          <w:rFonts w:ascii="Arial" w:hAnsi="Arial" w:cs="Arial"/>
+          <w:sz w:val="18"/>
         </w:rPr>
         <w:t xml:space="preserve">Standardized CI/CD across </w:t>
       </w:r>
@@ -3386,7 +3354,7 @@
         <w:rPr>
           <w:rStyle w:val="Strong"/>
           <w:rFonts w:ascii="Arial" w:hAnsi="Arial" w:cs="Arial"/>
-          <w:sz w:val="20"/>
+          <w:sz w:val="18"/>
         </w:rPr>
         <w:t xml:space="preserve">Azure </w:t>
       </w:r>
@@ -3395,7 +3363,7 @@
         <w:rPr>
           <w:rStyle w:val="Strong"/>
           <w:rFonts w:ascii="Arial" w:hAnsi="Arial" w:cs="Arial"/>
-          <w:sz w:val="20"/>
+          <w:sz w:val="18"/>
         </w:rPr>
         <w:t>DevOps</w:t>
       </w:r>
@@ -3403,7 +3371,7 @@
       <w:r>
         <w:rPr>
           <w:rFonts w:ascii="Arial" w:hAnsi="Arial" w:cs="Arial"/>
-          <w:sz w:val="20"/>
+          <w:sz w:val="18"/>
         </w:rPr>
         <w:t xml:space="preserve">, </w:t>
       </w:r>
@@ -3412,7 +3380,7 @@
         <w:rPr>
           <w:rStyle w:val="Strong"/>
           <w:rFonts w:ascii="Arial" w:hAnsi="Arial" w:cs="Arial"/>
-          <w:sz w:val="20"/>
+          <w:sz w:val="18"/>
         </w:rPr>
         <w:t>CircleCI</w:t>
       </w:r>
@@ -3420,7 +3388,7 @@
       <w:r>
         <w:rPr>
           <w:rFonts w:ascii="Arial" w:hAnsi="Arial" w:cs="Arial"/>
-          <w:sz w:val="20"/>
+          <w:sz w:val="18"/>
         </w:rPr>
         <w:t>, and Jenkins, wiring automated smoke checks and release gates tied to production readiness.</w:t>
       </w:r>
@@ -3435,12 +3403,13 @@
         <w:jc w:val="both"/>
         <w:rPr>
           <w:rFonts w:ascii="Arial" w:hAnsi="Arial" w:cs="Arial"/>
-        </w:rPr>
-      </w:pPr>
-      <w:r>
-        <w:rPr>
-          <w:rFonts w:ascii="Arial" w:hAnsi="Arial" w:cs="Arial"/>
-          <w:sz w:val="20"/>
+          <w:sz w:val="18"/>
+        </w:rPr>
+      </w:pPr>
+      <w:r>
+        <w:rPr>
+          <w:rFonts w:ascii="Arial" w:hAnsi="Arial" w:cs="Arial"/>
+          <w:sz w:val="18"/>
         </w:rPr>
         <w:t>Led incident response and postmortems focused on root causes, turning recurring failures into tracked reliability work with measurable reduction in escalations.</w:t>
       </w:r>
@@ -3510,13 +3479,13 @@
         <w:jc w:val="both"/>
         <w:rPr>
           <w:rFonts w:ascii="Arial" w:hAnsi="Arial" w:cs="Arial"/>
-          <w:sz w:val="20"/>
-        </w:rPr>
-      </w:pPr>
-      <w:r>
-        <w:rPr>
-          <w:rFonts w:ascii="Arial" w:hAnsi="Arial" w:cs="Arial"/>
-          <w:sz w:val="20"/>
+          <w:sz w:val="18"/>
+        </w:rPr>
+      </w:pPr>
+      <w:r>
+        <w:rPr>
+          <w:rFonts w:ascii="Arial" w:hAnsi="Arial" w:cs="Arial"/>
+          <w:sz w:val="18"/>
         </w:rPr>
         <w:t xml:space="preserve">Built customer-facing web functionality with </w:t>
       </w:r>
@@ -3524,14 +3493,14 @@
         <w:rPr>
           <w:rStyle w:val="Strong"/>
           <w:rFonts w:ascii="Arial" w:hAnsi="Arial" w:cs="Arial"/>
-          <w:sz w:val="20"/>
+          <w:sz w:val="18"/>
         </w:rPr>
         <w:t>React</w:t>
       </w:r>
       <w:r>
         <w:rPr>
           <w:rFonts w:ascii="Arial" w:hAnsi="Arial" w:cs="Arial"/>
-          <w:sz w:val="20"/>
+          <w:sz w:val="18"/>
         </w:rPr>
         <w:t>, progressively replacing server-rendered flows while improving usability for multi-step workflows.</w:t>
       </w:r>
@@ -3546,13 +3515,13 @@
         <w:jc w:val="both"/>
         <w:rPr>
           <w:rFonts w:ascii="Arial" w:hAnsi="Arial" w:cs="Arial"/>
-          <w:sz w:val="20"/>
-        </w:rPr>
-      </w:pPr>
-      <w:r>
-        <w:rPr>
-          <w:rFonts w:ascii="Arial" w:hAnsi="Arial" w:cs="Arial"/>
-          <w:sz w:val="20"/>
+          <w:sz w:val="18"/>
+        </w:rPr>
+      </w:pPr>
+      <w:r>
+        <w:rPr>
+          <w:rFonts w:ascii="Arial" w:hAnsi="Arial" w:cs="Arial"/>
+          <w:sz w:val="18"/>
         </w:rPr>
         <w:t>Implemented backend services with disciplined request validation and consistent error responses, reducing ambiguous failures and support overhead.</w:t>
       </w:r>
@@ -3567,13 +3536,13 @@
         <w:jc w:val="both"/>
         <w:rPr>
           <w:rFonts w:ascii="Arial" w:hAnsi="Arial" w:cs="Arial"/>
-          <w:sz w:val="20"/>
-        </w:rPr>
-      </w:pPr>
-      <w:r>
-        <w:rPr>
-          <w:rFonts w:ascii="Arial" w:hAnsi="Arial" w:cs="Arial"/>
-          <w:sz w:val="20"/>
+          <w:sz w:val="18"/>
+        </w:rPr>
+      </w:pPr>
+      <w:r>
+        <w:rPr>
+          <w:rFonts w:ascii="Arial" w:hAnsi="Arial" w:cs="Arial"/>
+          <w:sz w:val="18"/>
         </w:rPr>
         <w:t xml:space="preserve">Developed data models and migrations spanning </w:t>
       </w:r>
@@ -3582,7 +3551,7 @@
         <w:rPr>
           <w:rStyle w:val="Strong"/>
           <w:rFonts w:ascii="Arial" w:hAnsi="Arial" w:cs="Arial"/>
-          <w:sz w:val="20"/>
+          <w:sz w:val="18"/>
         </w:rPr>
         <w:t>PostgreSQL</w:t>
       </w:r>
@@ -3590,7 +3559,7 @@
       <w:r>
         <w:rPr>
           <w:rFonts w:ascii="Arial" w:hAnsi="Arial" w:cs="Arial"/>
-          <w:sz w:val="20"/>
+          <w:sz w:val="18"/>
         </w:rPr>
         <w:t xml:space="preserve">, </w:t>
       </w:r>
@@ -3598,14 +3567,14 @@
         <w:rPr>
           <w:rStyle w:val="Strong"/>
           <w:rFonts w:ascii="Arial" w:hAnsi="Arial" w:cs="Arial"/>
-          <w:sz w:val="20"/>
+          <w:sz w:val="18"/>
         </w:rPr>
         <w:t>MySQL</w:t>
       </w:r>
       <w:r>
         <w:rPr>
           <w:rFonts w:ascii="Arial" w:hAnsi="Arial" w:cs="Arial"/>
-          <w:sz w:val="20"/>
+          <w:sz w:val="18"/>
         </w:rPr>
         <w:t xml:space="preserve">, and </w:t>
       </w:r>
@@ -3613,14 +3582,14 @@
         <w:rPr>
           <w:rStyle w:val="Strong"/>
           <w:rFonts w:ascii="Arial" w:hAnsi="Arial" w:cs="Arial"/>
-          <w:sz w:val="20"/>
+          <w:sz w:val="18"/>
         </w:rPr>
         <w:t>SQL Server</w:t>
       </w:r>
       <w:r>
         <w:rPr>
           <w:rFonts w:ascii="Arial" w:hAnsi="Arial" w:cs="Arial"/>
-          <w:sz w:val="20"/>
+          <w:sz w:val="18"/>
         </w:rPr>
         <w:t>, partnering on indexing and query tuning for high-traffic endpoints.</w:t>
       </w:r>
@@ -3635,13 +3604,13 @@
         <w:jc w:val="both"/>
         <w:rPr>
           <w:rFonts w:ascii="Arial" w:hAnsi="Arial" w:cs="Arial"/>
-          <w:sz w:val="20"/>
-        </w:rPr>
-      </w:pPr>
-      <w:r>
-        <w:rPr>
-          <w:rFonts w:ascii="Arial" w:hAnsi="Arial" w:cs="Arial"/>
-          <w:sz w:val="20"/>
+          <w:sz w:val="18"/>
+        </w:rPr>
+      </w:pPr>
+      <w:r>
+        <w:rPr>
+          <w:rFonts w:ascii="Arial" w:hAnsi="Arial" w:cs="Arial"/>
+          <w:sz w:val="18"/>
         </w:rPr>
         <w:t xml:space="preserve">Introduced caching and session patterns using </w:t>
       </w:r>
@@ -3651,7 +3620,7 @@
         <w:rPr>
           <w:rStyle w:val="Strong"/>
           <w:rFonts w:ascii="Arial" w:hAnsi="Arial" w:cs="Arial"/>
-          <w:sz w:val="20"/>
+          <w:sz w:val="18"/>
         </w:rPr>
         <w:t>Redis</w:t>
       </w:r>
@@ -3660,7 +3629,7 @@
       <w:r>
         <w:rPr>
           <w:rFonts w:ascii="Arial" w:hAnsi="Arial" w:cs="Arial"/>
-          <w:sz w:val="20"/>
+          <w:sz w:val="18"/>
         </w:rPr>
         <w:t xml:space="preserve">, reducing database load and improving responsiveness during </w:t>
       </w:r>
@@ -3668,7 +3637,7 @@
       <w:r>
         <w:rPr>
           <w:rFonts w:ascii="Arial" w:hAnsi="Arial" w:cs="Arial"/>
-          <w:sz w:val="20"/>
+          <w:sz w:val="18"/>
         </w:rPr>
         <w:t>bursty</w:t>
       </w:r>
@@ -3676,7 +3645,7 @@
       <w:r>
         <w:rPr>
           <w:rFonts w:ascii="Arial" w:hAnsi="Arial" w:cs="Arial"/>
-          <w:sz w:val="20"/>
+          <w:sz w:val="18"/>
         </w:rPr>
         <w:t xml:space="preserve"> user activity.</w:t>
       </w:r>
@@ -3691,13 +3660,13 @@
         <w:jc w:val="both"/>
         <w:rPr>
           <w:rFonts w:ascii="Arial" w:hAnsi="Arial" w:cs="Arial"/>
-          <w:sz w:val="20"/>
-        </w:rPr>
-      </w:pPr>
-      <w:r>
-        <w:rPr>
-          <w:rFonts w:ascii="Arial" w:hAnsi="Arial" w:cs="Arial"/>
-          <w:sz w:val="20"/>
+          <w:sz w:val="18"/>
+        </w:rPr>
+      </w:pPr>
+      <w:r>
+        <w:rPr>
+          <w:rFonts w:ascii="Arial" w:hAnsi="Arial" w:cs="Arial"/>
+          <w:sz w:val="18"/>
         </w:rPr>
         <w:t xml:space="preserve">Implemented asynchronous processing with queue patterns using </w:t>
       </w:r>
@@ -3706,7 +3675,7 @@
         <w:rPr>
           <w:rStyle w:val="Strong"/>
           <w:rFonts w:ascii="Arial" w:hAnsi="Arial" w:cs="Arial"/>
-          <w:sz w:val="20"/>
+          <w:sz w:val="18"/>
         </w:rPr>
         <w:t>RabbitMQ</w:t>
       </w:r>
@@ -3714,7 +3683,7 @@
       <w:r>
         <w:rPr>
           <w:rFonts w:ascii="Arial" w:hAnsi="Arial" w:cs="Arial"/>
-          <w:sz w:val="20"/>
+          <w:sz w:val="18"/>
         </w:rPr>
         <w:t xml:space="preserve"> and </w:t>
       </w:r>
@@ -3722,14 +3691,14 @@
         <w:rPr>
           <w:rStyle w:val="Strong"/>
           <w:rFonts w:ascii="Arial" w:hAnsi="Arial" w:cs="Arial"/>
-          <w:sz w:val="20"/>
+          <w:sz w:val="18"/>
         </w:rPr>
         <w:t>AWS SQS/SNS</w:t>
       </w:r>
       <w:r>
         <w:rPr>
           <w:rFonts w:ascii="Arial" w:hAnsi="Arial" w:cs="Arial"/>
-          <w:sz w:val="20"/>
+          <w:sz w:val="18"/>
         </w:rPr>
         <w:t>, improving reliability for long-running jobs and operational workflows.</w:t>
       </w:r>
@@ -3744,13 +3713,13 @@
         <w:jc w:val="both"/>
         <w:rPr>
           <w:rFonts w:ascii="Arial" w:hAnsi="Arial" w:cs="Arial"/>
-          <w:sz w:val="20"/>
-        </w:rPr>
-      </w:pPr>
-      <w:r>
-        <w:rPr>
-          <w:rFonts w:ascii="Arial" w:hAnsi="Arial" w:cs="Arial"/>
-          <w:sz w:val="20"/>
+          <w:sz w:val="18"/>
+        </w:rPr>
+      </w:pPr>
+      <w:r>
+        <w:rPr>
+          <w:rFonts w:ascii="Arial" w:hAnsi="Arial" w:cs="Arial"/>
+          <w:sz w:val="18"/>
         </w:rPr>
         <w:t xml:space="preserve">Added search indexing with </w:t>
       </w:r>
@@ -3759,7 +3728,7 @@
         <w:rPr>
           <w:rStyle w:val="Strong"/>
           <w:rFonts w:ascii="Arial" w:hAnsi="Arial" w:cs="Arial"/>
-          <w:sz w:val="20"/>
+          <w:sz w:val="18"/>
         </w:rPr>
         <w:t>Elasticsearch</w:t>
       </w:r>
@@ -3767,7 +3736,7 @@
       <w:r>
         <w:rPr>
           <w:rFonts w:ascii="Arial" w:hAnsi="Arial" w:cs="Arial"/>
-          <w:sz w:val="20"/>
+          <w:sz w:val="18"/>
         </w:rPr>
         <w:t>, improving record discoverability and reducing manual investigations during support escalations.</w:t>
       </w:r>
@@ -3782,29 +3751,28 @@
         <w:jc w:val="both"/>
         <w:rPr>
           <w:rFonts w:ascii="Arial" w:hAnsi="Arial" w:cs="Arial"/>
-          <w:sz w:val="20"/>
-        </w:rPr>
-      </w:pPr>
-      <w:r>
-        <w:rPr>
-          <w:rFonts w:ascii="Arial" w:hAnsi="Arial" w:cs="Arial"/>
-          <w:sz w:val="20"/>
-        </w:rPr>
-        <w:lastRenderedPageBreak/>
+          <w:sz w:val="18"/>
+        </w:rPr>
+      </w:pPr>
+      <w:r>
+        <w:rPr>
+          <w:rFonts w:ascii="Arial" w:hAnsi="Arial" w:cs="Arial"/>
+          <w:sz w:val="18"/>
+        </w:rPr>
         <w:t xml:space="preserve">Worked with AWS storage and CDN patterns using </w:t>
       </w:r>
       <w:r>
         <w:rPr>
           <w:rStyle w:val="Strong"/>
           <w:rFonts w:ascii="Arial" w:hAnsi="Arial" w:cs="Arial"/>
-          <w:sz w:val="20"/>
+          <w:sz w:val="18"/>
         </w:rPr>
         <w:t>S3</w:t>
       </w:r>
       <w:r>
         <w:rPr>
           <w:rFonts w:ascii="Arial" w:hAnsi="Arial" w:cs="Arial"/>
-          <w:sz w:val="20"/>
+          <w:sz w:val="18"/>
         </w:rPr>
         <w:t xml:space="preserve"> and </w:t>
       </w:r>
@@ -3813,7 +3781,7 @@
         <w:rPr>
           <w:rStyle w:val="Strong"/>
           <w:rFonts w:ascii="Arial" w:hAnsi="Arial" w:cs="Arial"/>
-          <w:sz w:val="20"/>
+          <w:sz w:val="18"/>
         </w:rPr>
         <w:t>CloudFront</w:t>
       </w:r>
@@ -3821,7 +3789,7 @@
       <w:r>
         <w:rPr>
           <w:rFonts w:ascii="Arial" w:hAnsi="Arial" w:cs="Arial"/>
-          <w:sz w:val="20"/>
+          <w:sz w:val="18"/>
         </w:rPr>
         <w:t>, supporting secure file/media workflows with signed URLs and lifecycle controls.</w:t>
       </w:r>
@@ -3836,13 +3804,13 @@
         <w:jc w:val="both"/>
         <w:rPr>
           <w:rFonts w:ascii="Arial" w:hAnsi="Arial" w:cs="Arial"/>
-          <w:sz w:val="20"/>
-        </w:rPr>
-      </w:pPr>
-      <w:r>
-        <w:rPr>
-          <w:rFonts w:ascii="Arial" w:hAnsi="Arial" w:cs="Arial"/>
-          <w:sz w:val="20"/>
+          <w:sz w:val="18"/>
+        </w:rPr>
+      </w:pPr>
+      <w:r>
+        <w:rPr>
+          <w:rFonts w:ascii="Arial" w:hAnsi="Arial" w:cs="Arial"/>
+          <w:sz w:val="18"/>
         </w:rPr>
         <w:t xml:space="preserve">Supported orchestration and integration patterns using </w:t>
       </w:r>
@@ -3851,7 +3819,7 @@
         <w:rPr>
           <w:rStyle w:val="Strong"/>
           <w:rFonts w:ascii="Arial" w:hAnsi="Arial" w:cs="Arial"/>
-          <w:sz w:val="20"/>
+          <w:sz w:val="18"/>
         </w:rPr>
         <w:t>EventBridge</w:t>
       </w:r>
@@ -3859,7 +3827,7 @@
       <w:r>
         <w:rPr>
           <w:rFonts w:ascii="Arial" w:hAnsi="Arial" w:cs="Arial"/>
-          <w:sz w:val="20"/>
+          <w:sz w:val="18"/>
         </w:rPr>
         <w:t xml:space="preserve"> and early workflow automation, aligning retries and </w:t>
       </w:r>
@@ -3867,7 +3835,7 @@
       <w:r>
         <w:rPr>
           <w:rFonts w:ascii="Arial" w:hAnsi="Arial" w:cs="Arial"/>
-          <w:sz w:val="20"/>
+          <w:sz w:val="18"/>
         </w:rPr>
         <w:t>idempotency</w:t>
       </w:r>
@@ -3875,7 +3843,7 @@
       <w:r>
         <w:rPr>
           <w:rFonts w:ascii="Arial" w:hAnsi="Arial" w:cs="Arial"/>
-          <w:sz w:val="20"/>
+          <w:sz w:val="18"/>
         </w:rPr>
         <w:t xml:space="preserve"> with operational needs.</w:t>
       </w:r>
@@ -3890,13 +3858,13 @@
         <w:jc w:val="both"/>
         <w:rPr>
           <w:rFonts w:ascii="Arial" w:hAnsi="Arial" w:cs="Arial"/>
-          <w:sz w:val="20"/>
-        </w:rPr>
-      </w:pPr>
-      <w:r>
-        <w:rPr>
-          <w:rFonts w:ascii="Arial" w:hAnsi="Arial" w:cs="Arial"/>
-          <w:sz w:val="20"/>
+          <w:sz w:val="18"/>
+        </w:rPr>
+      </w:pPr>
+      <w:r>
+        <w:rPr>
+          <w:rFonts w:ascii="Arial" w:hAnsi="Arial" w:cs="Arial"/>
+          <w:sz w:val="18"/>
         </w:rPr>
         <w:t xml:space="preserve">Improved release reliability by wiring structured logging into </w:t>
       </w:r>
@@ -3904,14 +3872,14 @@
         <w:rPr>
           <w:rStyle w:val="Strong"/>
           <w:rFonts w:ascii="Arial" w:hAnsi="Arial" w:cs="Arial"/>
-          <w:sz w:val="20"/>
+          <w:sz w:val="18"/>
         </w:rPr>
         <w:t>ELK/EFK</w:t>
       </w:r>
       <w:r>
         <w:rPr>
           <w:rFonts w:ascii="Arial" w:hAnsi="Arial" w:cs="Arial"/>
-          <w:sz w:val="20"/>
+          <w:sz w:val="18"/>
         </w:rPr>
         <w:t xml:space="preserve"> and </w:t>
       </w:r>
@@ -3920,7 +3888,7 @@
         <w:rPr>
           <w:rStyle w:val="Strong"/>
           <w:rFonts w:ascii="Arial" w:hAnsi="Arial" w:cs="Arial"/>
-          <w:sz w:val="20"/>
+          <w:sz w:val="18"/>
         </w:rPr>
         <w:t>CloudWatch</w:t>
       </w:r>
@@ -3928,7 +3896,7 @@
       <w:r>
         <w:rPr>
           <w:rFonts w:ascii="Arial" w:hAnsi="Arial" w:cs="Arial"/>
-          <w:sz w:val="20"/>
+          <w:sz w:val="18"/>
         </w:rPr>
         <w:t>, enabling faster detection and triage of production issues.</w:t>
       </w:r>
@@ -3943,13 +3911,13 @@
         <w:jc w:val="both"/>
         <w:rPr>
           <w:rFonts w:ascii="Arial" w:hAnsi="Arial" w:cs="Arial"/>
-          <w:sz w:val="20"/>
-        </w:rPr>
-      </w:pPr>
-      <w:r>
-        <w:rPr>
-          <w:rFonts w:ascii="Arial" w:hAnsi="Arial" w:cs="Arial"/>
-          <w:sz w:val="20"/>
+          <w:sz w:val="18"/>
+        </w:rPr>
+      </w:pPr>
+      <w:r>
+        <w:rPr>
+          <w:rFonts w:ascii="Arial" w:hAnsi="Arial" w:cs="Arial"/>
+          <w:sz w:val="18"/>
         </w:rPr>
         <w:t xml:space="preserve">Containerized key services with </w:t>
       </w:r>
@@ -3958,7 +3926,7 @@
         <w:rPr>
           <w:rStyle w:val="Strong"/>
           <w:rFonts w:ascii="Arial" w:hAnsi="Arial" w:cs="Arial"/>
-          <w:sz w:val="20"/>
+          <w:sz w:val="18"/>
         </w:rPr>
         <w:t>Docker</w:t>
       </w:r>
@@ -3966,7 +3934,7 @@
       <w:r>
         <w:rPr>
           <w:rFonts w:ascii="Arial" w:hAnsi="Arial" w:cs="Arial"/>
-          <w:sz w:val="20"/>
+          <w:sz w:val="18"/>
         </w:rPr>
         <w:t xml:space="preserve"> and supported early </w:t>
       </w:r>
@@ -3975,7 +3943,7 @@
         <w:rPr>
           <w:rStyle w:val="Strong"/>
           <w:rFonts w:ascii="Arial" w:hAnsi="Arial" w:cs="Arial"/>
-          <w:sz w:val="20"/>
+          <w:sz w:val="18"/>
         </w:rPr>
         <w:t>Kubernetes</w:t>
       </w:r>
@@ -3983,7 +3951,7 @@
       <w:r>
         <w:rPr>
           <w:rFonts w:ascii="Arial" w:hAnsi="Arial" w:cs="Arial"/>
-          <w:sz w:val="20"/>
+          <w:sz w:val="18"/>
         </w:rPr>
         <w:t xml:space="preserve"> adoption for consistent environments and deployment repeatability.</w:t>
       </w:r>
@@ -3996,11 +3964,15 @@
           <w:numId w:val="8"/>
         </w:numPr>
         <w:jc w:val="both"/>
-      </w:pPr>
-      <w:r>
-        <w:rPr>
-          <w:rFonts w:ascii="Arial" w:hAnsi="Arial" w:cs="Arial"/>
-          <w:sz w:val="20"/>
+        <w:rPr>
+          <w:rFonts w:ascii="Arial" w:hAnsi="Arial" w:cs="Arial"/>
+          <w:sz w:val="18"/>
+        </w:rPr>
+      </w:pPr>
+      <w:r>
+        <w:rPr>
+          <w:rFonts w:ascii="Arial" w:hAnsi="Arial" w:cs="Arial"/>
+          <w:sz w:val="18"/>
         </w:rPr>
         <w:t xml:space="preserve">Established pragmatic automated testing across API and UI layers using </w:t>
       </w:r>
@@ -4008,14 +3980,14 @@
         <w:rPr>
           <w:rStyle w:val="Strong"/>
           <w:rFonts w:ascii="Arial" w:hAnsi="Arial" w:cs="Arial"/>
-          <w:sz w:val="20"/>
+          <w:sz w:val="18"/>
         </w:rPr>
         <w:t>Jest</w:t>
       </w:r>
       <w:r>
         <w:rPr>
           <w:rFonts w:ascii="Arial" w:hAnsi="Arial" w:cs="Arial"/>
-          <w:sz w:val="20"/>
+          <w:sz w:val="18"/>
         </w:rPr>
         <w:t>, React Testing Library, and early end-to-end checks to reduce regressions.</w:t>
       </w:r>
@@ -4030,6 +4002,7 @@
           <w:sz w:val="25"/>
           <w:szCs w:val="25"/>
         </w:rPr>
+        <w:lastRenderedPageBreak/>
         <w:t>Software Engineer Intern</w:t>
       </w:r>
     </w:p>
@@ -4065,13 +4038,13 @@
         <w:jc w:val="both"/>
         <w:rPr>
           <w:rFonts w:ascii="Arial" w:hAnsi="Arial" w:cs="Arial"/>
-          <w:sz w:val="20"/>
-        </w:rPr>
-      </w:pPr>
-      <w:r>
-        <w:rPr>
-          <w:rFonts w:ascii="Arial" w:hAnsi="Arial" w:cs="Arial"/>
-          <w:sz w:val="20"/>
+          <w:sz w:val="18"/>
+        </w:rPr>
+      </w:pPr>
+      <w:r>
+        <w:rPr>
+          <w:rFonts w:ascii="Arial" w:hAnsi="Arial" w:cs="Arial"/>
+          <w:sz w:val="18"/>
         </w:rPr>
         <w:t>Delivered UI improvements and reliability fixes for a web-facing product area through code reviews and quality gates aligned with team standards.</w:t>
       </w:r>
@@ -4086,13 +4059,13 @@
         <w:jc w:val="both"/>
         <w:rPr>
           <w:rFonts w:ascii="Arial" w:hAnsi="Arial" w:cs="Arial"/>
-          <w:sz w:val="20"/>
-        </w:rPr>
-      </w:pPr>
-      <w:r>
-        <w:rPr>
-          <w:rFonts w:ascii="Arial" w:hAnsi="Arial" w:cs="Arial"/>
-          <w:sz w:val="20"/>
+          <w:sz w:val="18"/>
+        </w:rPr>
+      </w:pPr>
+      <w:r>
+        <w:rPr>
+          <w:rFonts w:ascii="Arial" w:hAnsi="Arial" w:cs="Arial"/>
+          <w:sz w:val="18"/>
         </w:rPr>
         <w:t>Implemented small internal service utilities with strict input validation and predictable outputs, improving reuse without fragile dependencies.</w:t>
       </w:r>
@@ -4107,13 +4080,13 @@
         <w:jc w:val="both"/>
         <w:rPr>
           <w:rFonts w:ascii="Arial" w:hAnsi="Arial" w:cs="Arial"/>
-          <w:sz w:val="20"/>
-        </w:rPr>
-      </w:pPr>
-      <w:r>
-        <w:rPr>
-          <w:rFonts w:ascii="Arial" w:hAnsi="Arial" w:cs="Arial"/>
-          <w:sz w:val="20"/>
+          <w:sz w:val="18"/>
+        </w:rPr>
+      </w:pPr>
+      <w:r>
+        <w:rPr>
+          <w:rFonts w:ascii="Arial" w:hAnsi="Arial" w:cs="Arial"/>
+          <w:sz w:val="18"/>
         </w:rPr>
         <w:t>Improved client-side performance by identifying costly rendering paths and reducing unnecessary work to keep pages responsive under typical user interaction patterns.</w:t>
       </w:r>
@@ -4128,13 +4101,13 @@
         <w:jc w:val="both"/>
         <w:rPr>
           <w:rFonts w:ascii="Arial" w:hAnsi="Arial" w:cs="Arial"/>
-          <w:sz w:val="20"/>
-        </w:rPr>
-      </w:pPr>
-      <w:r>
-        <w:rPr>
-          <w:rFonts w:ascii="Arial" w:hAnsi="Arial" w:cs="Arial"/>
-          <w:sz w:val="20"/>
+          <w:sz w:val="18"/>
+        </w:rPr>
+      </w:pPr>
+      <w:r>
+        <w:rPr>
+          <w:rFonts w:ascii="Arial" w:hAnsi="Arial" w:cs="Arial"/>
+          <w:sz w:val="18"/>
         </w:rPr>
         <w:t>Contributed tests for regression-prone flows and edge cases, reducing repeat incidents and raising confidence in releases.</w:t>
       </w:r>
@@ -4149,13 +4122,13 @@
         <w:jc w:val="both"/>
         <w:rPr>
           <w:rFonts w:ascii="Arial" w:hAnsi="Arial" w:cs="Arial"/>
-          <w:sz w:val="20"/>
-        </w:rPr>
-      </w:pPr>
-      <w:r>
-        <w:rPr>
-          <w:rFonts w:ascii="Arial" w:hAnsi="Arial" w:cs="Arial"/>
-          <w:sz w:val="20"/>
+          <w:sz w:val="18"/>
+        </w:rPr>
+      </w:pPr>
+      <w:r>
+        <w:rPr>
+          <w:rFonts w:ascii="Arial" w:hAnsi="Arial" w:cs="Arial"/>
+          <w:sz w:val="18"/>
         </w:rPr>
         <w:t>Participated in debugging sessions and post-issue analysis, practicing root-cause thinking and documenting fixes to prevent recurrence.</w:t>
       </w:r>
@@ -4170,13 +4143,13 @@
         <w:jc w:val="both"/>
         <w:rPr>
           <w:rFonts w:ascii="Arial" w:hAnsi="Arial" w:cs="Arial"/>
-          <w:sz w:val="20"/>
-        </w:rPr>
-      </w:pPr>
-      <w:r>
-        <w:rPr>
-          <w:rFonts w:ascii="Arial" w:hAnsi="Arial" w:cs="Arial"/>
-          <w:sz w:val="20"/>
+          <w:sz w:val="18"/>
+        </w:rPr>
+      </w:pPr>
+      <w:r>
+        <w:rPr>
+          <w:rFonts w:ascii="Arial" w:hAnsi="Arial" w:cs="Arial"/>
+          <w:sz w:val="18"/>
         </w:rPr>
         <w:t>Collaborated with engineers and PM partners to clarify requirements and align on acceptance criteria, keeping delivery predictable and measurable.</w:t>
       </w:r>
@@ -4191,13 +4164,13 @@
         <w:jc w:val="both"/>
         <w:rPr>
           <w:rFonts w:ascii="Arial" w:hAnsi="Arial" w:cs="Arial"/>
-          <w:sz w:val="20"/>
-        </w:rPr>
-      </w:pPr>
-      <w:r>
-        <w:rPr>
-          <w:rFonts w:ascii="Arial" w:hAnsi="Arial" w:cs="Arial"/>
-          <w:sz w:val="20"/>
+          <w:sz w:val="18"/>
+        </w:rPr>
+      </w:pPr>
+      <w:r>
+        <w:rPr>
+          <w:rFonts w:ascii="Arial" w:hAnsi="Arial" w:cs="Arial"/>
+          <w:sz w:val="18"/>
         </w:rPr>
         <w:t>Documented operational notes and handoff details, making ownership clearer and enabling faster iteration after features shipped.</w:t>
       </w:r>
@@ -4212,13 +4185,13 @@
         <w:jc w:val="both"/>
         <w:rPr>
           <w:rFonts w:ascii="Arial" w:hAnsi="Arial" w:cs="Arial"/>
-          <w:sz w:val="20"/>
-        </w:rPr>
-      </w:pPr>
-      <w:r>
-        <w:rPr>
-          <w:rFonts w:ascii="Arial" w:hAnsi="Arial" w:cs="Arial"/>
-          <w:sz w:val="20"/>
+          <w:sz w:val="18"/>
+        </w:rPr>
+      </w:pPr>
+      <w:r>
+        <w:rPr>
+          <w:rFonts w:ascii="Arial" w:hAnsi="Arial" w:cs="Arial"/>
+          <w:sz w:val="18"/>
         </w:rPr>
         <w:t>Supported internal tooling enhancements that improved developer workflows and reduced manual steps for repeatable validation.</w:t>
       </w:r>
@@ -4231,11 +4204,15 @@
           <w:numId w:val="10"/>
         </w:numPr>
         <w:jc w:val="both"/>
-      </w:pPr>
-      <w:r>
-        <w:rPr>
-          <w:rFonts w:ascii="Arial" w:hAnsi="Arial" w:cs="Arial"/>
-          <w:sz w:val="20"/>
+        <w:rPr>
+          <w:rFonts w:ascii="Arial" w:hAnsi="Arial" w:cs="Arial"/>
+          <w:sz w:val="18"/>
+        </w:rPr>
+      </w:pPr>
+      <w:r>
+        <w:rPr>
+          <w:rFonts w:ascii="Arial" w:hAnsi="Arial" w:cs="Arial"/>
+          <w:sz w:val="18"/>
         </w:rPr>
         <w:t>Learned production engineering habits around reliability, monitoring signals, and release discipline by working within established operational practices.</w:t>
       </w:r>
@@ -4339,11 +4316,13 @@
         <w:jc w:val="both"/>
         <w:rPr>
           <w:rFonts w:ascii="Arial" w:hAnsi="Arial" w:cs="Arial"/>
-        </w:rPr>
-      </w:pPr>
-      <w:r>
-        <w:rPr>
-          <w:rFonts w:ascii="Arial" w:hAnsi="Arial" w:cs="Arial"/>
+          <w:sz w:val="18"/>
+        </w:rPr>
+      </w:pPr>
+      <w:r>
+        <w:rPr>
+          <w:rFonts w:ascii="Arial" w:hAnsi="Arial" w:cs="Arial"/>
+          <w:sz w:val="18"/>
         </w:rPr>
         <w:t xml:space="preserve">Built a strong foundation in </w:t>
       </w:r>
@@ -4351,12 +4330,14 @@
         <w:rPr>
           <w:rStyle w:val="Strong"/>
           <w:rFonts w:ascii="Arial" w:hAnsi="Arial" w:cs="Arial"/>
+          <w:sz w:val="18"/>
         </w:rPr>
         <w:t>systems</w:t>
       </w:r>
       <w:r>
         <w:rPr>
           <w:rFonts w:ascii="Arial" w:hAnsi="Arial" w:cs="Arial"/>
+          <w:sz w:val="18"/>
         </w:rPr>
         <w:t xml:space="preserve">, </w:t>
       </w:r>
@@ -4364,12 +4345,14 @@
         <w:rPr>
           <w:rStyle w:val="Strong"/>
           <w:rFonts w:ascii="Arial" w:hAnsi="Arial" w:cs="Arial"/>
+          <w:sz w:val="18"/>
         </w:rPr>
         <w:t>data structures</w:t>
       </w:r>
       <w:r>
         <w:rPr>
           <w:rFonts w:ascii="Arial" w:hAnsi="Arial" w:cs="Arial"/>
+          <w:sz w:val="18"/>
         </w:rPr>
         <w:t xml:space="preserve">, and </w:t>
       </w:r>
@@ -4377,12 +4360,14 @@
         <w:rPr>
           <w:rStyle w:val="Strong"/>
           <w:rFonts w:ascii="Arial" w:hAnsi="Arial" w:cs="Arial"/>
+          <w:sz w:val="18"/>
         </w:rPr>
         <w:t>software engineering</w:t>
       </w:r>
       <w:r>
         <w:rPr>
           <w:rFonts w:ascii="Arial" w:hAnsi="Arial" w:cs="Arial"/>
+          <w:sz w:val="18"/>
         </w:rPr>
         <w:t>, and carried those fundamentals into production work focused on correctness, reliability, and performance.</w:t>
       </w:r>
@@ -4415,23 +4400,403 @@
     </w:p>
     <w:p>
       <w:pPr>
+        <w:pStyle w:val="NormalWeb"/>
+        <w:rPr>
+          <w:rStyle w:val="Strong"/>
+          <w:rFonts w:ascii="Arial" w:hAnsi="Arial" w:cs="Arial"/>
+          <w:sz w:val="18"/>
+        </w:rPr>
+      </w:pPr>
+      <w:r>
+        <w:rPr>
+          <w:rStyle w:val="Strong"/>
+          <w:rFonts w:ascii="Arial" w:hAnsi="Arial" w:cs="Arial"/>
+          <w:sz w:val="18"/>
+        </w:rPr>
+        <w:t>Event-Driven Execution &amp; Audit Platform (Rust)</w:t>
+      </w:r>
+    </w:p>
+    <w:p>
+      <w:pPr>
+        <w:pStyle w:val="NormalWeb"/>
+        <w:numPr>
+          <w:ilvl w:val="0"/>
+          <w:numId w:val="12"/>
+        </w:numPr>
+        <w:jc w:val="both"/>
+        <w:rPr>
+          <w:rFonts w:ascii="Arial" w:hAnsi="Arial" w:cs="Arial"/>
+          <w:sz w:val="18"/>
+        </w:rPr>
+      </w:pPr>
+      <w:r>
+        <w:rPr>
+          <w:rFonts w:ascii="Arial" w:hAnsi="Arial" w:cs="Arial"/>
+          <w:sz w:val="18"/>
+        </w:rPr>
+        <w:t xml:space="preserve">Built a multi-tenant execution pipeline for long-running jobs using </w:t>
+      </w:r>
+      <w:r>
+        <w:rPr>
+          <w:rStyle w:val="Strong"/>
+          <w:rFonts w:ascii="Arial" w:hAnsi="Arial" w:cs="Arial"/>
+          <w:sz w:val="18"/>
+        </w:rPr>
+        <w:t>Rust</w:t>
+      </w:r>
+      <w:r>
+        <w:rPr>
+          <w:rFonts w:ascii="Arial" w:hAnsi="Arial" w:cs="Arial"/>
+          <w:sz w:val="18"/>
+        </w:rPr>
+        <w:t xml:space="preserve"> (</w:t>
+      </w:r>
+      <w:proofErr w:type="spellStart"/>
+      <w:r>
+        <w:rPr>
+          <w:rFonts w:ascii="Arial" w:hAnsi="Arial" w:cs="Arial"/>
+          <w:sz w:val="18"/>
+        </w:rPr>
+        <w:t>Tokio</w:t>
+      </w:r>
+      <w:proofErr w:type="spellEnd"/>
+      <w:r>
+        <w:rPr>
+          <w:rFonts w:ascii="Arial" w:hAnsi="Arial" w:cs="Arial"/>
+          <w:sz w:val="18"/>
+        </w:rPr>
+        <w:t xml:space="preserve">-based </w:t>
+      </w:r>
+      <w:proofErr w:type="spellStart"/>
+      <w:r>
+        <w:rPr>
+          <w:rFonts w:ascii="Arial" w:hAnsi="Arial" w:cs="Arial"/>
+          <w:sz w:val="18"/>
+        </w:rPr>
+        <w:t>async</w:t>
+      </w:r>
+      <w:proofErr w:type="spellEnd"/>
+      <w:r>
+        <w:rPr>
+          <w:rFonts w:ascii="Arial" w:hAnsi="Arial" w:cs="Arial"/>
+          <w:sz w:val="18"/>
+        </w:rPr>
+        <w:t xml:space="preserve"> runtime) with integrations to </w:t>
+      </w:r>
+      <w:r>
+        <w:rPr>
+          <w:rStyle w:val="Strong"/>
+          <w:rFonts w:ascii="Arial" w:hAnsi="Arial" w:cs="Arial"/>
+          <w:sz w:val="18"/>
+        </w:rPr>
+        <w:t>AWS SQS/SNS</w:t>
+      </w:r>
+      <w:r>
+        <w:rPr>
+          <w:rFonts w:ascii="Arial" w:hAnsi="Arial" w:cs="Arial"/>
+          <w:sz w:val="18"/>
+        </w:rPr>
+        <w:t xml:space="preserve">, </w:t>
+      </w:r>
+      <w:r>
+        <w:rPr>
+          <w:rStyle w:val="Strong"/>
+          <w:rFonts w:ascii="Arial" w:hAnsi="Arial" w:cs="Arial"/>
+          <w:sz w:val="18"/>
+        </w:rPr>
+        <w:t>Kafka</w:t>
+      </w:r>
+      <w:r>
+        <w:rPr>
+          <w:rFonts w:ascii="Arial" w:hAnsi="Arial" w:cs="Arial"/>
+          <w:sz w:val="18"/>
+        </w:rPr>
+        <w:t xml:space="preserve">, and </w:t>
+      </w:r>
+      <w:proofErr w:type="spellStart"/>
+      <w:r>
+        <w:rPr>
+          <w:rStyle w:val="Strong"/>
+          <w:rFonts w:ascii="Arial" w:hAnsi="Arial" w:cs="Arial"/>
+          <w:sz w:val="18"/>
+        </w:rPr>
+        <w:t>RabbitMQ</w:t>
+      </w:r>
+      <w:proofErr w:type="spellEnd"/>
+      <w:r>
+        <w:rPr>
+          <w:rFonts w:ascii="Arial" w:hAnsi="Arial" w:cs="Arial"/>
+          <w:sz w:val="18"/>
+        </w:rPr>
+        <w:t xml:space="preserve">, orchestrated via </w:t>
+      </w:r>
+      <w:proofErr w:type="spellStart"/>
+      <w:r>
+        <w:rPr>
+          <w:rStyle w:val="Strong"/>
+          <w:rFonts w:ascii="Arial" w:hAnsi="Arial" w:cs="Arial"/>
+          <w:sz w:val="18"/>
+        </w:rPr>
+        <w:t>EventBridge</w:t>
+      </w:r>
+      <w:proofErr w:type="spellEnd"/>
+      <w:r>
+        <w:rPr>
+          <w:rFonts w:ascii="Arial" w:hAnsi="Arial" w:cs="Arial"/>
+          <w:sz w:val="18"/>
+        </w:rPr>
+        <w:t xml:space="preserve"> and </w:t>
+      </w:r>
+      <w:r>
+        <w:rPr>
+          <w:rStyle w:val="Strong"/>
+          <w:rFonts w:ascii="Arial" w:hAnsi="Arial" w:cs="Arial"/>
+          <w:sz w:val="18"/>
+        </w:rPr>
+        <w:t>Step Functions</w:t>
+      </w:r>
+      <w:r>
+        <w:rPr>
+          <w:rFonts w:ascii="Arial" w:hAnsi="Arial" w:cs="Arial"/>
+          <w:sz w:val="18"/>
+        </w:rPr>
+        <w:t xml:space="preserve"> for </w:t>
+      </w:r>
+      <w:proofErr w:type="spellStart"/>
+      <w:r>
+        <w:rPr>
+          <w:rFonts w:ascii="Arial" w:hAnsi="Arial" w:cs="Arial"/>
+          <w:sz w:val="18"/>
+        </w:rPr>
+        <w:t>resumable</w:t>
+      </w:r>
+      <w:proofErr w:type="spellEnd"/>
+      <w:r>
+        <w:rPr>
+          <w:rFonts w:ascii="Arial" w:hAnsi="Arial" w:cs="Arial"/>
+          <w:sz w:val="18"/>
+        </w:rPr>
+        <w:t xml:space="preserve">, state-driven workflows. Implemented </w:t>
+      </w:r>
+      <w:r>
+        <w:rPr>
+          <w:rStyle w:val="Strong"/>
+          <w:rFonts w:ascii="Arial" w:hAnsi="Arial" w:cs="Arial"/>
+          <w:sz w:val="18"/>
+        </w:rPr>
+        <w:t>idempotent consumers</w:t>
+      </w:r>
+      <w:r>
+        <w:rPr>
+          <w:rFonts w:ascii="Arial" w:hAnsi="Arial" w:cs="Arial"/>
+          <w:sz w:val="18"/>
+        </w:rPr>
+        <w:t xml:space="preserve">, </w:t>
+      </w:r>
+      <w:r>
+        <w:rPr>
+          <w:rStyle w:val="Strong"/>
+          <w:rFonts w:ascii="Arial" w:hAnsi="Arial" w:cs="Arial"/>
+          <w:sz w:val="18"/>
+        </w:rPr>
+        <w:t>DLQs</w:t>
+      </w:r>
+      <w:r>
+        <w:rPr>
+          <w:rFonts w:ascii="Arial" w:hAnsi="Arial" w:cs="Arial"/>
+          <w:sz w:val="18"/>
+        </w:rPr>
+        <w:t xml:space="preserve">, and replay </w:t>
+      </w:r>
+      <w:bookmarkStart w:id="0" w:name="_GoBack"/>
+      <w:bookmarkEnd w:id="0"/>
+      <w:r>
+        <w:rPr>
+          <w:rFonts w:ascii="Arial" w:hAnsi="Arial" w:cs="Arial"/>
+          <w:sz w:val="18"/>
+        </w:rPr>
+        <w:t xml:space="preserve">tooling with structured error handling and backpressure control; persisted job metadata in </w:t>
+      </w:r>
+      <w:proofErr w:type="spellStart"/>
+      <w:r>
+        <w:rPr>
+          <w:rStyle w:val="Strong"/>
+          <w:rFonts w:ascii="Arial" w:hAnsi="Arial" w:cs="Arial"/>
+          <w:sz w:val="18"/>
+        </w:rPr>
+        <w:t>PostgreSQL</w:t>
+      </w:r>
+      <w:proofErr w:type="spellEnd"/>
+      <w:r>
+        <w:rPr>
+          <w:rStyle w:val="Strong"/>
+          <w:rFonts w:ascii="Arial" w:hAnsi="Arial" w:cs="Arial"/>
+          <w:sz w:val="18"/>
+        </w:rPr>
+        <w:t>/RDS</w:t>
+      </w:r>
+      <w:r>
+        <w:rPr>
+          <w:rFonts w:ascii="Arial" w:hAnsi="Arial" w:cs="Arial"/>
+          <w:sz w:val="18"/>
+        </w:rPr>
+        <w:t xml:space="preserve"> (using </w:t>
+      </w:r>
+      <w:proofErr w:type="spellStart"/>
+      <w:r>
+        <w:rPr>
+          <w:rFonts w:ascii="Arial" w:hAnsi="Arial" w:cs="Arial"/>
+          <w:sz w:val="18"/>
+        </w:rPr>
+        <w:t>SQLx</w:t>
+      </w:r>
+      <w:proofErr w:type="spellEnd"/>
+      <w:r>
+        <w:rPr>
+          <w:rFonts w:ascii="Arial" w:hAnsi="Arial" w:cs="Arial"/>
+          <w:sz w:val="18"/>
+        </w:rPr>
+        <w:t xml:space="preserve">/Diesel), cached hot lookups in </w:t>
+      </w:r>
+      <w:proofErr w:type="spellStart"/>
+      <w:r>
+        <w:rPr>
+          <w:rStyle w:val="Strong"/>
+          <w:rFonts w:ascii="Arial" w:hAnsi="Arial" w:cs="Arial"/>
+          <w:sz w:val="18"/>
+        </w:rPr>
+        <w:t>Redis</w:t>
+      </w:r>
+      <w:proofErr w:type="spellEnd"/>
+      <w:r>
+        <w:rPr>
+          <w:rStyle w:val="Strong"/>
+          <w:rFonts w:ascii="Arial" w:hAnsi="Arial" w:cs="Arial"/>
+          <w:sz w:val="18"/>
+        </w:rPr>
+        <w:t>/</w:t>
+      </w:r>
+      <w:proofErr w:type="spellStart"/>
+      <w:r>
+        <w:rPr>
+          <w:rStyle w:val="Strong"/>
+          <w:rFonts w:ascii="Arial" w:hAnsi="Arial" w:cs="Arial"/>
+          <w:sz w:val="18"/>
+        </w:rPr>
+        <w:t>ElastiCache</w:t>
+      </w:r>
+      <w:proofErr w:type="spellEnd"/>
+      <w:r>
+        <w:rPr>
+          <w:rFonts w:ascii="Arial" w:hAnsi="Arial" w:cs="Arial"/>
+          <w:sz w:val="18"/>
+        </w:rPr>
+        <w:t xml:space="preserve">, and stored artifacts in </w:t>
+      </w:r>
+      <w:r>
+        <w:rPr>
+          <w:rStyle w:val="Strong"/>
+          <w:rFonts w:ascii="Arial" w:hAnsi="Arial" w:cs="Arial"/>
+          <w:sz w:val="18"/>
+        </w:rPr>
+        <w:t>S3</w:t>
+      </w:r>
+      <w:r>
+        <w:rPr>
+          <w:rFonts w:ascii="Arial" w:hAnsi="Arial" w:cs="Arial"/>
+          <w:sz w:val="18"/>
+        </w:rPr>
+        <w:t xml:space="preserve"> behind </w:t>
+      </w:r>
+      <w:proofErr w:type="spellStart"/>
+      <w:r>
+        <w:rPr>
+          <w:rStyle w:val="Strong"/>
+          <w:rFonts w:ascii="Arial" w:hAnsi="Arial" w:cs="Arial"/>
+          <w:sz w:val="18"/>
+        </w:rPr>
+        <w:t>CloudFront</w:t>
+      </w:r>
+      <w:proofErr w:type="spellEnd"/>
+      <w:r>
+        <w:rPr>
+          <w:rFonts w:ascii="Arial" w:hAnsi="Arial" w:cs="Arial"/>
+          <w:sz w:val="18"/>
+        </w:rPr>
+        <w:t xml:space="preserve"> with signed URL access. Delivered searchable audit trails via </w:t>
+      </w:r>
+      <w:proofErr w:type="spellStart"/>
+      <w:r>
+        <w:rPr>
+          <w:rStyle w:val="Strong"/>
+          <w:rFonts w:ascii="Arial" w:hAnsi="Arial" w:cs="Arial"/>
+          <w:sz w:val="18"/>
+        </w:rPr>
+        <w:t>Elasticsearch</w:t>
+      </w:r>
+      <w:proofErr w:type="spellEnd"/>
+      <w:r>
+        <w:rPr>
+          <w:rStyle w:val="Strong"/>
+          <w:rFonts w:ascii="Arial" w:hAnsi="Arial" w:cs="Arial"/>
+          <w:sz w:val="18"/>
+        </w:rPr>
+        <w:t>/OpenSearch</w:t>
+      </w:r>
+      <w:r>
+        <w:rPr>
+          <w:rFonts w:ascii="Arial" w:hAnsi="Arial" w:cs="Arial"/>
+          <w:sz w:val="18"/>
+        </w:rPr>
+        <w:t xml:space="preserve"> and compliance-grade audit logging with </w:t>
+      </w:r>
+      <w:r>
+        <w:rPr>
+          <w:rStyle w:val="Strong"/>
+          <w:rFonts w:ascii="Arial" w:hAnsi="Arial" w:cs="Arial"/>
+          <w:sz w:val="18"/>
+        </w:rPr>
+        <w:t>RBAC/ABAC</w:t>
+      </w:r>
+      <w:r>
+        <w:rPr>
+          <w:rFonts w:ascii="Arial" w:hAnsi="Arial" w:cs="Arial"/>
+          <w:sz w:val="18"/>
+        </w:rPr>
+        <w:t xml:space="preserve"> enforcement and fine-grained authorization middleware.</w:t>
+      </w:r>
+    </w:p>
+    <w:p>
+      <w:pPr>
         <w:pStyle w:val="Heading3"/>
         <w:jc w:val="both"/>
         <w:rPr>
           <w:rFonts w:ascii="Arial" w:hAnsi="Arial" w:cs="Arial"/>
           <w:color w:val="auto"/>
-          <w:sz w:val="20"/>
-        </w:rPr>
-      </w:pPr>
+          <w:sz w:val="18"/>
+        </w:rPr>
+      </w:pPr>
+      <w:proofErr w:type="spellStart"/>
       <w:r>
         <w:rPr>
           <w:rStyle w:val="Strong"/>
           <w:rFonts w:ascii="Arial" w:hAnsi="Arial" w:cs="Arial"/>
           <w:bCs w:val="0"/>
           <w:color w:val="auto"/>
-          <w:sz w:val="20"/>
-        </w:rPr>
-        <w:t>Event-Driven Execution &amp; Audit Platform</w:t>
+          <w:sz w:val="18"/>
+        </w:rPr>
+        <w:t>Observability</w:t>
+      </w:r>
+      <w:proofErr w:type="spellEnd"/>
+      <w:r>
+        <w:rPr>
+          <w:rStyle w:val="Strong"/>
+          <w:rFonts w:ascii="Arial" w:hAnsi="Arial" w:cs="Arial"/>
+          <w:bCs w:val="0"/>
+          <w:color w:val="auto"/>
+          <w:sz w:val="18"/>
+        </w:rPr>
+        <w:t xml:space="preserve"> &amp; Release Quality Program</w:t>
       </w:r>
     </w:p>
     <w:p>
@@ -4444,28 +4809,47 @@
         <w:jc w:val="both"/>
         <w:rPr>
           <w:rFonts w:ascii="Arial" w:hAnsi="Arial" w:cs="Arial"/>
-          <w:sz w:val="20"/>
-        </w:rPr>
-      </w:pPr>
-      <w:r>
-        <w:rPr>
-          <w:rFonts w:ascii="Arial" w:hAnsi="Arial" w:cs="Arial"/>
-          <w:sz w:val="20"/>
-        </w:rPr>
-        <w:t xml:space="preserve">Built a multi-tenant execution pipeline for long-running jobs using </w:t>
-      </w:r>
-      <w:r>
-        <w:rPr>
-          <w:rStyle w:val="Strong"/>
-          <w:rFonts w:ascii="Arial" w:hAnsi="Arial" w:cs="Arial"/>
-          <w:sz w:val="20"/>
-        </w:rPr>
-        <w:t>AWS SQS/SNS</w:t>
-      </w:r>
-      <w:r>
-        <w:rPr>
-          <w:rFonts w:ascii="Arial" w:hAnsi="Arial" w:cs="Arial"/>
-          <w:sz w:val="20"/>
+          <w:sz w:val="18"/>
+        </w:rPr>
+      </w:pPr>
+      <w:r>
+        <w:rPr>
+          <w:rFonts w:ascii="Arial" w:hAnsi="Arial" w:cs="Arial"/>
+          <w:sz w:val="18"/>
+        </w:rPr>
+        <w:t xml:space="preserve">Standardized production telemetry using </w:t>
+      </w:r>
+      <w:proofErr w:type="spellStart"/>
+      <w:r>
+        <w:rPr>
+          <w:rStyle w:val="Strong"/>
+          <w:rFonts w:ascii="Arial" w:hAnsi="Arial" w:cs="Arial"/>
+          <w:sz w:val="18"/>
+        </w:rPr>
+        <w:t>OpenTelemetry</w:t>
+      </w:r>
+      <w:proofErr w:type="spellEnd"/>
+      <w:r>
+        <w:rPr>
+          <w:rFonts w:ascii="Arial" w:hAnsi="Arial" w:cs="Arial"/>
+          <w:sz w:val="18"/>
+        </w:rPr>
+        <w:t xml:space="preserve"> (traces/metrics/logs) exported to </w:t>
+      </w:r>
+      <w:proofErr w:type="spellStart"/>
+      <w:r>
+        <w:rPr>
+          <w:rStyle w:val="Strong"/>
+          <w:rFonts w:ascii="Arial" w:hAnsi="Arial" w:cs="Arial"/>
+          <w:sz w:val="18"/>
+        </w:rPr>
+        <w:t>Datadog</w:t>
+      </w:r>
+      <w:proofErr w:type="spellEnd"/>
+      <w:r>
+        <w:rPr>
+          <w:rFonts w:ascii="Arial" w:hAnsi="Arial" w:cs="Arial"/>
+          <w:sz w:val="18"/>
         </w:rPr>
         <w:t xml:space="preserve">, </w:t>
       </w:r>
@@ -4473,14 +4857,14 @@
         <w:rPr>
           <w:rStyle w:val="Strong"/>
           <w:rFonts w:ascii="Arial" w:hAnsi="Arial" w:cs="Arial"/>
-          <w:sz w:val="20"/>
-        </w:rPr>
-        <w:t>Kafka</w:t>
-      </w:r>
-      <w:r>
-        <w:rPr>
-          <w:rFonts w:ascii="Arial" w:hAnsi="Arial" w:cs="Arial"/>
-          <w:sz w:val="20"/>
+          <w:sz w:val="18"/>
+        </w:rPr>
+        <w:t>Prometheus</w:t>
+      </w:r>
+      <w:r>
+        <w:rPr>
+          <w:rFonts w:ascii="Arial" w:hAnsi="Arial" w:cs="Arial"/>
+          <w:sz w:val="18"/>
         </w:rPr>
         <w:t xml:space="preserve">, and </w:t>
       </w:r>
@@ -4489,502 +4873,185 @@
         <w:rPr>
           <w:rStyle w:val="Strong"/>
           <w:rFonts w:ascii="Arial" w:hAnsi="Arial" w:cs="Arial"/>
-          <w:sz w:val="20"/>
-        </w:rPr>
-        <w:t>RabbitMQ</w:t>
-      </w:r>
-      <w:proofErr w:type="spellEnd"/>
-      <w:r>
-        <w:rPr>
-          <w:rFonts w:ascii="Arial" w:hAnsi="Arial" w:cs="Arial"/>
-          <w:sz w:val="20"/>
-        </w:rPr>
-        <w:t xml:space="preserve">, with orchestration via </w:t>
-      </w:r>
-      <w:proofErr w:type="spellStart"/>
-      <w:r>
-        <w:rPr>
-          <w:rStyle w:val="Strong"/>
-          <w:rFonts w:ascii="Arial" w:hAnsi="Arial" w:cs="Arial"/>
-          <w:sz w:val="20"/>
-        </w:rPr>
-        <w:t>EventBridge</w:t>
-      </w:r>
-      <w:proofErr w:type="spellEnd"/>
-      <w:r>
-        <w:rPr>
-          <w:rFonts w:ascii="Arial" w:hAnsi="Arial" w:cs="Arial"/>
-          <w:sz w:val="20"/>
-        </w:rPr>
-        <w:t xml:space="preserve"> and </w:t>
-      </w:r>
-      <w:r>
-        <w:rPr>
-          <w:rStyle w:val="Strong"/>
-          <w:rFonts w:ascii="Arial" w:hAnsi="Arial" w:cs="Arial"/>
-          <w:sz w:val="20"/>
-        </w:rPr>
-        <w:t>Step Functions</w:t>
-      </w:r>
-      <w:r>
-        <w:rPr>
-          <w:rFonts w:ascii="Arial" w:hAnsi="Arial" w:cs="Arial"/>
-          <w:sz w:val="20"/>
-        </w:rPr>
-        <w:t xml:space="preserve"> for </w:t>
-      </w:r>
-      <w:proofErr w:type="spellStart"/>
-      <w:r>
-        <w:rPr>
-          <w:rFonts w:ascii="Arial" w:hAnsi="Arial" w:cs="Arial"/>
-          <w:sz w:val="20"/>
-        </w:rPr>
-        <w:t>resumable</w:t>
-      </w:r>
-      <w:proofErr w:type="spellEnd"/>
-      <w:r>
-        <w:rPr>
-          <w:rFonts w:ascii="Arial" w:hAnsi="Arial" w:cs="Arial"/>
-          <w:sz w:val="20"/>
-        </w:rPr>
-        <w:t xml:space="preserve"> workflows. Implemented idempotent consumers, DLQs, and replay tooling, persisted job metadata in </w:t>
-      </w:r>
-      <w:proofErr w:type="spellStart"/>
-      <w:r>
-        <w:rPr>
-          <w:rStyle w:val="Strong"/>
-          <w:rFonts w:ascii="Arial" w:hAnsi="Arial" w:cs="Arial"/>
-          <w:sz w:val="20"/>
-        </w:rPr>
-        <w:t>PostgreSQL</w:t>
-      </w:r>
-      <w:proofErr w:type="spellEnd"/>
-      <w:r>
-        <w:rPr>
-          <w:rStyle w:val="Strong"/>
-          <w:rFonts w:ascii="Arial" w:hAnsi="Arial" w:cs="Arial"/>
-          <w:sz w:val="20"/>
-        </w:rPr>
-        <w:t>/RDS</w:t>
-      </w:r>
-      <w:r>
-        <w:rPr>
-          <w:rFonts w:ascii="Arial" w:hAnsi="Arial" w:cs="Arial"/>
-          <w:sz w:val="20"/>
-        </w:rPr>
-        <w:t xml:space="preserve">, cached hot lookups in </w:t>
-      </w:r>
-      <w:proofErr w:type="spellStart"/>
-      <w:r>
-        <w:rPr>
-          <w:rStyle w:val="Strong"/>
-          <w:rFonts w:ascii="Arial" w:hAnsi="Arial" w:cs="Arial"/>
-          <w:sz w:val="20"/>
-        </w:rPr>
-        <w:t>Redis</w:t>
-      </w:r>
-      <w:proofErr w:type="spellEnd"/>
-      <w:r>
-        <w:rPr>
-          <w:rStyle w:val="Strong"/>
-          <w:rFonts w:ascii="Arial" w:hAnsi="Arial" w:cs="Arial"/>
-          <w:sz w:val="20"/>
-        </w:rPr>
-        <w:t>/</w:t>
-      </w:r>
-      <w:proofErr w:type="spellStart"/>
-      <w:r>
-        <w:rPr>
-          <w:rStyle w:val="Strong"/>
-          <w:rFonts w:ascii="Arial" w:hAnsi="Arial" w:cs="Arial"/>
-          <w:sz w:val="20"/>
-        </w:rPr>
-        <w:t>ElastiCache</w:t>
-      </w:r>
-      <w:proofErr w:type="spellEnd"/>
-      <w:r>
-        <w:rPr>
-          <w:rFonts w:ascii="Arial" w:hAnsi="Arial" w:cs="Arial"/>
-          <w:sz w:val="20"/>
-        </w:rPr>
-        <w:t xml:space="preserve">, and stored artifacts in </w:t>
-      </w:r>
-      <w:r>
-        <w:rPr>
-          <w:rStyle w:val="Strong"/>
-          <w:rFonts w:ascii="Arial" w:hAnsi="Arial" w:cs="Arial"/>
-          <w:sz w:val="20"/>
-        </w:rPr>
-        <w:t>S3</w:t>
-      </w:r>
-      <w:r>
-        <w:rPr>
-          <w:rFonts w:ascii="Arial" w:hAnsi="Arial" w:cs="Arial"/>
-          <w:sz w:val="20"/>
-        </w:rPr>
-        <w:t xml:space="preserve"> behind </w:t>
-      </w:r>
-      <w:proofErr w:type="spellStart"/>
-      <w:r>
-        <w:rPr>
-          <w:rStyle w:val="Strong"/>
-          <w:rFonts w:ascii="Arial" w:hAnsi="Arial" w:cs="Arial"/>
-          <w:sz w:val="20"/>
-        </w:rPr>
-        <w:t>CloudFront</w:t>
-      </w:r>
-      <w:proofErr w:type="spellEnd"/>
-      <w:r>
-        <w:rPr>
-          <w:rFonts w:ascii="Arial" w:hAnsi="Arial" w:cs="Arial"/>
-          <w:sz w:val="20"/>
-        </w:rPr>
-        <w:t xml:space="preserve"> with signed URL access; shipped searchable audit trails via </w:t>
-      </w:r>
-      <w:proofErr w:type="spellStart"/>
-      <w:r>
-        <w:rPr>
-          <w:rStyle w:val="Strong"/>
-          <w:rFonts w:ascii="Arial" w:hAnsi="Arial" w:cs="Arial"/>
-          <w:sz w:val="20"/>
-        </w:rPr>
-        <w:t>Elasticsearch</w:t>
-      </w:r>
-      <w:proofErr w:type="spellEnd"/>
-      <w:r>
-        <w:rPr>
-          <w:rStyle w:val="Strong"/>
-          <w:rFonts w:ascii="Arial" w:hAnsi="Arial" w:cs="Arial"/>
-          <w:sz w:val="20"/>
-        </w:rPr>
-        <w:t>/OpenSearch</w:t>
-      </w:r>
-      <w:r>
-        <w:rPr>
-          <w:rFonts w:ascii="Arial" w:hAnsi="Arial" w:cs="Arial"/>
-          <w:sz w:val="20"/>
-        </w:rPr>
-        <w:t xml:space="preserve"> and compliance-grade </w:t>
-      </w:r>
-      <w:r>
-        <w:rPr>
-          <w:rStyle w:val="Strong"/>
-          <w:rFonts w:ascii="Arial" w:hAnsi="Arial" w:cs="Arial"/>
-          <w:sz w:val="20"/>
-        </w:rPr>
-        <w:t>audit logging</w:t>
-      </w:r>
-      <w:r>
-        <w:rPr>
-          <w:rFonts w:ascii="Arial" w:hAnsi="Arial" w:cs="Arial"/>
-          <w:sz w:val="20"/>
-        </w:rPr>
-        <w:t xml:space="preserve"> with </w:t>
-      </w:r>
-      <w:r>
-        <w:rPr>
-          <w:rStyle w:val="Strong"/>
-          <w:rFonts w:ascii="Arial" w:hAnsi="Arial" w:cs="Arial"/>
-          <w:sz w:val="20"/>
-        </w:rPr>
-        <w:t>RBAC/ABAC</w:t>
-      </w:r>
-      <w:r>
-        <w:rPr>
-          <w:rFonts w:ascii="Arial" w:hAnsi="Arial" w:cs="Arial"/>
-          <w:sz w:val="20"/>
-        </w:rPr>
-        <w:t xml:space="preserve"> controls.</w:t>
-      </w:r>
-    </w:p>
-    <w:p>
-      <w:pPr>
-        <w:pStyle w:val="Heading3"/>
-        <w:jc w:val="both"/>
-        <w:rPr>
-          <w:rFonts w:ascii="Arial" w:hAnsi="Arial" w:cs="Arial"/>
-          <w:color w:val="auto"/>
-          <w:sz w:val="20"/>
-        </w:rPr>
-      </w:pPr>
-      <w:proofErr w:type="spellStart"/>
-      <w:r>
-        <w:rPr>
-          <w:rStyle w:val="Strong"/>
-          <w:rFonts w:ascii="Arial" w:hAnsi="Arial" w:cs="Arial"/>
-          <w:bCs w:val="0"/>
-          <w:color w:val="auto"/>
-          <w:sz w:val="20"/>
-        </w:rPr>
-        <w:t>Observability</w:t>
-      </w:r>
-      <w:proofErr w:type="spellEnd"/>
-      <w:r>
-        <w:rPr>
-          <w:rStyle w:val="Strong"/>
-          <w:rFonts w:ascii="Arial" w:hAnsi="Arial" w:cs="Arial"/>
-          <w:bCs w:val="0"/>
-          <w:color w:val="auto"/>
-          <w:sz w:val="20"/>
-        </w:rPr>
-        <w:t xml:space="preserve"> &amp; Release Quality Program</w:t>
-      </w:r>
-    </w:p>
-    <w:p>
-      <w:pPr>
-        <w:pStyle w:val="NormalWeb"/>
-        <w:numPr>
-          <w:ilvl w:val="0"/>
-          <w:numId w:val="13"/>
-        </w:numPr>
-        <w:jc w:val="both"/>
-        <w:rPr>
-          <w:rFonts w:ascii="Arial" w:hAnsi="Arial" w:cs="Arial"/>
-          <w:sz w:val="20"/>
-        </w:rPr>
-      </w:pPr>
-      <w:r>
-        <w:rPr>
-          <w:rFonts w:ascii="Arial" w:hAnsi="Arial" w:cs="Arial"/>
-          <w:sz w:val="20"/>
-        </w:rPr>
-        <w:t xml:space="preserve">Standardized production telemetry using </w:t>
-      </w:r>
-      <w:proofErr w:type="spellStart"/>
-      <w:r>
-        <w:rPr>
-          <w:rStyle w:val="Strong"/>
-          <w:rFonts w:ascii="Arial" w:hAnsi="Arial" w:cs="Arial"/>
-          <w:sz w:val="20"/>
-        </w:rPr>
-        <w:t>OpenTelemetry</w:t>
-      </w:r>
-      <w:proofErr w:type="spellEnd"/>
-      <w:r>
-        <w:rPr>
-          <w:rFonts w:ascii="Arial" w:hAnsi="Arial" w:cs="Arial"/>
-          <w:sz w:val="20"/>
-        </w:rPr>
-        <w:t xml:space="preserve"> (traces/metrics/logs) exported to </w:t>
-      </w:r>
-      <w:proofErr w:type="spellStart"/>
-      <w:r>
-        <w:rPr>
-          <w:rStyle w:val="Strong"/>
-          <w:rFonts w:ascii="Arial" w:hAnsi="Arial" w:cs="Arial"/>
-          <w:sz w:val="20"/>
-        </w:rPr>
-        <w:t>Datadog</w:t>
-      </w:r>
-      <w:proofErr w:type="spellEnd"/>
-      <w:r>
-        <w:rPr>
-          <w:rFonts w:ascii="Arial" w:hAnsi="Arial" w:cs="Arial"/>
-          <w:sz w:val="20"/>
+          <w:sz w:val="18"/>
+        </w:rPr>
+        <w:t>Grafana</w:t>
+      </w:r>
+      <w:proofErr w:type="spellEnd"/>
+      <w:r>
+        <w:rPr>
+          <w:rFonts w:ascii="Arial" w:hAnsi="Arial" w:cs="Arial"/>
+          <w:sz w:val="18"/>
+        </w:rPr>
+        <w:t xml:space="preserve">, with centralized logs in </w:t>
+      </w:r>
+      <w:r>
+        <w:rPr>
+          <w:rStyle w:val="Strong"/>
+          <w:rFonts w:ascii="Arial" w:hAnsi="Arial" w:cs="Arial"/>
+          <w:sz w:val="18"/>
+        </w:rPr>
+        <w:t>ELK/EFK</w:t>
+      </w:r>
+      <w:r>
+        <w:rPr>
+          <w:rFonts w:ascii="Arial" w:hAnsi="Arial" w:cs="Arial"/>
+          <w:sz w:val="18"/>
+        </w:rPr>
+        <w:t xml:space="preserve"> and operational signals in </w:t>
+      </w:r>
+      <w:proofErr w:type="spellStart"/>
+      <w:r>
+        <w:rPr>
+          <w:rStyle w:val="Strong"/>
+          <w:rFonts w:ascii="Arial" w:hAnsi="Arial" w:cs="Arial"/>
+          <w:sz w:val="18"/>
+        </w:rPr>
+        <w:t>CloudWatch</w:t>
+      </w:r>
+      <w:proofErr w:type="spellEnd"/>
+      <w:r>
+        <w:rPr>
+          <w:rFonts w:ascii="Arial" w:hAnsi="Arial" w:cs="Arial"/>
+          <w:sz w:val="18"/>
+        </w:rPr>
+        <w:t xml:space="preserve">. Added CI/CD release gates using </w:t>
+      </w:r>
+      <w:proofErr w:type="spellStart"/>
+      <w:r>
+        <w:rPr>
+          <w:rStyle w:val="Strong"/>
+          <w:rFonts w:ascii="Arial" w:hAnsi="Arial" w:cs="Arial"/>
+          <w:sz w:val="18"/>
+        </w:rPr>
+        <w:t>GitHub</w:t>
+      </w:r>
+      <w:proofErr w:type="spellEnd"/>
+      <w:r>
+        <w:rPr>
+          <w:rStyle w:val="Strong"/>
+          <w:rFonts w:ascii="Arial" w:hAnsi="Arial" w:cs="Arial"/>
+          <w:sz w:val="18"/>
+        </w:rPr>
+        <w:t xml:space="preserve"> Actions</w:t>
+      </w:r>
+      <w:r>
+        <w:rPr>
+          <w:rFonts w:ascii="Arial" w:hAnsi="Arial" w:cs="Arial"/>
+          <w:sz w:val="18"/>
         </w:rPr>
         <w:t xml:space="preserve">, </w:t>
       </w:r>
-      <w:r>
-        <w:rPr>
-          <w:rStyle w:val="Strong"/>
-          <w:rFonts w:ascii="Arial" w:hAnsi="Arial" w:cs="Arial"/>
-          <w:sz w:val="20"/>
-        </w:rPr>
-        <w:t>Prometheus</w:t>
-      </w:r>
-      <w:r>
-        <w:rPr>
-          <w:rFonts w:ascii="Arial" w:hAnsi="Arial" w:cs="Arial"/>
-          <w:sz w:val="20"/>
+      <w:proofErr w:type="spellStart"/>
+      <w:r>
+        <w:rPr>
+          <w:rStyle w:val="Strong"/>
+          <w:rFonts w:ascii="Arial" w:hAnsi="Arial" w:cs="Arial"/>
+          <w:sz w:val="18"/>
+        </w:rPr>
+        <w:t>GitLab</w:t>
+      </w:r>
+      <w:proofErr w:type="spellEnd"/>
+      <w:r>
+        <w:rPr>
+          <w:rStyle w:val="Strong"/>
+          <w:rFonts w:ascii="Arial" w:hAnsi="Arial" w:cs="Arial"/>
+          <w:sz w:val="18"/>
+        </w:rPr>
+        <w:t xml:space="preserve"> CI</w:t>
+      </w:r>
+      <w:r>
+        <w:rPr>
+          <w:rFonts w:ascii="Arial" w:hAnsi="Arial" w:cs="Arial"/>
+          <w:sz w:val="18"/>
+        </w:rPr>
+        <w:t xml:space="preserve">, Jenkins, and </w:t>
+      </w:r>
+      <w:r>
+        <w:rPr>
+          <w:rStyle w:val="Strong"/>
+          <w:rFonts w:ascii="Arial" w:hAnsi="Arial" w:cs="Arial"/>
+          <w:sz w:val="18"/>
+        </w:rPr>
+        <w:t xml:space="preserve">Azure </w:t>
+      </w:r>
+      <w:proofErr w:type="spellStart"/>
+      <w:r>
+        <w:rPr>
+          <w:rStyle w:val="Strong"/>
+          <w:rFonts w:ascii="Arial" w:hAnsi="Arial" w:cs="Arial"/>
+          <w:sz w:val="18"/>
+        </w:rPr>
+        <w:t>DevOps</w:t>
+      </w:r>
+      <w:proofErr w:type="spellEnd"/>
+      <w:r>
+        <w:rPr>
+          <w:rFonts w:ascii="Arial" w:hAnsi="Arial" w:cs="Arial"/>
+          <w:sz w:val="18"/>
+        </w:rPr>
+        <w:t xml:space="preserve">, including </w:t>
+      </w:r>
+      <w:r>
+        <w:rPr>
+          <w:rStyle w:val="Strong"/>
+          <w:rFonts w:ascii="Arial" w:hAnsi="Arial" w:cs="Arial"/>
+          <w:sz w:val="18"/>
+        </w:rPr>
+        <w:t>Pact-style contract tests</w:t>
+      </w:r>
+      <w:r>
+        <w:rPr>
+          <w:rFonts w:ascii="Arial" w:hAnsi="Arial" w:cs="Arial"/>
+          <w:sz w:val="18"/>
+        </w:rPr>
+        <w:t xml:space="preserve">, UI test coverage (Jest, React Testing Library, Cypress, Playwright), and security hardening with </w:t>
+      </w:r>
+      <w:r>
+        <w:rPr>
+          <w:rStyle w:val="Strong"/>
+          <w:rFonts w:ascii="Arial" w:hAnsi="Arial" w:cs="Arial"/>
+          <w:sz w:val="18"/>
+        </w:rPr>
+        <w:t>OAuth2/OIDC</w:t>
+      </w:r>
+      <w:r>
+        <w:rPr>
+          <w:rFonts w:ascii="Arial" w:hAnsi="Arial" w:cs="Arial"/>
+          <w:sz w:val="18"/>
+        </w:rPr>
+        <w:t xml:space="preserve">, </w:t>
+      </w:r>
+      <w:r>
+        <w:rPr>
+          <w:rStyle w:val="Strong"/>
+          <w:rFonts w:ascii="Arial" w:hAnsi="Arial" w:cs="Arial"/>
+          <w:sz w:val="18"/>
+        </w:rPr>
+        <w:t>JWT</w:t>
+      </w:r>
+      <w:r>
+        <w:rPr>
+          <w:rFonts w:ascii="Arial" w:hAnsi="Arial" w:cs="Arial"/>
+          <w:sz w:val="18"/>
         </w:rPr>
         <w:t xml:space="preserve">, and </w:t>
       </w:r>
-      <w:proofErr w:type="spellStart"/>
-      <w:r>
-        <w:rPr>
-          <w:rStyle w:val="Strong"/>
-          <w:rFonts w:ascii="Arial" w:hAnsi="Arial" w:cs="Arial"/>
-          <w:sz w:val="20"/>
-        </w:rPr>
-        <w:t>Grafana</w:t>
-      </w:r>
-      <w:proofErr w:type="spellEnd"/>
-      <w:r>
-        <w:rPr>
-          <w:rFonts w:ascii="Arial" w:hAnsi="Arial" w:cs="Arial"/>
-          <w:sz w:val="20"/>
-        </w:rPr>
-        <w:t xml:space="preserve">, with centralized logs in </w:t>
-      </w:r>
-      <w:r>
-        <w:rPr>
-          <w:rStyle w:val="Strong"/>
-          <w:rFonts w:ascii="Arial" w:hAnsi="Arial" w:cs="Arial"/>
-          <w:sz w:val="20"/>
-        </w:rPr>
-        <w:t>ELK/EFK</w:t>
-      </w:r>
-      <w:r>
-        <w:rPr>
-          <w:rFonts w:ascii="Arial" w:hAnsi="Arial" w:cs="Arial"/>
-          <w:sz w:val="20"/>
-        </w:rPr>
-        <w:t xml:space="preserve"> and operational signals in </w:t>
-      </w:r>
-      <w:proofErr w:type="spellStart"/>
-      <w:r>
-        <w:rPr>
-          <w:rStyle w:val="Strong"/>
-          <w:rFonts w:ascii="Arial" w:hAnsi="Arial" w:cs="Arial"/>
-          <w:sz w:val="20"/>
-        </w:rPr>
-        <w:t>CloudWatch</w:t>
-      </w:r>
-      <w:proofErr w:type="spellEnd"/>
-      <w:r>
-        <w:rPr>
-          <w:rFonts w:ascii="Arial" w:hAnsi="Arial" w:cs="Arial"/>
-          <w:sz w:val="20"/>
-        </w:rPr>
-        <w:t xml:space="preserve">. Added CI/CD release gates using </w:t>
-      </w:r>
-      <w:proofErr w:type="spellStart"/>
-      <w:r>
-        <w:rPr>
-          <w:rStyle w:val="Strong"/>
-          <w:rFonts w:ascii="Arial" w:hAnsi="Arial" w:cs="Arial"/>
-          <w:sz w:val="20"/>
-        </w:rPr>
-        <w:t>GitHub</w:t>
-      </w:r>
-      <w:proofErr w:type="spellEnd"/>
-      <w:r>
-        <w:rPr>
-          <w:rStyle w:val="Strong"/>
-          <w:rFonts w:ascii="Arial" w:hAnsi="Arial" w:cs="Arial"/>
-          <w:sz w:val="20"/>
-        </w:rPr>
-        <w:t xml:space="preserve"> Actions</w:t>
-      </w:r>
-      <w:r>
-        <w:rPr>
-          <w:rFonts w:ascii="Arial" w:hAnsi="Arial" w:cs="Arial"/>
-          <w:sz w:val="20"/>
-        </w:rPr>
-        <w:t xml:space="preserve">, </w:t>
-      </w:r>
-      <w:proofErr w:type="spellStart"/>
-      <w:r>
-        <w:rPr>
-          <w:rStyle w:val="Strong"/>
-          <w:rFonts w:ascii="Arial" w:hAnsi="Arial" w:cs="Arial"/>
-          <w:sz w:val="20"/>
-        </w:rPr>
-        <w:t>GitLab</w:t>
-      </w:r>
-      <w:proofErr w:type="spellEnd"/>
-      <w:r>
-        <w:rPr>
-          <w:rStyle w:val="Strong"/>
-          <w:rFonts w:ascii="Arial" w:hAnsi="Arial" w:cs="Arial"/>
-          <w:sz w:val="20"/>
-        </w:rPr>
-        <w:t xml:space="preserve"> CI</w:t>
-      </w:r>
-      <w:r>
-        <w:rPr>
-          <w:rFonts w:ascii="Arial" w:hAnsi="Arial" w:cs="Arial"/>
-          <w:sz w:val="20"/>
-        </w:rPr>
-        <w:t xml:space="preserve">, Jenkins, and </w:t>
-      </w:r>
-      <w:r>
-        <w:rPr>
-          <w:rStyle w:val="Strong"/>
-          <w:rFonts w:ascii="Arial" w:hAnsi="Arial" w:cs="Arial"/>
-          <w:sz w:val="20"/>
-        </w:rPr>
-        <w:t xml:space="preserve">Azure </w:t>
-      </w:r>
-      <w:proofErr w:type="spellStart"/>
-      <w:r>
-        <w:rPr>
-          <w:rStyle w:val="Strong"/>
-          <w:rFonts w:ascii="Arial" w:hAnsi="Arial" w:cs="Arial"/>
-          <w:sz w:val="20"/>
-        </w:rPr>
-        <w:t>DevOps</w:t>
-      </w:r>
-      <w:proofErr w:type="spellEnd"/>
-      <w:r>
-        <w:rPr>
-          <w:rFonts w:ascii="Arial" w:hAnsi="Arial" w:cs="Arial"/>
-          <w:sz w:val="20"/>
-        </w:rPr>
-        <w:t xml:space="preserve">, including </w:t>
-      </w:r>
-      <w:r>
-        <w:rPr>
-          <w:rStyle w:val="Strong"/>
-          <w:rFonts w:ascii="Arial" w:hAnsi="Arial" w:cs="Arial"/>
-          <w:sz w:val="20"/>
-        </w:rPr>
-        <w:t>Pact-style contract tests</w:t>
-      </w:r>
-      <w:r>
-        <w:rPr>
-          <w:rFonts w:ascii="Arial" w:hAnsi="Arial" w:cs="Arial"/>
-          <w:sz w:val="20"/>
-        </w:rPr>
-        <w:t xml:space="preserve">, UI test coverage (Jest, React Testing Library, Cypress, Playwright), and security hardening with </w:t>
-      </w:r>
-      <w:r>
-        <w:rPr>
-          <w:rStyle w:val="Strong"/>
-          <w:rFonts w:ascii="Arial" w:hAnsi="Arial" w:cs="Arial"/>
-          <w:sz w:val="20"/>
-        </w:rPr>
-        <w:t>OAuth2/OIDC</w:t>
-      </w:r>
-      <w:r>
-        <w:rPr>
-          <w:rFonts w:ascii="Arial" w:hAnsi="Arial" w:cs="Arial"/>
-          <w:sz w:val="20"/>
-        </w:rPr>
-        <w:t xml:space="preserve">, </w:t>
-      </w:r>
-      <w:r>
-        <w:rPr>
-          <w:rStyle w:val="Strong"/>
-          <w:rFonts w:ascii="Arial" w:hAnsi="Arial" w:cs="Arial"/>
-          <w:sz w:val="20"/>
-        </w:rPr>
-        <w:t>JWT</w:t>
-      </w:r>
-      <w:r>
-        <w:rPr>
-          <w:rFonts w:ascii="Arial" w:hAnsi="Arial" w:cs="Arial"/>
-          <w:sz w:val="20"/>
-        </w:rPr>
-        <w:t xml:space="preserve">, and </w:t>
-      </w:r>
-      <w:r>
-        <w:rPr>
-          <w:rStyle w:val="Strong"/>
-          <w:rFonts w:ascii="Arial" w:hAnsi="Arial" w:cs="Arial"/>
-          <w:sz w:val="20"/>
+      <w:r>
+        <w:rPr>
+          <w:rStyle w:val="Strong"/>
+          <w:rFonts w:ascii="Arial" w:hAnsi="Arial" w:cs="Arial"/>
+          <w:sz w:val="18"/>
         </w:rPr>
         <w:t>rate limiting</w:t>
       </w:r>
       <w:r>
         <w:rPr>
           <w:rFonts w:ascii="Arial" w:hAnsi="Arial" w:cs="Arial"/>
-          <w:sz w:val="20"/>
+          <w:sz w:val="18"/>
         </w:rPr>
         <w:t xml:space="preserve"> policies.</w:t>
       </w:r>
-      <w:bookmarkStart w:id="0" w:name="_GoBack"/>
-      <w:bookmarkEnd w:id="0"/>
     </w:p>
     <w:sectPr>
       <w:pgSz w:w="11906" w:h="16838"/>
@@ -5787,6 +5854,155 @@
     </w:lvl>
   </w:abstractNum>
   <w:abstractNum w:abstractNumId="7">
+    <w:nsid w:val="369C44A2"/>
+    <w:multiLevelType w:val="multilevel"/>
+    <w:tmpl w:val="99D40944"/>
+    <w:lvl w:ilvl="0">
+      <w:start w:val="1"/>
+      <w:numFmt w:val="bullet"/>
+      <w:lvlText w:val="-"/>
+      <w:lvlJc w:val="left"/>
+      <w:pPr>
+        <w:tabs>
+          <w:tab w:val="num" w:pos="720"/>
+        </w:tabs>
+        <w:ind w:left="720" w:hanging="360"/>
+      </w:pPr>
+      <w:rPr>
+        <w:rFonts w:ascii="Yu Gothic" w:eastAsia="Yu Gothic" w:hAnsi="Yu Gothic" w:hint="eastAsia"/>
+        <w:sz w:val="20"/>
+      </w:rPr>
+    </w:lvl>
+    <w:lvl w:ilvl="1" w:tentative="1">
+      <w:start w:val="1"/>
+      <w:numFmt w:val="bullet"/>
+      <w:lvlText w:val="o"/>
+      <w:lvlJc w:val="left"/>
+      <w:pPr>
+        <w:tabs>
+          <w:tab w:val="num" w:pos="1440"/>
+        </w:tabs>
+        <w:ind w:left="1440" w:hanging="360"/>
+      </w:pPr>
+      <w:rPr>
+        <w:rFonts w:ascii="Courier New" w:hAnsi="Courier New" w:hint="default"/>
+        <w:sz w:val="20"/>
+      </w:rPr>
+    </w:lvl>
+    <w:lvl w:ilvl="2" w:tentative="1">
+      <w:start w:val="1"/>
+      <w:numFmt w:val="bullet"/>
+      <w:lvlText w:val=""/>
+      <w:lvlJc w:val="left"/>
+      <w:pPr>
+        <w:tabs>
+          <w:tab w:val="num" w:pos="2160"/>
+        </w:tabs>
+        <w:ind w:left="2160" w:hanging="360"/>
+      </w:pPr>
+      <w:rPr>
+        <w:rFonts w:ascii="Wingdings" w:hAnsi="Wingdings" w:hint="default"/>
+        <w:sz w:val="20"/>
+      </w:rPr>
+    </w:lvl>
+    <w:lvl w:ilvl="3" w:tentative="1">
+      <w:start w:val="1"/>
+      <w:numFmt w:val="bullet"/>
+      <w:lvlText w:val=""/>
+      <w:lvlJc w:val="left"/>
+      <w:pPr>
+        <w:tabs>
+          <w:tab w:val="num" w:pos="2880"/>
+        </w:tabs>
+        <w:ind w:left="2880" w:hanging="360"/>
+      </w:pPr>
+      <w:rPr>
+        <w:rFonts w:ascii="Wingdings" w:hAnsi="Wingdings" w:hint="default"/>
+        <w:sz w:val="20"/>
+      </w:rPr>
+    </w:lvl>
+    <w:lvl w:ilvl="4" w:tentative="1">
+      <w:start w:val="1"/>
+      <w:numFmt w:val="bullet"/>
+      <w:lvlText w:val=""/>
+      <w:lvlJc w:val="left"/>
+      <w:pPr>
+        <w:tabs>
+          <w:tab w:val="num" w:pos="3600"/>
+        </w:tabs>
+        <w:ind w:left="3600" w:hanging="360"/>
+      </w:pPr>
+      <w:rPr>
+        <w:rFonts w:ascii="Wingdings" w:hAnsi="Wingdings" w:hint="default"/>
+        <w:sz w:val="20"/>
+      </w:rPr>
+    </w:lvl>
+    <w:lvl w:ilvl="5" w:tentative="1">
+      <w:start w:val="1"/>
+      <w:numFmt w:val="bullet"/>
+      <w:lvlText w:val=""/>
+      <w:lvlJc w:val="left"/>
+      <w:pPr>
+        <w:tabs>
+          <w:tab w:val="num" w:pos="4320"/>
+        </w:tabs>
+        <w:ind w:left="4320" w:hanging="360"/>
+      </w:pPr>
+      <w:rPr>
+        <w:rFonts w:ascii="Wingdings" w:hAnsi="Wingdings" w:hint="default"/>
+        <w:sz w:val="20"/>
+      </w:rPr>
+    </w:lvl>
+    <w:lvl w:ilvl="6" w:tentative="1">
+      <w:start w:val="1"/>
+      <w:numFmt w:val="bullet"/>
+      <w:lvlText w:val=""/>
+      <w:lvlJc w:val="left"/>
+      <w:pPr>
+        <w:tabs>
+          <w:tab w:val="num" w:pos="5040"/>
+        </w:tabs>
+        <w:ind w:left="5040" w:hanging="360"/>
+      </w:pPr>
+      <w:rPr>
+        <w:rFonts w:ascii="Wingdings" w:hAnsi="Wingdings" w:hint="default"/>
+        <w:sz w:val="20"/>
+      </w:rPr>
+    </w:lvl>
+    <w:lvl w:ilvl="7" w:tentative="1">
+      <w:start w:val="1"/>
+      <w:numFmt w:val="bullet"/>
+      <w:lvlText w:val=""/>
+      <w:lvlJc w:val="left"/>
+      <w:pPr>
+        <w:tabs>
+          <w:tab w:val="num" w:pos="5760"/>
+        </w:tabs>
+        <w:ind w:left="5760" w:hanging="360"/>
+      </w:pPr>
+      <w:rPr>
+        <w:rFonts w:ascii="Wingdings" w:hAnsi="Wingdings" w:hint="default"/>
+        <w:sz w:val="20"/>
+      </w:rPr>
+    </w:lvl>
+    <w:lvl w:ilvl="8" w:tentative="1">
+      <w:start w:val="1"/>
+      <w:numFmt w:val="bullet"/>
+      <w:lvlText w:val=""/>
+      <w:lvlJc w:val="left"/>
+      <w:pPr>
+        <w:tabs>
+          <w:tab w:val="num" w:pos="6480"/>
+        </w:tabs>
+        <w:ind w:left="6480" w:hanging="360"/>
+      </w:pPr>
+      <w:rPr>
+        <w:rFonts w:ascii="Wingdings" w:hAnsi="Wingdings" w:hint="default"/>
+        <w:sz w:val="20"/>
+      </w:rPr>
+    </w:lvl>
+  </w:abstractNum>
+  <w:abstractNum w:abstractNumId="8">
     <w:nsid w:val="3FE15F24"/>
     <w:multiLevelType w:val="hybridMultilevel"/>
     <w:tmpl w:val="4CE8F734"/>
@@ -5899,7 +6115,156 @@
       </w:rPr>
     </w:lvl>
   </w:abstractNum>
-  <w:abstractNum w:abstractNumId="8">
+  <w:abstractNum w:abstractNumId="9">
+    <w:nsid w:val="40512309"/>
+    <w:multiLevelType w:val="multilevel"/>
+    <w:tmpl w:val="7966ACFA"/>
+    <w:lvl w:ilvl="0">
+      <w:start w:val="1"/>
+      <w:numFmt w:val="bullet"/>
+      <w:lvlText w:val=""/>
+      <w:lvlJc w:val="left"/>
+      <w:pPr>
+        <w:tabs>
+          <w:tab w:val="num" w:pos="720"/>
+        </w:tabs>
+        <w:ind w:left="720" w:hanging="360"/>
+      </w:pPr>
+      <w:rPr>
+        <w:rFonts w:ascii="Symbol" w:hAnsi="Symbol" w:hint="default"/>
+        <w:sz w:val="20"/>
+      </w:rPr>
+    </w:lvl>
+    <w:lvl w:ilvl="1" w:tentative="1">
+      <w:start w:val="1"/>
+      <w:numFmt w:val="bullet"/>
+      <w:lvlText w:val="o"/>
+      <w:lvlJc w:val="left"/>
+      <w:pPr>
+        <w:tabs>
+          <w:tab w:val="num" w:pos="1440"/>
+        </w:tabs>
+        <w:ind w:left="1440" w:hanging="360"/>
+      </w:pPr>
+      <w:rPr>
+        <w:rFonts w:ascii="Courier New" w:hAnsi="Courier New" w:hint="default"/>
+        <w:sz w:val="20"/>
+      </w:rPr>
+    </w:lvl>
+    <w:lvl w:ilvl="2" w:tentative="1">
+      <w:start w:val="1"/>
+      <w:numFmt w:val="bullet"/>
+      <w:lvlText w:val=""/>
+      <w:lvlJc w:val="left"/>
+      <w:pPr>
+        <w:tabs>
+          <w:tab w:val="num" w:pos="2160"/>
+        </w:tabs>
+        <w:ind w:left="2160" w:hanging="360"/>
+      </w:pPr>
+      <w:rPr>
+        <w:rFonts w:ascii="Wingdings" w:hAnsi="Wingdings" w:hint="default"/>
+        <w:sz w:val="20"/>
+      </w:rPr>
+    </w:lvl>
+    <w:lvl w:ilvl="3" w:tentative="1">
+      <w:start w:val="1"/>
+      <w:numFmt w:val="bullet"/>
+      <w:lvlText w:val=""/>
+      <w:lvlJc w:val="left"/>
+      <w:pPr>
+        <w:tabs>
+          <w:tab w:val="num" w:pos="2880"/>
+        </w:tabs>
+        <w:ind w:left="2880" w:hanging="360"/>
+      </w:pPr>
+      <w:rPr>
+        <w:rFonts w:ascii="Wingdings" w:hAnsi="Wingdings" w:hint="default"/>
+        <w:sz w:val="20"/>
+      </w:rPr>
+    </w:lvl>
+    <w:lvl w:ilvl="4" w:tentative="1">
+      <w:start w:val="1"/>
+      <w:numFmt w:val="bullet"/>
+      <w:lvlText w:val=""/>
+      <w:lvlJc w:val="left"/>
+      <w:pPr>
+        <w:tabs>
+          <w:tab w:val="num" w:pos="3600"/>
+        </w:tabs>
+        <w:ind w:left="3600" w:hanging="360"/>
+      </w:pPr>
+      <w:rPr>
+        <w:rFonts w:ascii="Wingdings" w:hAnsi="Wingdings" w:hint="default"/>
+        <w:sz w:val="20"/>
+      </w:rPr>
+    </w:lvl>
+    <w:lvl w:ilvl="5" w:tentative="1">
+      <w:start w:val="1"/>
+      <w:numFmt w:val="bullet"/>
+      <w:lvlText w:val=""/>
+      <w:lvlJc w:val="left"/>
+      <w:pPr>
+        <w:tabs>
+          <w:tab w:val="num" w:pos="4320"/>
+        </w:tabs>
+        <w:ind w:left="4320" w:hanging="360"/>
+      </w:pPr>
+      <w:rPr>
+        <w:rFonts w:ascii="Wingdings" w:hAnsi="Wingdings" w:hint="default"/>
+        <w:sz w:val="20"/>
+      </w:rPr>
+    </w:lvl>
+    <w:lvl w:ilvl="6" w:tentative="1">
+      <w:start w:val="1"/>
+      <w:numFmt w:val="bullet"/>
+      <w:lvlText w:val=""/>
+      <w:lvlJc w:val="left"/>
+      <w:pPr>
+        <w:tabs>
+          <w:tab w:val="num" w:pos="5040"/>
+        </w:tabs>
+        <w:ind w:left="5040" w:hanging="360"/>
+      </w:pPr>
+      <w:rPr>
+        <w:rFonts w:ascii="Wingdings" w:hAnsi="Wingdings" w:hint="default"/>
+        <w:sz w:val="20"/>
+      </w:rPr>
+    </w:lvl>
+    <w:lvl w:ilvl="7" w:tentative="1">
+      <w:start w:val="1"/>
+      <w:numFmt w:val="bullet"/>
+      <w:lvlText w:val=""/>
+      <w:lvlJc w:val="left"/>
+      <w:pPr>
+        <w:tabs>
+          <w:tab w:val="num" w:pos="5760"/>
+        </w:tabs>
+        <w:ind w:left="5760" w:hanging="360"/>
+      </w:pPr>
+      <w:rPr>
+        <w:rFonts w:ascii="Wingdings" w:hAnsi="Wingdings" w:hint="default"/>
+        <w:sz w:val="20"/>
+      </w:rPr>
+    </w:lvl>
+    <w:lvl w:ilvl="8" w:tentative="1">
+      <w:start w:val="1"/>
+      <w:numFmt w:val="bullet"/>
+      <w:lvlText w:val=""/>
+      <w:lvlJc w:val="left"/>
+      <w:pPr>
+        <w:tabs>
+          <w:tab w:val="num" w:pos="6480"/>
+        </w:tabs>
+        <w:ind w:left="6480" w:hanging="360"/>
+      </w:pPr>
+      <w:rPr>
+        <w:rFonts w:ascii="Wingdings" w:hAnsi="Wingdings" w:hint="default"/>
+        <w:sz w:val="20"/>
+      </w:rPr>
+    </w:lvl>
+  </w:abstractNum>
+  <w:abstractNum w:abstractNumId="10">
     <w:nsid w:val="44470EC0"/>
     <w:multiLevelType w:val="hybridMultilevel"/>
     <w:tmpl w:val="E466D8E8"/>
@@ -6011,7 +6376,7 @@
       </w:rPr>
     </w:lvl>
   </w:abstractNum>
-  <w:abstractNum w:abstractNumId="9">
+  <w:abstractNum w:abstractNumId="11">
     <w:nsid w:val="4DE503AE"/>
     <w:multiLevelType w:val="hybridMultilevel"/>
     <w:tmpl w:val="9BBCFFA6"/>
@@ -6097,7 +6462,7 @@
       </w:pPr>
     </w:lvl>
   </w:abstractNum>
-  <w:abstractNum w:abstractNumId="10">
+  <w:abstractNum w:abstractNumId="12">
     <w:nsid w:val="52DB6A5A"/>
     <w:multiLevelType w:val="hybridMultilevel"/>
     <w:tmpl w:val="86562E28"/>
@@ -6210,7 +6575,7 @@
       </w:rPr>
     </w:lvl>
   </w:abstractNum>
-  <w:abstractNum w:abstractNumId="11">
+  <w:abstractNum w:abstractNumId="13">
     <w:nsid w:val="5EA519CC"/>
     <w:multiLevelType w:val="hybridMultilevel"/>
     <w:tmpl w:val="A7481E82"/>
@@ -6323,10 +6688,10 @@
       </w:rPr>
     </w:lvl>
   </w:abstractNum>
-  <w:abstractNum w:abstractNumId="12">
+  <w:abstractNum w:abstractNumId="14">
     <w:nsid w:val="6F7C343A"/>
     <w:multiLevelType w:val="hybridMultilevel"/>
-    <w:tmpl w:val="CABACDF0"/>
+    <w:tmpl w:val="030C61B4"/>
     <w:lvl w:ilvl="0" w:tplc="D320F798">
       <w:start w:val="1"/>
       <w:numFmt w:val="bullet"/>
@@ -6437,13 +6802,13 @@
     </w:lvl>
   </w:abstractNum>
   <w:num w:numId="1">
-    <w:abstractNumId w:val="9"/>
+    <w:abstractNumId w:val="11"/>
     <w:lvlOverride w:ilvl="0">
       <w:startOverride w:val="1"/>
     </w:lvlOverride>
   </w:num>
   <w:num w:numId="2">
-    <w:abstractNumId w:val="11"/>
+    <w:abstractNumId w:val="13"/>
   </w:num>
   <w:num w:numId="3">
     <w:abstractNumId w:val="5"/>
@@ -6452,13 +6817,13 @@
     <w:abstractNumId w:val="2"/>
   </w:num>
   <w:num w:numId="5">
-    <w:abstractNumId w:val="7"/>
+    <w:abstractNumId w:val="8"/>
   </w:num>
   <w:num w:numId="6">
     <w:abstractNumId w:val="6"/>
   </w:num>
   <w:num w:numId="7">
-    <w:abstractNumId w:val="8"/>
+    <w:abstractNumId w:val="10"/>
   </w:num>
   <w:num w:numId="8">
     <w:abstractNumId w:val="1"/>
@@ -6467,16 +6832,22 @@
     <w:abstractNumId w:val="0"/>
   </w:num>
   <w:num w:numId="10">
-    <w:abstractNumId w:val="10"/>
+    <w:abstractNumId w:val="12"/>
   </w:num>
   <w:num w:numId="11">
     <w:abstractNumId w:val="4"/>
   </w:num>
   <w:num w:numId="12">
-    <w:abstractNumId w:val="12"/>
+    <w:abstractNumId w:val="14"/>
   </w:num>
   <w:num w:numId="13">
     <w:abstractNumId w:val="3"/>
+  </w:num>
+  <w:num w:numId="14">
+    <w:abstractNumId w:val="9"/>
+  </w:num>
+  <w:num w:numId="15">
+    <w:abstractNumId w:val="7"/>
   </w:num>
 </w:numbering>
 </file>

--- a/idris/Rust/Idris_Sadiq.docx
+++ b/idris/Rust/Idris_Sadiq.docx
@@ -47,7 +47,6 @@
               <w:spacing w:after="40"/>
               <w:jc w:val="center"/>
             </w:pPr>
-            <w:proofErr w:type="spellStart"/>
             <w:r>
               <w:rPr>
                 <w:rFonts w:ascii="Arial" w:eastAsia="Arial" w:hAnsi="Arial" w:cs="Arial"/>
@@ -57,33 +56,8 @@
                 <w:sz w:val="48"/>
                 <w:szCs w:val="48"/>
               </w:rPr>
-              <w:t>Idris</w:t>
+              <w:t>Idris Sadiq</w:t>
             </w:r>
-            <w:proofErr w:type="spellEnd"/>
-            <w:r>
-              <w:rPr>
-                <w:rFonts w:ascii="Arial" w:eastAsia="Arial" w:hAnsi="Arial" w:cs="Arial"/>
-                <w:b/>
-                <w:bCs/>
-                <w:color w:val="FFFFFF"/>
-                <w:sz w:val="48"/>
-                <w:szCs w:val="48"/>
-              </w:rPr>
-              <w:t xml:space="preserve"> </w:t>
-            </w:r>
-            <w:proofErr w:type="spellStart"/>
-            <w:r>
-              <w:rPr>
-                <w:rFonts w:ascii="Arial" w:eastAsia="Arial" w:hAnsi="Arial" w:cs="Arial"/>
-                <w:b/>
-                <w:bCs/>
-                <w:color w:val="FFFFFF"/>
-                <w:sz w:val="48"/>
-                <w:szCs w:val="48"/>
-              </w:rPr>
-              <w:t>Sadiq</w:t>
-            </w:r>
-            <w:proofErr w:type="spellEnd"/>
           </w:p>
           <w:p>
             <w:pPr>
@@ -104,41 +78,27 @@
             <w:pPr>
               <w:spacing w:after="40"/>
               <w:jc w:val="center"/>
+              <w:rPr>
+                <w:rFonts w:ascii="Arial" w:eastAsia="Arial" w:hAnsi="Arial" w:cs="Arial"/>
+                <w:color w:val="BBBBBB"/>
+              </w:rPr>
             </w:pPr>
             <w:r>
               <w:rPr>
                 <w:rFonts w:ascii="Arial" w:eastAsia="Arial" w:hAnsi="Arial" w:cs="Arial"/>
                 <w:color w:val="BBBBBB"/>
               </w:rPr>
-              <w:t xml:space="preserve">Idrissadiq.pro@outlook.com  </w:t>
+              <w:t>Idrissdev@outlook.com | +1 (424) 458-6548 | Spring Valley, California, United States</w:t>
+            </w:r>
+            <w:r>
+              <w:t xml:space="preserve"> </w:t>
             </w:r>
             <w:r>
               <w:rPr>
                 <w:rFonts w:ascii="Arial" w:eastAsia="Arial" w:hAnsi="Arial" w:cs="Arial"/>
                 <w:color w:val="BBBBBB"/>
               </w:rPr>
-              <w:t>+1 (424) 458-6548</w:t>
-            </w:r>
-            <w:r>
-              <w:rPr>
-                <w:rFonts w:ascii="Arial" w:eastAsia="Arial" w:hAnsi="Arial" w:cs="Arial"/>
-                <w:color w:val="BBBBBB"/>
-              </w:rPr>
-              <w:t xml:space="preserve">|  </w:t>
-            </w:r>
-            <w:r>
-              <w:rPr>
-                <w:rFonts w:ascii="Arial" w:eastAsia="Arial" w:hAnsi="Arial" w:cs="Arial"/>
-                <w:color w:val="BBBBBB"/>
-              </w:rPr>
-              <w:t>Spring Valley</w:t>
-            </w:r>
-            <w:r>
-              <w:rPr>
-                <w:rFonts w:ascii="Arial" w:eastAsia="Arial" w:hAnsi="Arial" w:cs="Arial"/>
-                <w:color w:val="BBBBBB"/>
-              </w:rPr>
-              <w:t>, California, United States</w:t>
+              <w:t xml:space="preserve">https://www.linkedin.com/in/idris-sadiq-1b824b3b4 </w:t>
             </w:r>
           </w:p>
           <w:p>
@@ -150,15 +110,10 @@
                 <w:rFonts w:ascii="Arial" w:eastAsia="Arial" w:hAnsi="Arial" w:cs="Arial"/>
                 <w:color w:val="BBBBBB"/>
               </w:rPr>
-              <w:t xml:space="preserve">LinkedIn: </w:t>
+              <w:t>US citizen | White | English (Native)</w:t>
             </w:r>
-            <w:r>
-              <w:rPr>
-                <w:rFonts w:ascii="Arial" w:eastAsia="Arial" w:hAnsi="Arial" w:cs="Arial"/>
-                <w:color w:val="BBBBBB"/>
-              </w:rPr>
-              <w:t>https://www.linkedin.com/in/idris-sadiq-0640ab3b4/</w:t>
-            </w:r>
+            <w:bookmarkStart w:id="0" w:name="_GoBack"/>
+            <w:bookmarkEnd w:id="0"/>
           </w:p>
         </w:tc>
       </w:tr>
@@ -325,7 +280,6 @@
         </w:rPr>
         <w:t xml:space="preserve">, </w:t>
       </w:r>
-      <w:proofErr w:type="spellStart"/>
       <w:r>
         <w:rPr>
           <w:rStyle w:val="Strong"/>
@@ -333,7 +287,6 @@
         </w:rPr>
         <w:t>observability</w:t>
       </w:r>
-      <w:proofErr w:type="spellEnd"/>
       <w:r>
         <w:rPr>
           <w:rFonts w:ascii="Arial" w:hAnsi="Arial" w:cs="Arial"/>
@@ -402,87 +355,7 @@
           <w:b w:val="0"/>
           <w:sz w:val="20"/>
         </w:rPr>
-        <w:t xml:space="preserve">React, Next.js, </w:t>
-      </w:r>
-      <w:proofErr w:type="spellStart"/>
-      <w:r>
-        <w:rPr>
-          <w:rStyle w:val="Strong"/>
-          <w:rFonts w:ascii="Arial" w:hAnsi="Arial" w:cs="Arial"/>
-          <w:b w:val="0"/>
-          <w:sz w:val="20"/>
-        </w:rPr>
-        <w:t>TypeScript</w:t>
-      </w:r>
-      <w:proofErr w:type="spellEnd"/>
-      <w:r>
-        <w:rPr>
-          <w:rStyle w:val="Strong"/>
-          <w:rFonts w:ascii="Arial" w:hAnsi="Arial" w:cs="Arial"/>
-          <w:b w:val="0"/>
-          <w:sz w:val="20"/>
-        </w:rPr>
-        <w:t xml:space="preserve">, </w:t>
-      </w:r>
-      <w:proofErr w:type="spellStart"/>
-      <w:r>
-        <w:rPr>
-          <w:rStyle w:val="Strong"/>
-          <w:rFonts w:ascii="Arial" w:hAnsi="Arial" w:cs="Arial"/>
-          <w:b w:val="0"/>
-          <w:sz w:val="20"/>
-        </w:rPr>
-        <w:t>Redux</w:t>
-      </w:r>
-      <w:proofErr w:type="spellEnd"/>
-      <w:r>
-        <w:rPr>
-          <w:rStyle w:val="Strong"/>
-          <w:rFonts w:ascii="Arial" w:hAnsi="Arial" w:cs="Arial"/>
-          <w:b w:val="0"/>
-          <w:sz w:val="20"/>
-        </w:rPr>
-        <w:t xml:space="preserve">, React Query, </w:t>
-      </w:r>
-      <w:proofErr w:type="spellStart"/>
-      <w:r>
-        <w:rPr>
-          <w:rStyle w:val="Strong"/>
-          <w:rFonts w:ascii="Arial" w:hAnsi="Arial" w:cs="Arial"/>
-          <w:b w:val="0"/>
-          <w:sz w:val="20"/>
-        </w:rPr>
-        <w:t>Formik</w:t>
-      </w:r>
-      <w:proofErr w:type="spellEnd"/>
-      <w:r>
-        <w:rPr>
-          <w:rStyle w:val="Strong"/>
-          <w:rFonts w:ascii="Arial" w:hAnsi="Arial" w:cs="Arial"/>
-          <w:b w:val="0"/>
-          <w:sz w:val="20"/>
-        </w:rPr>
-        <w:t xml:space="preserve">, Tailwind CSS, Material UI, Bootstrap, Storybook, </w:t>
-      </w:r>
-      <w:proofErr w:type="spellStart"/>
-      <w:r>
-        <w:rPr>
-          <w:rStyle w:val="Strong"/>
-          <w:rFonts w:ascii="Arial" w:hAnsi="Arial" w:cs="Arial"/>
-          <w:b w:val="0"/>
-          <w:sz w:val="20"/>
-        </w:rPr>
-        <w:t>Webpack</w:t>
-      </w:r>
-      <w:proofErr w:type="spellEnd"/>
-      <w:r>
-        <w:rPr>
-          <w:rStyle w:val="Strong"/>
-          <w:rFonts w:ascii="Arial" w:hAnsi="Arial" w:cs="Arial"/>
-          <w:b w:val="0"/>
-          <w:sz w:val="20"/>
-        </w:rPr>
-        <w:t>, accessibility-minded UI, performance profiling (Web Vitals/Lighthouse)</w:t>
+        <w:t>React, Next.js, TypeScript, Redux, React Query, Formik, Tailwind CSS, Material UI, Bootstrap, Storybook, Webpack, accessibility-minded UI, performance profiling (Web Vitals/Lighthouse)</w:t>
       </w:r>
     </w:p>
     <w:p>
@@ -515,107 +388,7 @@
           <w:b w:val="0"/>
           <w:sz w:val="20"/>
         </w:rPr>
-        <w:t xml:space="preserve">Rust, Node.js, REST, </w:t>
-      </w:r>
-      <w:proofErr w:type="spellStart"/>
-      <w:r>
-        <w:rPr>
-          <w:rStyle w:val="Strong"/>
-          <w:rFonts w:ascii="Arial" w:hAnsi="Arial" w:cs="Arial"/>
-          <w:b w:val="0"/>
-          <w:sz w:val="20"/>
-        </w:rPr>
-        <w:t>GraphQL</w:t>
-      </w:r>
-      <w:proofErr w:type="spellEnd"/>
-      <w:r>
-        <w:rPr>
-          <w:rStyle w:val="Strong"/>
-          <w:rFonts w:ascii="Arial" w:hAnsi="Arial" w:cs="Arial"/>
-          <w:b w:val="0"/>
-          <w:sz w:val="20"/>
-        </w:rPr>
-        <w:t xml:space="preserve">, </w:t>
-      </w:r>
-      <w:proofErr w:type="spellStart"/>
-      <w:r>
-        <w:rPr>
-          <w:rStyle w:val="Strong"/>
-          <w:rFonts w:ascii="Arial" w:hAnsi="Arial" w:cs="Arial"/>
-          <w:b w:val="0"/>
-          <w:sz w:val="20"/>
-        </w:rPr>
-        <w:t>WebSockets</w:t>
-      </w:r>
-      <w:proofErr w:type="spellEnd"/>
-      <w:r>
-        <w:rPr>
-          <w:rStyle w:val="Strong"/>
-          <w:rFonts w:ascii="Arial" w:hAnsi="Arial" w:cs="Arial"/>
-          <w:b w:val="0"/>
-          <w:sz w:val="20"/>
-        </w:rPr>
-        <w:t xml:space="preserve">, background jobs, event-driven architecture, </w:t>
-      </w:r>
-      <w:proofErr w:type="spellStart"/>
-      <w:r>
-        <w:rPr>
-          <w:rStyle w:val="Strong"/>
-          <w:rFonts w:ascii="Arial" w:hAnsi="Arial" w:cs="Arial"/>
-          <w:b w:val="0"/>
-          <w:sz w:val="20"/>
-        </w:rPr>
-        <w:t>idempotency</w:t>
-      </w:r>
-      <w:proofErr w:type="spellEnd"/>
-      <w:r>
-        <w:rPr>
-          <w:rStyle w:val="Strong"/>
-          <w:rFonts w:ascii="Arial" w:hAnsi="Arial" w:cs="Arial"/>
-          <w:b w:val="0"/>
-          <w:sz w:val="20"/>
-        </w:rPr>
-        <w:t>, retries/</w:t>
-      </w:r>
-      <w:proofErr w:type="spellStart"/>
-      <w:r>
-        <w:rPr>
-          <w:rStyle w:val="Strong"/>
-          <w:rFonts w:ascii="Arial" w:hAnsi="Arial" w:cs="Arial"/>
-          <w:b w:val="0"/>
-          <w:sz w:val="20"/>
-        </w:rPr>
-        <w:t>backoff</w:t>
-      </w:r>
-      <w:proofErr w:type="spellEnd"/>
-      <w:r>
-        <w:rPr>
-          <w:rStyle w:val="Strong"/>
-          <w:rFonts w:ascii="Arial" w:hAnsi="Arial" w:cs="Arial"/>
-          <w:b w:val="0"/>
-          <w:sz w:val="20"/>
-        </w:rPr>
-        <w:t xml:space="preserve">, caching, API versioning, </w:t>
-      </w:r>
-      <w:proofErr w:type="spellStart"/>
-      <w:r>
-        <w:rPr>
-          <w:rStyle w:val="Strong"/>
-          <w:rFonts w:ascii="Arial" w:hAnsi="Arial" w:cs="Arial"/>
-          <w:b w:val="0"/>
-          <w:sz w:val="20"/>
-        </w:rPr>
-        <w:t>webhook</w:t>
-      </w:r>
-      <w:proofErr w:type="spellEnd"/>
-      <w:r>
-        <w:rPr>
-          <w:rStyle w:val="Strong"/>
-          <w:rFonts w:ascii="Arial" w:hAnsi="Arial" w:cs="Arial"/>
-          <w:b w:val="0"/>
-          <w:sz w:val="20"/>
-        </w:rPr>
-        <w:t xml:space="preserve"> verification, service-to-service contracts</w:t>
+        <w:t>Rust, Node.js, REST, GraphQL, WebSockets, background jobs, event-driven architecture, idempotency, retries/backoff, caching, API versioning, webhook verification, service-to-service contracts</w:t>
       </w:r>
     </w:p>
     <w:p>
@@ -648,9 +421,16 @@
           <w:b w:val="0"/>
           <w:sz w:val="20"/>
         </w:rPr>
-        <w:t xml:space="preserve">: </w:t>
-      </w:r>
-      <w:proofErr w:type="spellStart"/>
+        <w:t xml:space="preserve">: PostgreSQL, MySQL, SQL Server, </w:t>
+      </w:r>
+      <w:r>
+        <w:rPr>
+          <w:rStyle w:val="Strong"/>
+          <w:rFonts w:ascii="Arial" w:hAnsi="Arial" w:cs="Arial"/>
+          <w:sz w:val="20"/>
+        </w:rPr>
+        <w:t>NoSQL</w:t>
+      </w:r>
       <w:r>
         <w:rPr>
           <w:rStyle w:val="Strong"/>
@@ -658,9 +438,16 @@
           <w:b w:val="0"/>
           <w:sz w:val="20"/>
         </w:rPr>
-        <w:t>PostgreSQL</w:t>
-      </w:r>
-      <w:proofErr w:type="spellEnd"/>
+        <w:t xml:space="preserve">: Redis, MongoDB, DynamoDB, </w:t>
+      </w:r>
+      <w:r>
+        <w:rPr>
+          <w:rStyle w:val="Strong"/>
+          <w:rFonts w:ascii="Arial" w:hAnsi="Arial" w:cs="Arial"/>
+          <w:sz w:val="20"/>
+        </w:rPr>
+        <w:t>Queues/streams</w:t>
+      </w:r>
       <w:r>
         <w:rPr>
           <w:rStyle w:val="Strong"/>
@@ -668,18 +455,16 @@
           <w:b w:val="0"/>
           <w:sz w:val="20"/>
         </w:rPr>
-        <w:t xml:space="preserve">, MySQL, SQL Server, </w:t>
-      </w:r>
-      <w:proofErr w:type="spellStart"/>
+        <w:t xml:space="preserve">: AWS SQS/SNS, Kafka, RabbitMQ, </w:t>
+      </w:r>
       <w:r>
         <w:rPr>
           <w:rStyle w:val="Strong"/>
           <w:rFonts w:ascii="Arial" w:hAnsi="Arial" w:cs="Arial"/>
           <w:sz w:val="20"/>
         </w:rPr>
-        <w:t>NoSQL</w:t>
-      </w:r>
-      <w:proofErr w:type="spellEnd"/>
+        <w:t>Search</w:t>
+      </w:r>
       <w:r>
         <w:rPr>
           <w:rStyle w:val="Strong"/>
@@ -687,153 +472,8 @@
           <w:b w:val="0"/>
           <w:sz w:val="20"/>
         </w:rPr>
-        <w:t xml:space="preserve">: </w:t>
-      </w:r>
-      <w:proofErr w:type="spellStart"/>
-      <w:r>
-        <w:rPr>
-          <w:rStyle w:val="Strong"/>
-          <w:rFonts w:ascii="Arial" w:hAnsi="Arial" w:cs="Arial"/>
-          <w:b w:val="0"/>
-          <w:sz w:val="20"/>
-        </w:rPr>
-        <w:t>Redis</w:t>
-      </w:r>
-      <w:proofErr w:type="spellEnd"/>
-      <w:r>
-        <w:rPr>
-          <w:rStyle w:val="Strong"/>
-          <w:rFonts w:ascii="Arial" w:hAnsi="Arial" w:cs="Arial"/>
-          <w:b w:val="0"/>
-          <w:sz w:val="20"/>
-        </w:rPr>
-        <w:t xml:space="preserve">, </w:t>
-      </w:r>
-      <w:proofErr w:type="spellStart"/>
-      <w:r>
-        <w:rPr>
-          <w:rStyle w:val="Strong"/>
-          <w:rFonts w:ascii="Arial" w:hAnsi="Arial" w:cs="Arial"/>
-          <w:b w:val="0"/>
-          <w:sz w:val="20"/>
-        </w:rPr>
-        <w:t>MongoDB</w:t>
-      </w:r>
-      <w:proofErr w:type="spellEnd"/>
-      <w:r>
-        <w:rPr>
-          <w:rStyle w:val="Strong"/>
-          <w:rFonts w:ascii="Arial" w:hAnsi="Arial" w:cs="Arial"/>
-          <w:b w:val="0"/>
-          <w:sz w:val="20"/>
-        </w:rPr>
-        <w:t xml:space="preserve">, </w:t>
-      </w:r>
-      <w:proofErr w:type="spellStart"/>
-      <w:r>
-        <w:rPr>
-          <w:rStyle w:val="Strong"/>
-          <w:rFonts w:ascii="Arial" w:hAnsi="Arial" w:cs="Arial"/>
-          <w:b w:val="0"/>
-          <w:sz w:val="20"/>
-        </w:rPr>
-        <w:t>DynamoDB</w:t>
-      </w:r>
-      <w:proofErr w:type="spellEnd"/>
-      <w:r>
-        <w:rPr>
-          <w:rStyle w:val="Strong"/>
-          <w:rFonts w:ascii="Arial" w:hAnsi="Arial" w:cs="Arial"/>
-          <w:b w:val="0"/>
-          <w:sz w:val="20"/>
-        </w:rPr>
-        <w:t xml:space="preserve">, </w:t>
-      </w:r>
-      <w:r>
-        <w:rPr>
-          <w:rStyle w:val="Strong"/>
-          <w:rFonts w:ascii="Arial" w:hAnsi="Arial" w:cs="Arial"/>
-          <w:sz w:val="20"/>
-        </w:rPr>
-        <w:t>Queues/streams</w:t>
-      </w:r>
-      <w:r>
-        <w:rPr>
-          <w:rStyle w:val="Strong"/>
-          <w:rFonts w:ascii="Arial" w:hAnsi="Arial" w:cs="Arial"/>
-          <w:b w:val="0"/>
-          <w:sz w:val="20"/>
-        </w:rPr>
-        <w:t xml:space="preserve">: AWS SQS/SNS, Kafka, </w:t>
-      </w:r>
-      <w:proofErr w:type="spellStart"/>
-      <w:r>
-        <w:rPr>
-          <w:rStyle w:val="Strong"/>
-          <w:rFonts w:ascii="Arial" w:hAnsi="Arial" w:cs="Arial"/>
-          <w:b w:val="0"/>
-          <w:sz w:val="20"/>
-        </w:rPr>
-        <w:t>RabbitMQ</w:t>
-      </w:r>
-      <w:proofErr w:type="spellEnd"/>
-      <w:r>
-        <w:rPr>
-          <w:rStyle w:val="Strong"/>
-          <w:rFonts w:ascii="Arial" w:hAnsi="Arial" w:cs="Arial"/>
-          <w:b w:val="0"/>
-          <w:sz w:val="20"/>
-        </w:rPr>
-        <w:t xml:space="preserve">, </w:t>
-      </w:r>
-      <w:r>
-        <w:rPr>
-          <w:rStyle w:val="Strong"/>
-          <w:rFonts w:ascii="Arial" w:hAnsi="Arial" w:cs="Arial"/>
-          <w:sz w:val="20"/>
-        </w:rPr>
-        <w:t>Search</w:t>
-      </w:r>
-      <w:r>
-        <w:rPr>
-          <w:rStyle w:val="Strong"/>
-          <w:rFonts w:ascii="Arial" w:hAnsi="Arial" w:cs="Arial"/>
-          <w:b w:val="0"/>
-          <w:sz w:val="20"/>
-        </w:rPr>
-        <w:t xml:space="preserve">: </w:t>
-      </w:r>
-      <w:proofErr w:type="spellStart"/>
-      <w:r>
-        <w:rPr>
-          <w:rStyle w:val="Strong"/>
-          <w:rFonts w:ascii="Arial" w:hAnsi="Arial" w:cs="Arial"/>
-          <w:b w:val="0"/>
-          <w:sz w:val="20"/>
-        </w:rPr>
-        <w:t>Elasticsearch</w:t>
-      </w:r>
-      <w:proofErr w:type="spellEnd"/>
-      <w:r>
-        <w:rPr>
-          <w:rStyle w:val="Strong"/>
-          <w:rFonts w:ascii="Arial" w:hAnsi="Arial" w:cs="Arial"/>
-          <w:b w:val="0"/>
-          <w:sz w:val="20"/>
-        </w:rPr>
-        <w:t xml:space="preserve">, OpenSearch, Analytics: Redshift, </w:t>
-      </w:r>
-      <w:proofErr w:type="spellStart"/>
-      <w:r>
-        <w:rPr>
-          <w:rStyle w:val="Strong"/>
-          <w:rFonts w:ascii="Arial" w:hAnsi="Arial" w:cs="Arial"/>
-          <w:b w:val="0"/>
-          <w:sz w:val="20"/>
-        </w:rPr>
-        <w:t>BigQuery</w:t>
-      </w:r>
-      <w:proofErr w:type="spellEnd"/>
+        <w:t>: Elasticsearch, OpenSearch, Analytics: Redshift, BigQuery</w:t>
+      </w:r>
     </w:p>
     <w:p>
       <w:pPr>
@@ -856,25 +496,7 @@
           <w:rFonts w:ascii="Arial" w:hAnsi="Arial" w:cs="Arial"/>
           <w:sz w:val="20"/>
         </w:rPr>
-        <w:t xml:space="preserve">Cloud &amp; </w:t>
-      </w:r>
-      <w:proofErr w:type="spellStart"/>
-      <w:r>
-        <w:rPr>
-          <w:rStyle w:val="Strong"/>
-          <w:rFonts w:ascii="Arial" w:hAnsi="Arial" w:cs="Arial"/>
-          <w:sz w:val="20"/>
-        </w:rPr>
-        <w:t>DevOps</w:t>
-      </w:r>
-      <w:proofErr w:type="spellEnd"/>
-      <w:r>
-        <w:rPr>
-          <w:rStyle w:val="Strong"/>
-          <w:rFonts w:ascii="Arial" w:hAnsi="Arial" w:cs="Arial"/>
-          <w:sz w:val="20"/>
-        </w:rPr>
-        <w:t xml:space="preserve"> - AWS</w:t>
+        <w:t>Cloud &amp; DevOps - AWS</w:t>
       </w:r>
       <w:r>
         <w:rPr>
@@ -883,9 +505,16 @@
           <w:b w:val="0"/>
           <w:sz w:val="20"/>
         </w:rPr>
-        <w:t xml:space="preserve">: EKS, ECS, EC2, Lambda, API Gateway, S3, </w:t>
-      </w:r>
-      <w:proofErr w:type="spellStart"/>
+        <w:t xml:space="preserve">: EKS, ECS, EC2, Lambda, API Gateway, S3, CloudFront, RDS, DynamoDB, ElastiCache, EventBridge, Step Functions, IAM, </w:t>
+      </w:r>
+      <w:r>
+        <w:rPr>
+          <w:rStyle w:val="Strong"/>
+          <w:rFonts w:ascii="Arial" w:hAnsi="Arial" w:cs="Arial"/>
+          <w:sz w:val="20"/>
+        </w:rPr>
+        <w:t>Azure</w:t>
+      </w:r>
       <w:r>
         <w:rPr>
           <w:rStyle w:val="Strong"/>
@@ -893,9 +522,16 @@
           <w:b w:val="0"/>
           <w:sz w:val="20"/>
         </w:rPr>
-        <w:t>CloudFront</w:t>
-      </w:r>
-      <w:proofErr w:type="spellEnd"/>
+        <w:t xml:space="preserve">: AKS, App Service, Azure SQL, Service Bus, Key Vault, Application Insights, </w:t>
+      </w:r>
+      <w:r>
+        <w:rPr>
+          <w:rStyle w:val="Strong"/>
+          <w:rFonts w:ascii="Arial" w:hAnsi="Arial" w:cs="Arial"/>
+          <w:sz w:val="20"/>
+        </w:rPr>
+        <w:t>GCP</w:t>
+      </w:r>
       <w:r>
         <w:rPr>
           <w:rStyle w:val="Strong"/>
@@ -903,9 +539,16 @@
           <w:b w:val="0"/>
           <w:sz w:val="20"/>
         </w:rPr>
-        <w:t xml:space="preserve">, RDS, </w:t>
-      </w:r>
-      <w:proofErr w:type="spellStart"/>
+        <w:t xml:space="preserve">: GKE, Cloud Run, Pub/Sub, Cloud Storage, BigQuery (consumer/integrator), Docker, Kubernetes, Helm, Argo CD, GitOps, Terraform, CloudFormation, </w:t>
+      </w:r>
+      <w:r>
+        <w:rPr>
+          <w:rStyle w:val="Strong"/>
+          <w:rFonts w:ascii="Arial" w:hAnsi="Arial" w:cs="Arial"/>
+          <w:sz w:val="20"/>
+        </w:rPr>
+        <w:t>CI/CD</w:t>
+      </w:r>
       <w:r>
         <w:rPr>
           <w:rStyle w:val="Strong"/>
@@ -913,300 +556,8 @@
           <w:b w:val="0"/>
           <w:sz w:val="20"/>
         </w:rPr>
-        <w:t>DynamoDB</w:t>
-      </w:r>
-      <w:proofErr w:type="spellEnd"/>
-      <w:r>
-        <w:rPr>
-          <w:rStyle w:val="Strong"/>
-          <w:rFonts w:ascii="Arial" w:hAnsi="Arial" w:cs="Arial"/>
-          <w:b w:val="0"/>
-          <w:sz w:val="20"/>
-        </w:rPr>
-        <w:t xml:space="preserve">, </w:t>
-      </w:r>
-      <w:proofErr w:type="spellStart"/>
-      <w:r>
-        <w:rPr>
-          <w:rStyle w:val="Strong"/>
-          <w:rFonts w:ascii="Arial" w:hAnsi="Arial" w:cs="Arial"/>
-          <w:b w:val="0"/>
-          <w:sz w:val="20"/>
-        </w:rPr>
-        <w:t>ElastiCache</w:t>
-      </w:r>
-      <w:proofErr w:type="spellEnd"/>
-      <w:r>
-        <w:rPr>
-          <w:rStyle w:val="Strong"/>
-          <w:rFonts w:ascii="Arial" w:hAnsi="Arial" w:cs="Arial"/>
-          <w:b w:val="0"/>
-          <w:sz w:val="20"/>
-        </w:rPr>
-        <w:t xml:space="preserve">, </w:t>
-      </w:r>
-      <w:proofErr w:type="spellStart"/>
-      <w:r>
-        <w:rPr>
-          <w:rStyle w:val="Strong"/>
-          <w:rFonts w:ascii="Arial" w:hAnsi="Arial" w:cs="Arial"/>
-          <w:b w:val="0"/>
-          <w:sz w:val="20"/>
-        </w:rPr>
-        <w:t>EventBridge</w:t>
-      </w:r>
-      <w:proofErr w:type="spellEnd"/>
-      <w:r>
-        <w:rPr>
-          <w:rStyle w:val="Strong"/>
-          <w:rFonts w:ascii="Arial" w:hAnsi="Arial" w:cs="Arial"/>
-          <w:b w:val="0"/>
-          <w:sz w:val="20"/>
-        </w:rPr>
-        <w:t xml:space="preserve">, Step Functions, IAM, </w:t>
-      </w:r>
-      <w:r>
-        <w:rPr>
-          <w:rStyle w:val="Strong"/>
-          <w:rFonts w:ascii="Arial" w:hAnsi="Arial" w:cs="Arial"/>
-          <w:sz w:val="20"/>
-        </w:rPr>
-        <w:t>Azure</w:t>
-      </w:r>
-      <w:r>
-        <w:rPr>
-          <w:rStyle w:val="Strong"/>
-          <w:rFonts w:ascii="Arial" w:hAnsi="Arial" w:cs="Arial"/>
-          <w:b w:val="0"/>
-          <w:sz w:val="20"/>
-        </w:rPr>
-        <w:t xml:space="preserve">: AKS, App Service, Azure SQL, Service Bus, Key Vault, Application Insights, </w:t>
-      </w:r>
-      <w:r>
-        <w:rPr>
-          <w:rStyle w:val="Strong"/>
-          <w:rFonts w:ascii="Arial" w:hAnsi="Arial" w:cs="Arial"/>
-          <w:sz w:val="20"/>
-        </w:rPr>
-        <w:t>GCP</w:t>
-      </w:r>
-      <w:r>
-        <w:rPr>
-          <w:rStyle w:val="Strong"/>
-          <w:rFonts w:ascii="Arial" w:hAnsi="Arial" w:cs="Arial"/>
-          <w:b w:val="0"/>
-          <w:sz w:val="20"/>
-        </w:rPr>
-        <w:t xml:space="preserve">: GKE, Cloud Run, Pub/Sub, Cloud Storage, </w:t>
-      </w:r>
-      <w:proofErr w:type="spellStart"/>
-      <w:r>
-        <w:rPr>
-          <w:rStyle w:val="Strong"/>
-          <w:rFonts w:ascii="Arial" w:hAnsi="Arial" w:cs="Arial"/>
-          <w:b w:val="0"/>
-          <w:sz w:val="20"/>
-        </w:rPr>
-        <w:t>BigQuery</w:t>
-      </w:r>
-      <w:proofErr w:type="spellEnd"/>
-      <w:r>
-        <w:rPr>
-          <w:rStyle w:val="Strong"/>
-          <w:rFonts w:ascii="Arial" w:hAnsi="Arial" w:cs="Arial"/>
-          <w:b w:val="0"/>
-          <w:sz w:val="20"/>
-        </w:rPr>
-        <w:t xml:space="preserve"> (consumer/integrator), </w:t>
-      </w:r>
-      <w:proofErr w:type="spellStart"/>
-      <w:r>
-        <w:rPr>
-          <w:rStyle w:val="Strong"/>
-          <w:rFonts w:ascii="Arial" w:hAnsi="Arial" w:cs="Arial"/>
-          <w:b w:val="0"/>
-          <w:sz w:val="20"/>
-        </w:rPr>
-        <w:t>Docker</w:t>
-      </w:r>
-      <w:proofErr w:type="spellEnd"/>
-      <w:r>
-        <w:rPr>
-          <w:rStyle w:val="Strong"/>
-          <w:rFonts w:ascii="Arial" w:hAnsi="Arial" w:cs="Arial"/>
-          <w:b w:val="0"/>
-          <w:sz w:val="20"/>
-        </w:rPr>
-        <w:t xml:space="preserve">, </w:t>
-      </w:r>
-      <w:proofErr w:type="spellStart"/>
-      <w:r>
-        <w:rPr>
-          <w:rStyle w:val="Strong"/>
-          <w:rFonts w:ascii="Arial" w:hAnsi="Arial" w:cs="Arial"/>
-          <w:b w:val="0"/>
-          <w:sz w:val="20"/>
-        </w:rPr>
-        <w:t>Kubernetes</w:t>
-      </w:r>
-      <w:proofErr w:type="spellEnd"/>
-      <w:r>
-        <w:rPr>
-          <w:rStyle w:val="Strong"/>
-          <w:rFonts w:ascii="Arial" w:hAnsi="Arial" w:cs="Arial"/>
-          <w:b w:val="0"/>
-          <w:sz w:val="20"/>
-        </w:rPr>
-        <w:t xml:space="preserve">, Helm, Argo CD, </w:t>
-      </w:r>
-      <w:proofErr w:type="spellStart"/>
-      <w:r>
-        <w:rPr>
-          <w:rStyle w:val="Strong"/>
-          <w:rFonts w:ascii="Arial" w:hAnsi="Arial" w:cs="Arial"/>
-          <w:b w:val="0"/>
-          <w:sz w:val="20"/>
-        </w:rPr>
-        <w:t>GitOps</w:t>
-      </w:r>
-      <w:proofErr w:type="spellEnd"/>
-      <w:r>
-        <w:rPr>
-          <w:rStyle w:val="Strong"/>
-          <w:rFonts w:ascii="Arial" w:hAnsi="Arial" w:cs="Arial"/>
-          <w:b w:val="0"/>
-          <w:sz w:val="20"/>
-        </w:rPr>
-        <w:t xml:space="preserve">, </w:t>
-      </w:r>
-      <w:proofErr w:type="spellStart"/>
-      <w:r>
-        <w:rPr>
-          <w:rStyle w:val="Strong"/>
-          <w:rFonts w:ascii="Arial" w:hAnsi="Arial" w:cs="Arial"/>
-          <w:b w:val="0"/>
-          <w:sz w:val="20"/>
-        </w:rPr>
-        <w:t>Terraform</w:t>
-      </w:r>
-      <w:proofErr w:type="spellEnd"/>
-      <w:r>
-        <w:rPr>
-          <w:rStyle w:val="Strong"/>
-          <w:rFonts w:ascii="Arial" w:hAnsi="Arial" w:cs="Arial"/>
-          <w:b w:val="0"/>
-          <w:sz w:val="20"/>
-        </w:rPr>
-        <w:t xml:space="preserve">, </w:t>
-      </w:r>
-      <w:proofErr w:type="spellStart"/>
-      <w:r>
-        <w:rPr>
-          <w:rStyle w:val="Strong"/>
-          <w:rFonts w:ascii="Arial" w:hAnsi="Arial" w:cs="Arial"/>
-          <w:b w:val="0"/>
-          <w:sz w:val="20"/>
-        </w:rPr>
-        <w:t>CloudFormation</w:t>
-      </w:r>
-      <w:proofErr w:type="spellEnd"/>
-      <w:r>
-        <w:rPr>
-          <w:rStyle w:val="Strong"/>
-          <w:rFonts w:ascii="Arial" w:hAnsi="Arial" w:cs="Arial"/>
-          <w:b w:val="0"/>
-          <w:sz w:val="20"/>
-        </w:rPr>
-        <w:t xml:space="preserve">, </w:t>
-      </w:r>
-      <w:r>
-        <w:rPr>
-          <w:rStyle w:val="Strong"/>
-          <w:rFonts w:ascii="Arial" w:hAnsi="Arial" w:cs="Arial"/>
-          <w:sz w:val="20"/>
-        </w:rPr>
-        <w:t>CI/CD</w:t>
-      </w:r>
-      <w:r>
-        <w:rPr>
-          <w:rStyle w:val="Strong"/>
-          <w:rFonts w:ascii="Arial" w:hAnsi="Arial" w:cs="Arial"/>
-          <w:b w:val="0"/>
-          <w:sz w:val="20"/>
-        </w:rPr>
-        <w:t xml:space="preserve">: </w:t>
-      </w:r>
-      <w:proofErr w:type="spellStart"/>
-      <w:r>
-        <w:rPr>
-          <w:rStyle w:val="Strong"/>
-          <w:rFonts w:ascii="Arial" w:hAnsi="Arial" w:cs="Arial"/>
-          <w:b w:val="0"/>
-          <w:sz w:val="20"/>
-        </w:rPr>
-        <w:t>GitHub</w:t>
-      </w:r>
-      <w:proofErr w:type="spellEnd"/>
-      <w:r>
-        <w:rPr>
-          <w:rStyle w:val="Strong"/>
-          <w:rFonts w:ascii="Arial" w:hAnsi="Arial" w:cs="Arial"/>
-          <w:b w:val="0"/>
-          <w:sz w:val="20"/>
-        </w:rPr>
-        <w:t xml:space="preserve"> Actions, </w:t>
-      </w:r>
-      <w:proofErr w:type="spellStart"/>
-      <w:r>
-        <w:rPr>
-          <w:rStyle w:val="Strong"/>
-          <w:rFonts w:ascii="Arial" w:hAnsi="Arial" w:cs="Arial"/>
-          <w:b w:val="0"/>
-          <w:sz w:val="20"/>
-        </w:rPr>
-        <w:t>GitLab</w:t>
-      </w:r>
-      <w:proofErr w:type="spellEnd"/>
-      <w:r>
-        <w:rPr>
-          <w:rStyle w:val="Strong"/>
-          <w:rFonts w:ascii="Arial" w:hAnsi="Arial" w:cs="Arial"/>
-          <w:b w:val="0"/>
-          <w:sz w:val="20"/>
-        </w:rPr>
-        <w:t xml:space="preserve"> CI, Jenkins, Azure </w:t>
-      </w:r>
-      <w:proofErr w:type="spellStart"/>
-      <w:r>
-        <w:rPr>
-          <w:rStyle w:val="Strong"/>
-          <w:rFonts w:ascii="Arial" w:hAnsi="Arial" w:cs="Arial"/>
-          <w:b w:val="0"/>
-          <w:sz w:val="20"/>
-        </w:rPr>
-        <w:t>DevOps</w:t>
-      </w:r>
-      <w:proofErr w:type="spellEnd"/>
-      <w:r>
-        <w:rPr>
-          <w:rStyle w:val="Strong"/>
-          <w:rFonts w:ascii="Arial" w:hAnsi="Arial" w:cs="Arial"/>
-          <w:b w:val="0"/>
-          <w:sz w:val="20"/>
-        </w:rPr>
-        <w:t xml:space="preserve">, </w:t>
-      </w:r>
-      <w:proofErr w:type="spellStart"/>
-      <w:r>
-        <w:rPr>
-          <w:rStyle w:val="Strong"/>
-          <w:rFonts w:ascii="Arial" w:hAnsi="Arial" w:cs="Arial"/>
-          <w:b w:val="0"/>
-          <w:sz w:val="20"/>
-        </w:rPr>
-        <w:t>CircleCI</w:t>
-      </w:r>
-      <w:proofErr w:type="spellEnd"/>
+        <w:t>: GitHub Actions, GitLab CI, Jenkins, Azure DevOps, CircleCI</w:t>
+      </w:r>
     </w:p>
     <w:p>
       <w:pPr>
@@ -1222,25 +573,14 @@
           <w:sz w:val="20"/>
         </w:rPr>
       </w:pPr>
-      <w:proofErr w:type="spellStart"/>
       <w:r>
         <w:rPr>
           <w:rStyle w:val="Strong"/>
           <w:rFonts w:ascii="Arial" w:hAnsi="Arial" w:cs="Arial"/>
           <w:sz w:val="20"/>
         </w:rPr>
-        <w:t>Observability</w:t>
-      </w:r>
-      <w:proofErr w:type="spellEnd"/>
-      <w:r>
-        <w:rPr>
-          <w:rStyle w:val="Strong"/>
-          <w:rFonts w:ascii="Arial" w:hAnsi="Arial" w:cs="Arial"/>
-          <w:sz w:val="20"/>
-        </w:rPr>
-        <w:t xml:space="preserve">, Quality &amp; Security - </w:t>
-      </w:r>
-      <w:proofErr w:type="spellStart"/>
+        <w:t xml:space="preserve">Observability, Quality &amp; Security - </w:t>
+      </w:r>
       <w:r>
         <w:rPr>
           <w:rStyle w:val="Strong"/>
@@ -1248,9 +588,16 @@
           <w:b w:val="0"/>
           <w:sz w:val="20"/>
         </w:rPr>
-        <w:t>OpenTelemetry</w:t>
-      </w:r>
-      <w:proofErr w:type="spellEnd"/>
+        <w:t xml:space="preserve">OpenTelemetry, Datadog, Prometheus, Grafana, ELK/EFK, CloudWatch, structured logging, </w:t>
+      </w:r>
+      <w:r>
+        <w:rPr>
+          <w:rStyle w:val="Strong"/>
+          <w:rFonts w:ascii="Arial" w:hAnsi="Arial" w:cs="Arial"/>
+          <w:sz w:val="20"/>
+        </w:rPr>
+        <w:t>Testing</w:t>
+      </w:r>
       <w:r>
         <w:rPr>
           <w:rStyle w:val="Strong"/>
@@ -1258,9 +605,16 @@
           <w:b w:val="0"/>
           <w:sz w:val="20"/>
         </w:rPr>
-        <w:t xml:space="preserve">, </w:t>
-      </w:r>
-      <w:proofErr w:type="spellStart"/>
+        <w:t xml:space="preserve">: Jest, Mocha, Chai, React Testing Library, Cypress, Playwright, API contract tests (Pact-style), </w:t>
+      </w:r>
+      <w:r>
+        <w:rPr>
+          <w:rStyle w:val="Strong"/>
+          <w:rFonts w:ascii="Arial" w:hAnsi="Arial" w:cs="Arial"/>
+          <w:sz w:val="20"/>
+        </w:rPr>
+        <w:t>Security</w:t>
+      </w:r>
       <w:r>
         <w:rPr>
           <w:rStyle w:val="Strong"/>
@@ -1268,151 +622,7 @@
           <w:b w:val="0"/>
           <w:sz w:val="20"/>
         </w:rPr>
-        <w:t>Datadog</w:t>
-      </w:r>
-      <w:proofErr w:type="spellEnd"/>
-      <w:r>
-        <w:rPr>
-          <w:rStyle w:val="Strong"/>
-          <w:rFonts w:ascii="Arial" w:hAnsi="Arial" w:cs="Arial"/>
-          <w:b w:val="0"/>
-          <w:sz w:val="20"/>
-        </w:rPr>
-        <w:t xml:space="preserve">, Prometheus, </w:t>
-      </w:r>
-      <w:proofErr w:type="spellStart"/>
-      <w:r>
-        <w:rPr>
-          <w:rStyle w:val="Strong"/>
-          <w:rFonts w:ascii="Arial" w:hAnsi="Arial" w:cs="Arial"/>
-          <w:b w:val="0"/>
-          <w:sz w:val="20"/>
-        </w:rPr>
-        <w:t>Grafana</w:t>
-      </w:r>
-      <w:proofErr w:type="spellEnd"/>
-      <w:r>
-        <w:rPr>
-          <w:rStyle w:val="Strong"/>
-          <w:rFonts w:ascii="Arial" w:hAnsi="Arial" w:cs="Arial"/>
-          <w:b w:val="0"/>
-          <w:sz w:val="20"/>
-        </w:rPr>
-        <w:t xml:space="preserve">, ELK/EFK, </w:t>
-      </w:r>
-      <w:proofErr w:type="spellStart"/>
-      <w:r>
-        <w:rPr>
-          <w:rStyle w:val="Strong"/>
-          <w:rFonts w:ascii="Arial" w:hAnsi="Arial" w:cs="Arial"/>
-          <w:b w:val="0"/>
-          <w:sz w:val="20"/>
-        </w:rPr>
-        <w:t>CloudWatch</w:t>
-      </w:r>
-      <w:proofErr w:type="spellEnd"/>
-      <w:r>
-        <w:rPr>
-          <w:rStyle w:val="Strong"/>
-          <w:rFonts w:ascii="Arial" w:hAnsi="Arial" w:cs="Arial"/>
-          <w:b w:val="0"/>
-          <w:sz w:val="20"/>
-        </w:rPr>
-        <w:t xml:space="preserve">, structured logging, </w:t>
-      </w:r>
-      <w:r>
-        <w:rPr>
-          <w:rStyle w:val="Strong"/>
-          <w:rFonts w:ascii="Arial" w:hAnsi="Arial" w:cs="Arial"/>
-          <w:sz w:val="20"/>
-        </w:rPr>
-        <w:t>Testing</w:t>
-      </w:r>
-      <w:r>
-        <w:rPr>
-          <w:rStyle w:val="Strong"/>
-          <w:rFonts w:ascii="Arial" w:hAnsi="Arial" w:cs="Arial"/>
-          <w:b w:val="0"/>
-          <w:sz w:val="20"/>
-        </w:rPr>
-        <w:t xml:space="preserve">: Jest, Mocha, Chai, React Testing Library, Cypress, Playwright, API contract tests (Pact-style), </w:t>
-      </w:r>
-      <w:r>
-        <w:rPr>
-          <w:rStyle w:val="Strong"/>
-          <w:rFonts w:ascii="Arial" w:hAnsi="Arial" w:cs="Arial"/>
-          <w:sz w:val="20"/>
-        </w:rPr>
-        <w:t>Security</w:t>
-      </w:r>
-      <w:r>
-        <w:rPr>
-          <w:rStyle w:val="Strong"/>
-          <w:rFonts w:ascii="Arial" w:hAnsi="Arial" w:cs="Arial"/>
-          <w:b w:val="0"/>
-          <w:sz w:val="20"/>
-        </w:rPr>
-        <w:t xml:space="preserve">: OAuth2, </w:t>
-      </w:r>
-      <w:proofErr w:type="spellStart"/>
-      <w:r>
-        <w:rPr>
-          <w:rStyle w:val="Strong"/>
-          <w:rFonts w:ascii="Arial" w:hAnsi="Arial" w:cs="Arial"/>
-          <w:b w:val="0"/>
-          <w:sz w:val="20"/>
-        </w:rPr>
-        <w:t>OpenID</w:t>
-      </w:r>
-      <w:proofErr w:type="spellEnd"/>
-      <w:r>
-        <w:rPr>
-          <w:rStyle w:val="Strong"/>
-          <w:rFonts w:ascii="Arial" w:hAnsi="Arial" w:cs="Arial"/>
-          <w:b w:val="0"/>
-          <w:sz w:val="20"/>
-        </w:rPr>
-        <w:t xml:space="preserve"> Connect, JWT, </w:t>
-      </w:r>
-      <w:proofErr w:type="spellStart"/>
-      <w:r>
-        <w:rPr>
-          <w:rStyle w:val="Strong"/>
-          <w:rFonts w:ascii="Arial" w:hAnsi="Arial" w:cs="Arial"/>
-          <w:b w:val="0"/>
-          <w:sz w:val="20"/>
-        </w:rPr>
-        <w:t>Okta</w:t>
-      </w:r>
-      <w:proofErr w:type="spellEnd"/>
-      <w:r>
-        <w:rPr>
-          <w:rStyle w:val="Strong"/>
-          <w:rFonts w:ascii="Arial" w:hAnsi="Arial" w:cs="Arial"/>
-          <w:b w:val="0"/>
-          <w:sz w:val="20"/>
-        </w:rPr>
-        <w:t xml:space="preserve">, Auth0, AWS </w:t>
-      </w:r>
-      <w:proofErr w:type="spellStart"/>
-      <w:r>
-        <w:rPr>
-          <w:rStyle w:val="Strong"/>
-          <w:rFonts w:ascii="Arial" w:hAnsi="Arial" w:cs="Arial"/>
-          <w:b w:val="0"/>
-          <w:sz w:val="20"/>
-        </w:rPr>
-        <w:t>Cognito</w:t>
-      </w:r>
-      <w:proofErr w:type="spellEnd"/>
-      <w:r>
-        <w:rPr>
-          <w:rStyle w:val="Strong"/>
-          <w:rFonts w:ascii="Arial" w:hAnsi="Arial" w:cs="Arial"/>
-          <w:b w:val="0"/>
-          <w:sz w:val="20"/>
-        </w:rPr>
-        <w:t>, rate limiting, RBAC/ABAC, audit logging</w:t>
+        <w:t>: OAuth2, OpenID Connect, JWT, Okta, Auth0, AWS Cognito, rate limiting, RBAC/ABAC, audit logging</w:t>
       </w:r>
     </w:p>
     <w:p>
@@ -1447,7 +657,6 @@
       </w:r>
     </w:p>
     <w:p>
-      <w:proofErr w:type="spellStart"/>
       <w:proofErr w:type="gramStart"/>
       <w:r>
         <w:rPr>
@@ -1456,17 +665,7 @@
           <w:sz w:val="21"/>
           <w:szCs w:val="21"/>
         </w:rPr>
-        <w:t>SumatoSoft</w:t>
-      </w:r>
-      <w:proofErr w:type="spellEnd"/>
-      <w:r>
-        <w:rPr>
-          <w:rFonts w:ascii="Arial" w:eastAsia="Arial" w:hAnsi="Arial" w:cs="Arial"/>
-          <w:color w:val="555555"/>
-          <w:sz w:val="21"/>
-          <w:szCs w:val="21"/>
-        </w:rPr>
-        <w:t xml:space="preserve">  |</w:t>
+        <w:t>SumatoSoft  |</w:t>
       </w:r>
       <w:proofErr w:type="gramEnd"/>
       <w:r>
@@ -1565,7 +764,6 @@
         </w:rPr>
         <w:t xml:space="preserve"> patterns and </w:t>
       </w:r>
-      <w:proofErr w:type="spellStart"/>
       <w:r>
         <w:rPr>
           <w:rStyle w:val="Strong"/>
@@ -1574,7 +772,6 @@
         </w:rPr>
         <w:t>Tokio</w:t>
       </w:r>
-      <w:proofErr w:type="spellEnd"/>
       <w:r>
         <w:rPr>
           <w:rFonts w:ascii="Arial" w:hAnsi="Arial" w:cs="Arial"/>
@@ -1582,7 +779,6 @@
         </w:rPr>
         <w:t xml:space="preserve">, instrumented with </w:t>
       </w:r>
-      <w:proofErr w:type="spellStart"/>
       <w:r>
         <w:rPr>
           <w:rStyle w:val="Strong"/>
@@ -1591,7 +787,6 @@
         </w:rPr>
         <w:t>OpenTelemetry</w:t>
       </w:r>
-      <w:proofErr w:type="spellEnd"/>
       <w:r>
         <w:rPr>
           <w:rFonts w:ascii="Arial" w:hAnsi="Arial" w:cs="Arial"/>
@@ -1665,7 +860,6 @@
         </w:rPr>
         <w:t xml:space="preserve">, and </w:t>
       </w:r>
-      <w:proofErr w:type="spellStart"/>
       <w:r>
         <w:rPr>
           <w:rStyle w:val="Strong"/>
@@ -1674,7 +868,6 @@
         </w:rPr>
         <w:t>RabbitMQ</w:t>
       </w:r>
-      <w:proofErr w:type="spellEnd"/>
       <w:r>
         <w:rPr>
           <w:rFonts w:ascii="Arial" w:hAnsi="Arial" w:cs="Arial"/>
@@ -1682,23 +875,13 @@
         </w:rPr>
         <w:t xml:space="preserve"> consumers with </w:t>
       </w:r>
-      <w:proofErr w:type="spellStart"/>
-      <w:r>
-        <w:rPr>
-          <w:rStyle w:val="Strong"/>
-          <w:rFonts w:ascii="Arial" w:hAnsi="Arial" w:cs="Arial"/>
-          <w:sz w:val="18"/>
-        </w:rPr>
-        <w:t>idempotency</w:t>
-      </w:r>
-      <w:proofErr w:type="spellEnd"/>
-      <w:r>
-        <w:rPr>
-          <w:rStyle w:val="Strong"/>
-          <w:rFonts w:ascii="Arial" w:hAnsi="Arial" w:cs="Arial"/>
-          <w:sz w:val="18"/>
-        </w:rPr>
-        <w:t xml:space="preserve"> keys</w:t>
+      <w:r>
+        <w:rPr>
+          <w:rStyle w:val="Strong"/>
+          <w:rFonts w:ascii="Arial" w:hAnsi="Arial" w:cs="Arial"/>
+          <w:sz w:val="18"/>
+        </w:rPr>
+        <w:t>idempotency keys</w:t>
       </w:r>
       <w:r>
         <w:rPr>
@@ -1728,7 +911,6 @@
         </w:rPr>
         <w:t xml:space="preserve">Orchestrated multi-step processing using </w:t>
       </w:r>
-      <w:proofErr w:type="spellStart"/>
       <w:r>
         <w:rPr>
           <w:rStyle w:val="Strong"/>
@@ -1737,7 +919,6 @@
         </w:rPr>
         <w:t>EventBridge</w:t>
       </w:r>
-      <w:proofErr w:type="spellEnd"/>
       <w:r>
         <w:rPr>
           <w:rFonts w:ascii="Arial" w:hAnsi="Arial" w:cs="Arial"/>
@@ -1758,23 +939,7 @@
           <w:rFonts w:ascii="Arial" w:hAnsi="Arial" w:cs="Arial"/>
           <w:sz w:val="18"/>
         </w:rPr>
-        <w:t xml:space="preserve">, keeping long-running jobs observable, </w:t>
-      </w:r>
-      <w:proofErr w:type="spellStart"/>
-      <w:r>
-        <w:rPr>
-          <w:rFonts w:ascii="Arial" w:hAnsi="Arial" w:cs="Arial"/>
-          <w:sz w:val="18"/>
-        </w:rPr>
-        <w:t>resumable</w:t>
-      </w:r>
-      <w:proofErr w:type="spellEnd"/>
-      <w:r>
-        <w:rPr>
-          <w:rFonts w:ascii="Arial" w:hAnsi="Arial" w:cs="Arial"/>
-          <w:sz w:val="18"/>
-        </w:rPr>
-        <w:t>, and safe to replay.</w:t>
+        <w:t>, keeping long-running jobs observable, resumable, and safe to replay.</w:t>
       </w:r>
     </w:p>
     <w:p>
@@ -1797,7 +962,6 @@
         </w:rPr>
         <w:t xml:space="preserve">Owned relational performance work across </w:t>
       </w:r>
-      <w:proofErr w:type="spellStart"/>
       <w:r>
         <w:rPr>
           <w:rStyle w:val="Strong"/>
@@ -1806,7 +970,6 @@
         </w:rPr>
         <w:t>PostgreSQL</w:t>
       </w:r>
-      <w:proofErr w:type="spellEnd"/>
       <w:r>
         <w:rPr>
           <w:rFonts w:ascii="Arial" w:hAnsi="Arial" w:cs="Arial"/>
@@ -1865,7 +1028,6 @@
         </w:rPr>
         <w:t xml:space="preserve">Introduced caching and burst-protection using </w:t>
       </w:r>
-      <w:proofErr w:type="spellStart"/>
       <w:r>
         <w:rPr>
           <w:rStyle w:val="Strong"/>
@@ -1874,7 +1036,6 @@
         </w:rPr>
         <w:t>Redis</w:t>
       </w:r>
-      <w:proofErr w:type="spellEnd"/>
       <w:r>
         <w:rPr>
           <w:rFonts w:ascii="Arial" w:hAnsi="Arial" w:cs="Arial"/>
@@ -1882,7 +1043,6 @@
         </w:rPr>
         <w:t xml:space="preserve"> and </w:t>
       </w:r>
-      <w:proofErr w:type="spellStart"/>
       <w:r>
         <w:rPr>
           <w:rStyle w:val="Strong"/>
@@ -1891,7 +1051,6 @@
         </w:rPr>
         <w:t>ElastiCache</w:t>
       </w:r>
-      <w:proofErr w:type="spellEnd"/>
       <w:r>
         <w:rPr>
           <w:rFonts w:ascii="Arial" w:hAnsi="Arial" w:cs="Arial"/>
@@ -1920,23 +1079,13 @@
         </w:rPr>
         <w:t xml:space="preserve">Delivered search improvements by indexing key entities into </w:t>
       </w:r>
-      <w:proofErr w:type="spellStart"/>
-      <w:r>
-        <w:rPr>
-          <w:rStyle w:val="Strong"/>
-          <w:rFonts w:ascii="Arial" w:hAnsi="Arial" w:cs="Arial"/>
-          <w:sz w:val="18"/>
-        </w:rPr>
-        <w:t>Elasticsearch</w:t>
-      </w:r>
-      <w:proofErr w:type="spellEnd"/>
-      <w:r>
-        <w:rPr>
-          <w:rStyle w:val="Strong"/>
-          <w:rFonts w:ascii="Arial" w:hAnsi="Arial" w:cs="Arial"/>
-          <w:sz w:val="18"/>
-        </w:rPr>
-        <w:t>/OpenSearch</w:t>
+      <w:r>
+        <w:rPr>
+          <w:rStyle w:val="Strong"/>
+          <w:rFonts w:ascii="Arial" w:hAnsi="Arial" w:cs="Arial"/>
+          <w:sz w:val="18"/>
+        </w:rPr>
+        <w:t>Elasticsearch/OpenSearch</w:t>
       </w:r>
       <w:r>
         <w:rPr>
@@ -1996,7 +1145,6 @@
         </w:rPr>
         <w:t xml:space="preserve">, </w:t>
       </w:r>
-      <w:proofErr w:type="spellStart"/>
       <w:r>
         <w:rPr>
           <w:rStyle w:val="Strong"/>
@@ -2005,7 +1153,6 @@
         </w:rPr>
         <w:t>BigQuery</w:t>
       </w:r>
-      <w:proofErr w:type="spellEnd"/>
       <w:r>
         <w:rPr>
           <w:rFonts w:ascii="Arial" w:hAnsi="Arial" w:cs="Arial"/>
@@ -2049,7 +1196,6 @@
         </w:rPr>
         <w:t xml:space="preserve"> with </w:t>
       </w:r>
-      <w:proofErr w:type="spellStart"/>
       <w:r>
         <w:rPr>
           <w:rStyle w:val="Strong"/>
@@ -2058,7 +1204,6 @@
         </w:rPr>
         <w:t>Docker</w:t>
       </w:r>
-      <w:proofErr w:type="spellEnd"/>
       <w:r>
         <w:rPr>
           <w:rFonts w:ascii="Arial" w:hAnsi="Arial" w:cs="Arial"/>
@@ -2087,18 +1232,8 @@
           <w:rFonts w:ascii="Arial" w:hAnsi="Arial" w:cs="Arial"/>
           <w:sz w:val="18"/>
         </w:rPr>
-        <w:t xml:space="preserve">Argo CD </w:t>
-      </w:r>
-      <w:proofErr w:type="spellStart"/>
-      <w:r>
-        <w:rPr>
-          <w:rStyle w:val="Strong"/>
-          <w:rFonts w:ascii="Arial" w:hAnsi="Arial" w:cs="Arial"/>
-          <w:sz w:val="18"/>
-        </w:rPr>
-        <w:t>GitOps</w:t>
-      </w:r>
-      <w:proofErr w:type="spellEnd"/>
+        <w:t>Argo CD GitOps</w:t>
+      </w:r>
       <w:r>
         <w:rPr>
           <w:rFonts w:ascii="Arial" w:hAnsi="Arial" w:cs="Arial"/>
@@ -2176,6 +1311,7 @@
           <w:rFonts w:ascii="Arial" w:hAnsi="Arial" w:cs="Arial"/>
           <w:sz w:val="18"/>
         </w:rPr>
+        <w:lastRenderedPageBreak/>
         <w:t xml:space="preserve">Hardened security with </w:t>
       </w:r>
       <w:r>
@@ -2223,34 +1359,14 @@
         </w:rPr>
         <w:t xml:space="preserve"> enforcement, integrating </w:t>
       </w:r>
-      <w:proofErr w:type="spellStart"/>
-      <w:r>
-        <w:rPr>
-          <w:rStyle w:val="Strong"/>
-          <w:rFonts w:ascii="Arial" w:hAnsi="Arial" w:cs="Arial"/>
-          <w:sz w:val="18"/>
-        </w:rPr>
-        <w:t>Okta</w:t>
-      </w:r>
-      <w:proofErr w:type="spellEnd"/>
-      <w:r>
-        <w:rPr>
-          <w:rStyle w:val="Strong"/>
-          <w:rFonts w:ascii="Arial" w:hAnsi="Arial" w:cs="Arial"/>
-          <w:sz w:val="18"/>
-        </w:rPr>
-        <w:t xml:space="preserve">/Auth0/AWS </w:t>
-      </w:r>
-      <w:proofErr w:type="spellStart"/>
-      <w:r>
-        <w:rPr>
-          <w:rStyle w:val="Strong"/>
-          <w:rFonts w:ascii="Arial" w:hAnsi="Arial" w:cs="Arial"/>
-          <w:sz w:val="18"/>
-        </w:rPr>
-        <w:t>Cognito</w:t>
-      </w:r>
-      <w:proofErr w:type="spellEnd"/>
+      <w:r>
+        <w:rPr>
+          <w:rStyle w:val="Strong"/>
+          <w:rFonts w:ascii="Arial" w:hAnsi="Arial" w:cs="Arial"/>
+          <w:sz w:val="18"/>
+        </w:rPr>
+        <w:t>Okta/Auth0/AWS Cognito</w:t>
+      </w:r>
       <w:r>
         <w:rPr>
           <w:rFonts w:ascii="Arial" w:hAnsi="Arial" w:cs="Arial"/>
@@ -2277,7 +1393,6 @@
           <w:rFonts w:ascii="Arial" w:hAnsi="Arial" w:cs="Arial"/>
           <w:sz w:val="18"/>
         </w:rPr>
-        <w:lastRenderedPageBreak/>
         <w:t xml:space="preserve">Implemented platform-wide </w:t>
       </w:r>
       <w:r>
@@ -2329,25 +1444,8 @@
           <w:rFonts w:ascii="Arial" w:hAnsi="Arial" w:cs="Arial"/>
           <w:sz w:val="18"/>
         </w:rPr>
-        <w:t xml:space="preserve">Standardized </w:t>
-      </w:r>
-      <w:proofErr w:type="spellStart"/>
-      <w:r>
-        <w:rPr>
-          <w:rFonts w:ascii="Arial" w:hAnsi="Arial" w:cs="Arial"/>
-          <w:sz w:val="18"/>
-        </w:rPr>
-        <w:t>observability</w:t>
-      </w:r>
-      <w:proofErr w:type="spellEnd"/>
-      <w:r>
-        <w:rPr>
-          <w:rFonts w:ascii="Arial" w:hAnsi="Arial" w:cs="Arial"/>
-          <w:sz w:val="18"/>
-        </w:rPr>
-        <w:t xml:space="preserve"> with </w:t>
-      </w:r>
-      <w:proofErr w:type="spellStart"/>
+        <w:t xml:space="preserve">Standardized observability with </w:t>
+      </w:r>
       <w:r>
         <w:rPr>
           <w:rStyle w:val="Strong"/>
@@ -2356,7 +1454,6 @@
         </w:rPr>
         <w:t>CloudWatch</w:t>
       </w:r>
-      <w:proofErr w:type="spellEnd"/>
       <w:r>
         <w:rPr>
           <w:rFonts w:ascii="Arial" w:hAnsi="Arial" w:cs="Arial"/>
@@ -2364,7 +1461,6 @@
         </w:rPr>
         <w:t xml:space="preserve">, </w:t>
       </w:r>
-      <w:proofErr w:type="spellStart"/>
       <w:r>
         <w:rPr>
           <w:rStyle w:val="Strong"/>
@@ -2373,7 +1469,6 @@
         </w:rPr>
         <w:t>Datadog</w:t>
       </w:r>
-      <w:proofErr w:type="spellEnd"/>
       <w:r>
         <w:rPr>
           <w:rFonts w:ascii="Arial" w:hAnsi="Arial" w:cs="Arial"/>
@@ -2387,18 +1482,8 @@
           <w:rFonts w:ascii="Arial" w:hAnsi="Arial" w:cs="Arial"/>
           <w:sz w:val="18"/>
         </w:rPr>
-        <w:t>Prometheus/</w:t>
-      </w:r>
-      <w:proofErr w:type="spellStart"/>
-      <w:r>
-        <w:rPr>
-          <w:rStyle w:val="Strong"/>
-          <w:rFonts w:ascii="Arial" w:hAnsi="Arial" w:cs="Arial"/>
-          <w:sz w:val="18"/>
-        </w:rPr>
-        <w:t>Grafana</w:t>
-      </w:r>
-      <w:proofErr w:type="spellEnd"/>
+        <w:t>Prometheus/Grafana</w:t>
+      </w:r>
       <w:r>
         <w:rPr>
           <w:rFonts w:ascii="Arial" w:hAnsi="Arial" w:cs="Arial"/>
@@ -2442,23 +1527,13 @@
         </w:rPr>
         <w:t xml:space="preserve">Strengthened CI/CD with </w:t>
       </w:r>
-      <w:proofErr w:type="spellStart"/>
-      <w:r>
-        <w:rPr>
-          <w:rStyle w:val="Strong"/>
-          <w:rFonts w:ascii="Arial" w:hAnsi="Arial" w:cs="Arial"/>
-          <w:sz w:val="18"/>
-        </w:rPr>
-        <w:t>GitHub</w:t>
-      </w:r>
-      <w:proofErr w:type="spellEnd"/>
-      <w:r>
-        <w:rPr>
-          <w:rStyle w:val="Strong"/>
-          <w:rFonts w:ascii="Arial" w:hAnsi="Arial" w:cs="Arial"/>
-          <w:sz w:val="18"/>
-        </w:rPr>
-        <w:t xml:space="preserve"> Actions</w:t>
+      <w:r>
+        <w:rPr>
+          <w:rStyle w:val="Strong"/>
+          <w:rFonts w:ascii="Arial" w:hAnsi="Arial" w:cs="Arial"/>
+          <w:sz w:val="18"/>
+        </w:rPr>
+        <w:t>GitHub Actions</w:t>
       </w:r>
       <w:r>
         <w:rPr>
@@ -2467,23 +1542,13 @@
         </w:rPr>
         <w:t xml:space="preserve">, </w:t>
       </w:r>
-      <w:proofErr w:type="spellStart"/>
-      <w:r>
-        <w:rPr>
-          <w:rStyle w:val="Strong"/>
-          <w:rFonts w:ascii="Arial" w:hAnsi="Arial" w:cs="Arial"/>
-          <w:sz w:val="18"/>
-        </w:rPr>
-        <w:t>GitLab</w:t>
-      </w:r>
-      <w:proofErr w:type="spellEnd"/>
-      <w:r>
-        <w:rPr>
-          <w:rStyle w:val="Strong"/>
-          <w:rFonts w:ascii="Arial" w:hAnsi="Arial" w:cs="Arial"/>
-          <w:sz w:val="18"/>
-        </w:rPr>
-        <w:t xml:space="preserve"> CI</w:t>
+      <w:r>
+        <w:rPr>
+          <w:rStyle w:val="Strong"/>
+          <w:rFonts w:ascii="Arial" w:hAnsi="Arial" w:cs="Arial"/>
+          <w:sz w:val="18"/>
+        </w:rPr>
+        <w:t>GitLab CI</w:t>
       </w:r>
       <w:r>
         <w:rPr>
@@ -2680,7 +1745,6 @@
         </w:rPr>
         <w:t xml:space="preserve"> and </w:t>
       </w:r>
-      <w:proofErr w:type="spellStart"/>
       <w:r>
         <w:rPr>
           <w:rStyle w:val="Strong"/>
@@ -2689,45 +1753,12 @@
         </w:rPr>
         <w:t>RabbitMQ</w:t>
       </w:r>
-      <w:proofErr w:type="spellEnd"/>
-      <w:r>
-        <w:rPr>
-          <w:rFonts w:ascii="Arial" w:hAnsi="Arial" w:cs="Arial"/>
-          <w:sz w:val="18"/>
-        </w:rPr>
-        <w:t xml:space="preserve">, designing retry semantics, </w:t>
-      </w:r>
-      <w:proofErr w:type="spellStart"/>
-      <w:r>
-        <w:rPr>
-          <w:rFonts w:ascii="Arial" w:hAnsi="Arial" w:cs="Arial"/>
-          <w:sz w:val="18"/>
-        </w:rPr>
-        <w:t>deduplication</w:t>
-      </w:r>
-      <w:proofErr w:type="spellEnd"/>
-      <w:r>
-        <w:rPr>
-          <w:rFonts w:ascii="Arial" w:hAnsi="Arial" w:cs="Arial"/>
-          <w:sz w:val="18"/>
-        </w:rPr>
-        <w:t xml:space="preserve">, and DLQ handling to reduce incident rates for </w:t>
-      </w:r>
-      <w:proofErr w:type="spellStart"/>
-      <w:r>
-        <w:rPr>
-          <w:rFonts w:ascii="Arial" w:hAnsi="Arial" w:cs="Arial"/>
-          <w:sz w:val="18"/>
-        </w:rPr>
-        <w:t>async</w:t>
-      </w:r>
-      <w:proofErr w:type="spellEnd"/>
-      <w:r>
-        <w:rPr>
-          <w:rFonts w:ascii="Arial" w:hAnsi="Arial" w:cs="Arial"/>
-          <w:sz w:val="18"/>
-        </w:rPr>
-        <w:t xml:space="preserve"> workloads.</w:t>
+      <w:r>
+        <w:rPr>
+          <w:rFonts w:ascii="Arial" w:hAnsi="Arial" w:cs="Arial"/>
+          <w:sz w:val="18"/>
+        </w:rPr>
+        <w:t>, designing retry semantics, deduplication, and DLQ handling to reduce incident rates for async workloads.</w:t>
       </w:r>
     </w:p>
     <w:p>
@@ -2765,7 +1796,6 @@
         </w:rPr>
         <w:t xml:space="preserve"> and </w:t>
       </w:r>
-      <w:proofErr w:type="spellStart"/>
       <w:r>
         <w:rPr>
           <w:rStyle w:val="Strong"/>
@@ -2774,7 +1804,6 @@
         </w:rPr>
         <w:t>PostgreSQL</w:t>
       </w:r>
-      <w:proofErr w:type="spellEnd"/>
       <w:r>
         <w:rPr>
           <w:rFonts w:ascii="Arial" w:hAnsi="Arial" w:cs="Arial"/>
@@ -2803,7 +1832,6 @@
         </w:rPr>
         <w:t xml:space="preserve">Implemented caching layers using </w:t>
       </w:r>
-      <w:proofErr w:type="spellStart"/>
       <w:proofErr w:type="gramStart"/>
       <w:r>
         <w:rPr>
@@ -2813,7 +1841,6 @@
         </w:rPr>
         <w:t>Redis</w:t>
       </w:r>
-      <w:proofErr w:type="spellEnd"/>
       <w:proofErr w:type="gramEnd"/>
       <w:r>
         <w:rPr>
@@ -2849,18 +1876,8 @@
           <w:rFonts w:ascii="Arial" w:hAnsi="Arial" w:cs="Arial"/>
           <w:sz w:val="18"/>
         </w:rPr>
-        <w:t xml:space="preserve">React + </w:t>
-      </w:r>
-      <w:proofErr w:type="spellStart"/>
-      <w:r>
-        <w:rPr>
-          <w:rStyle w:val="Strong"/>
-          <w:rFonts w:ascii="Arial" w:hAnsi="Arial" w:cs="Arial"/>
-          <w:sz w:val="18"/>
-        </w:rPr>
-        <w:t>TypeScript</w:t>
-      </w:r>
-      <w:proofErr w:type="spellEnd"/>
+        <w:t>React + TypeScript</w:t>
+      </w:r>
       <w:r>
         <w:rPr>
           <w:rFonts w:ascii="Arial" w:hAnsi="Arial" w:cs="Arial"/>
@@ -2887,23 +1904,7 @@
           <w:rFonts w:ascii="Arial" w:hAnsi="Arial" w:cs="Arial"/>
           <w:sz w:val="18"/>
         </w:rPr>
-        <w:t xml:space="preserve">Implemented secure </w:t>
-      </w:r>
-      <w:proofErr w:type="spellStart"/>
-      <w:r>
-        <w:rPr>
-          <w:rFonts w:ascii="Arial" w:hAnsi="Arial" w:cs="Arial"/>
-          <w:sz w:val="18"/>
-        </w:rPr>
-        <w:t>auth</w:t>
-      </w:r>
-      <w:proofErr w:type="spellEnd"/>
-      <w:r>
-        <w:rPr>
-          <w:rFonts w:ascii="Arial" w:hAnsi="Arial" w:cs="Arial"/>
-          <w:sz w:val="18"/>
-        </w:rPr>
-        <w:t xml:space="preserve"> flows with </w:t>
+        <w:t xml:space="preserve">Implemented secure auth flows with </w:t>
       </w:r>
       <w:r>
         <w:rPr>
@@ -2920,23 +1921,13 @@
         </w:rPr>
         <w:t xml:space="preserve">, </w:t>
       </w:r>
-      <w:proofErr w:type="spellStart"/>
-      <w:r>
-        <w:rPr>
-          <w:rStyle w:val="Strong"/>
-          <w:rFonts w:ascii="Arial" w:hAnsi="Arial" w:cs="Arial"/>
-          <w:sz w:val="18"/>
-        </w:rPr>
-        <w:t>OpenID</w:t>
-      </w:r>
-      <w:proofErr w:type="spellEnd"/>
-      <w:r>
-        <w:rPr>
-          <w:rStyle w:val="Strong"/>
-          <w:rFonts w:ascii="Arial" w:hAnsi="Arial" w:cs="Arial"/>
-          <w:sz w:val="18"/>
-        </w:rPr>
-        <w:t xml:space="preserve"> Connect</w:t>
+      <w:r>
+        <w:rPr>
+          <w:rStyle w:val="Strong"/>
+          <w:rFonts w:ascii="Arial" w:hAnsi="Arial" w:cs="Arial"/>
+          <w:sz w:val="18"/>
+        </w:rPr>
+        <w:t>OpenID Connect</w:t>
       </w:r>
       <w:r>
         <w:rPr>
@@ -2979,25 +1970,8 @@
           <w:rFonts w:ascii="Arial" w:hAnsi="Arial" w:cs="Arial"/>
           <w:sz w:val="18"/>
         </w:rPr>
-        <w:t xml:space="preserve">Improved </w:t>
-      </w:r>
-      <w:proofErr w:type="spellStart"/>
-      <w:r>
-        <w:rPr>
-          <w:rFonts w:ascii="Arial" w:hAnsi="Arial" w:cs="Arial"/>
-          <w:sz w:val="18"/>
-        </w:rPr>
-        <w:t>observability</w:t>
-      </w:r>
-      <w:proofErr w:type="spellEnd"/>
-      <w:r>
-        <w:rPr>
-          <w:rFonts w:ascii="Arial" w:hAnsi="Arial" w:cs="Arial"/>
-          <w:sz w:val="18"/>
-        </w:rPr>
-        <w:t xml:space="preserve"> with structured logs and tracing using </w:t>
-      </w:r>
-      <w:proofErr w:type="spellStart"/>
+        <w:t xml:space="preserve">Improved observability with structured logs and tracing using </w:t>
+      </w:r>
       <w:r>
         <w:rPr>
           <w:rStyle w:val="Strong"/>
@@ -3006,7 +1980,6 @@
         </w:rPr>
         <w:t>OpenTelemetry</w:t>
       </w:r>
-      <w:proofErr w:type="spellEnd"/>
       <w:r>
         <w:rPr>
           <w:rFonts w:ascii="Arial" w:hAnsi="Arial" w:cs="Arial"/>
@@ -3014,7 +1987,6 @@
         </w:rPr>
         <w:t xml:space="preserve">, exporting to </w:t>
       </w:r>
-      <w:proofErr w:type="spellStart"/>
       <w:r>
         <w:rPr>
           <w:rStyle w:val="Strong"/>
@@ -3023,7 +1995,6 @@
         </w:rPr>
         <w:t>Datadog</w:t>
       </w:r>
-      <w:proofErr w:type="spellEnd"/>
       <w:r>
         <w:rPr>
           <w:rFonts w:ascii="Arial" w:hAnsi="Arial" w:cs="Arial"/>
@@ -3031,23 +2002,13 @@
         </w:rPr>
         <w:t xml:space="preserve"> and dashboards in </w:t>
       </w:r>
-      <w:proofErr w:type="spellStart"/>
-      <w:r>
-        <w:rPr>
-          <w:rStyle w:val="Strong"/>
-          <w:rFonts w:ascii="Arial" w:hAnsi="Arial" w:cs="Arial"/>
-          <w:sz w:val="18"/>
-        </w:rPr>
-        <w:t>Grafana</w:t>
-      </w:r>
-      <w:proofErr w:type="spellEnd"/>
-      <w:r>
-        <w:rPr>
-          <w:rStyle w:val="Strong"/>
-          <w:rFonts w:ascii="Arial" w:hAnsi="Arial" w:cs="Arial"/>
-          <w:sz w:val="18"/>
-        </w:rPr>
-        <w:t>/Prometheus</w:t>
+      <w:r>
+        <w:rPr>
+          <w:rStyle w:val="Strong"/>
+          <w:rFonts w:ascii="Arial" w:hAnsi="Arial" w:cs="Arial"/>
+          <w:sz w:val="18"/>
+        </w:rPr>
+        <w:t>Grafana/Prometheus</w:t>
       </w:r>
       <w:r>
         <w:rPr>
@@ -3233,23 +2194,13 @@
         </w:rPr>
         <w:t xml:space="preserve">Added search features using </w:t>
       </w:r>
-      <w:proofErr w:type="spellStart"/>
-      <w:r>
-        <w:rPr>
-          <w:rStyle w:val="Strong"/>
-          <w:rFonts w:ascii="Arial" w:hAnsi="Arial" w:cs="Arial"/>
-          <w:sz w:val="18"/>
-        </w:rPr>
-        <w:t>Elasticsearch</w:t>
-      </w:r>
-      <w:proofErr w:type="spellEnd"/>
-      <w:r>
-        <w:rPr>
-          <w:rStyle w:val="Strong"/>
-          <w:rFonts w:ascii="Arial" w:hAnsi="Arial" w:cs="Arial"/>
-          <w:sz w:val="18"/>
-        </w:rPr>
-        <w:t>/OpenSearch</w:t>
+      <w:r>
+        <w:rPr>
+          <w:rStyle w:val="Strong"/>
+          <w:rFonts w:ascii="Arial" w:hAnsi="Arial" w:cs="Arial"/>
+          <w:sz w:val="18"/>
+        </w:rPr>
+        <w:t>Elasticsearch/OpenSearch</w:t>
       </w:r>
       <w:r>
         <w:rPr>
@@ -3277,25 +2228,8 @@
           <w:rFonts w:ascii="Arial" w:hAnsi="Arial" w:cs="Arial"/>
           <w:sz w:val="18"/>
         </w:rPr>
-        <w:t xml:space="preserve">Introduced </w:t>
-      </w:r>
-      <w:proofErr w:type="spellStart"/>
-      <w:r>
-        <w:rPr>
-          <w:rFonts w:ascii="Arial" w:hAnsi="Arial" w:cs="Arial"/>
-          <w:sz w:val="18"/>
-        </w:rPr>
-        <w:t>IaC</w:t>
-      </w:r>
-      <w:proofErr w:type="spellEnd"/>
-      <w:r>
-        <w:rPr>
-          <w:rFonts w:ascii="Arial" w:hAnsi="Arial" w:cs="Arial"/>
-          <w:sz w:val="18"/>
-        </w:rPr>
-        <w:t xml:space="preserve"> patterns with </w:t>
-      </w:r>
-      <w:proofErr w:type="spellStart"/>
+        <w:t xml:space="preserve">Introduced IaC patterns with </w:t>
+      </w:r>
       <w:r>
         <w:rPr>
           <w:rStyle w:val="Strong"/>
@@ -3304,7 +2238,6 @@
         </w:rPr>
         <w:t>Terraform</w:t>
       </w:r>
-      <w:proofErr w:type="spellEnd"/>
       <w:r>
         <w:rPr>
           <w:rFonts w:ascii="Arial" w:hAnsi="Arial" w:cs="Arial"/>
@@ -3312,7 +2245,6 @@
         </w:rPr>
         <w:t xml:space="preserve"> and </w:t>
       </w:r>
-      <w:proofErr w:type="spellStart"/>
       <w:r>
         <w:rPr>
           <w:rStyle w:val="Strong"/>
@@ -3321,7 +2253,6 @@
         </w:rPr>
         <w:t>CloudFormation</w:t>
       </w:r>
-      <w:proofErr w:type="spellEnd"/>
       <w:r>
         <w:rPr>
           <w:rFonts w:ascii="Arial" w:hAnsi="Arial" w:cs="Arial"/>
@@ -3356,18 +2287,8 @@
           <w:rFonts w:ascii="Arial" w:hAnsi="Arial" w:cs="Arial"/>
           <w:sz w:val="18"/>
         </w:rPr>
-        <w:t xml:space="preserve">Azure </w:t>
-      </w:r>
-      <w:proofErr w:type="spellStart"/>
-      <w:r>
-        <w:rPr>
-          <w:rStyle w:val="Strong"/>
-          <w:rFonts w:ascii="Arial" w:hAnsi="Arial" w:cs="Arial"/>
-          <w:sz w:val="18"/>
-        </w:rPr>
-        <w:t>DevOps</w:t>
-      </w:r>
-      <w:proofErr w:type="spellEnd"/>
+        <w:t>Azure DevOps</w:t>
+      </w:r>
       <w:r>
         <w:rPr>
           <w:rFonts w:ascii="Arial" w:hAnsi="Arial" w:cs="Arial"/>
@@ -3375,7 +2296,6 @@
         </w:rPr>
         <w:t xml:space="preserve">, </w:t>
       </w:r>
-      <w:proofErr w:type="spellStart"/>
       <w:r>
         <w:rPr>
           <w:rStyle w:val="Strong"/>
@@ -3384,7 +2304,6 @@
         </w:rPr>
         <w:t>CircleCI</w:t>
       </w:r>
-      <w:proofErr w:type="spellEnd"/>
       <w:r>
         <w:rPr>
           <w:rFonts w:ascii="Arial" w:hAnsi="Arial" w:cs="Arial"/>
@@ -3546,7 +2465,6 @@
         </w:rPr>
         <w:t xml:space="preserve">Developed data models and migrations spanning </w:t>
       </w:r>
-      <w:proofErr w:type="spellStart"/>
       <w:r>
         <w:rPr>
           <w:rStyle w:val="Strong"/>
@@ -3555,7 +2473,6 @@
         </w:rPr>
         <w:t>PostgreSQL</w:t>
       </w:r>
-      <w:proofErr w:type="spellEnd"/>
       <w:r>
         <w:rPr>
           <w:rFonts w:ascii="Arial" w:hAnsi="Arial" w:cs="Arial"/>
@@ -3614,7 +2531,6 @@
         </w:rPr>
         <w:t xml:space="preserve">Introduced caching and session patterns using </w:t>
       </w:r>
-      <w:proofErr w:type="spellStart"/>
       <w:proofErr w:type="gramStart"/>
       <w:r>
         <w:rPr>
@@ -3624,30 +2540,13 @@
         </w:rPr>
         <w:t>Redis</w:t>
       </w:r>
-      <w:proofErr w:type="spellEnd"/>
       <w:proofErr w:type="gramEnd"/>
       <w:r>
         <w:rPr>
           <w:rFonts w:ascii="Arial" w:hAnsi="Arial" w:cs="Arial"/>
           <w:sz w:val="18"/>
         </w:rPr>
-        <w:t xml:space="preserve">, reducing database load and improving responsiveness during </w:t>
-      </w:r>
-      <w:proofErr w:type="spellStart"/>
-      <w:r>
-        <w:rPr>
-          <w:rFonts w:ascii="Arial" w:hAnsi="Arial" w:cs="Arial"/>
-          <w:sz w:val="18"/>
-        </w:rPr>
-        <w:t>bursty</w:t>
-      </w:r>
-      <w:proofErr w:type="spellEnd"/>
-      <w:r>
-        <w:rPr>
-          <w:rFonts w:ascii="Arial" w:hAnsi="Arial" w:cs="Arial"/>
-          <w:sz w:val="18"/>
-        </w:rPr>
-        <w:t xml:space="preserve"> user activity.</w:t>
+        <w:t>, reducing database load and improving responsiveness during bursty user activity.</w:t>
       </w:r>
     </w:p>
     <w:p>
@@ -3670,7 +2569,6 @@
         </w:rPr>
         <w:t xml:space="preserve">Implemented asynchronous processing with queue patterns using </w:t>
       </w:r>
-      <w:proofErr w:type="spellStart"/>
       <w:r>
         <w:rPr>
           <w:rStyle w:val="Strong"/>
@@ -3679,7 +2577,6 @@
         </w:rPr>
         <w:t>RabbitMQ</w:t>
       </w:r>
-      <w:proofErr w:type="spellEnd"/>
       <w:r>
         <w:rPr>
           <w:rFonts w:ascii="Arial" w:hAnsi="Arial" w:cs="Arial"/>
@@ -3723,7 +2620,6 @@
         </w:rPr>
         <w:t xml:space="preserve">Added search indexing with </w:t>
       </w:r>
-      <w:proofErr w:type="spellStart"/>
       <w:r>
         <w:rPr>
           <w:rStyle w:val="Strong"/>
@@ -3732,7 +2628,6 @@
         </w:rPr>
         <w:t>Elasticsearch</w:t>
       </w:r>
-      <w:proofErr w:type="spellEnd"/>
       <w:r>
         <w:rPr>
           <w:rFonts w:ascii="Arial" w:hAnsi="Arial" w:cs="Arial"/>
@@ -3776,7 +2671,6 @@
         </w:rPr>
         <w:t xml:space="preserve"> and </w:t>
       </w:r>
-      <w:proofErr w:type="spellStart"/>
       <w:r>
         <w:rPr>
           <w:rStyle w:val="Strong"/>
@@ -3785,7 +2679,6 @@
         </w:rPr>
         <w:t>CloudFront</w:t>
       </w:r>
-      <w:proofErr w:type="spellEnd"/>
       <w:r>
         <w:rPr>
           <w:rFonts w:ascii="Arial" w:hAnsi="Arial" w:cs="Arial"/>
@@ -3814,7 +2707,6 @@
         </w:rPr>
         <w:t xml:space="preserve">Supported orchestration and integration patterns using </w:t>
       </w:r>
-      <w:proofErr w:type="spellStart"/>
       <w:r>
         <w:rPr>
           <w:rStyle w:val="Strong"/>
@@ -3823,29 +2715,12 @@
         </w:rPr>
         <w:t>EventBridge</w:t>
       </w:r>
-      <w:proofErr w:type="spellEnd"/>
-      <w:r>
-        <w:rPr>
-          <w:rFonts w:ascii="Arial" w:hAnsi="Arial" w:cs="Arial"/>
-          <w:sz w:val="18"/>
-        </w:rPr>
-        <w:t xml:space="preserve"> and early workflow automation, aligning retries and </w:t>
-      </w:r>
-      <w:proofErr w:type="spellStart"/>
-      <w:r>
-        <w:rPr>
-          <w:rFonts w:ascii="Arial" w:hAnsi="Arial" w:cs="Arial"/>
-          <w:sz w:val="18"/>
-        </w:rPr>
-        <w:t>idempotency</w:t>
-      </w:r>
-      <w:proofErr w:type="spellEnd"/>
-      <w:r>
-        <w:rPr>
-          <w:rFonts w:ascii="Arial" w:hAnsi="Arial" w:cs="Arial"/>
-          <w:sz w:val="18"/>
-        </w:rPr>
-        <w:t xml:space="preserve"> with operational needs.</w:t>
+      <w:r>
+        <w:rPr>
+          <w:rFonts w:ascii="Arial" w:hAnsi="Arial" w:cs="Arial"/>
+          <w:sz w:val="18"/>
+        </w:rPr>
+        <w:t xml:space="preserve"> and early workflow automation, aligning retries and idempotency with operational needs.</w:t>
       </w:r>
     </w:p>
     <w:p>
@@ -3883,7 +2758,6 @@
         </w:rPr>
         <w:t xml:space="preserve"> and </w:t>
       </w:r>
-      <w:proofErr w:type="spellStart"/>
       <w:r>
         <w:rPr>
           <w:rStyle w:val="Strong"/>
@@ -3892,7 +2766,6 @@
         </w:rPr>
         <w:t>CloudWatch</w:t>
       </w:r>
-      <w:proofErr w:type="spellEnd"/>
       <w:r>
         <w:rPr>
           <w:rFonts w:ascii="Arial" w:hAnsi="Arial" w:cs="Arial"/>
@@ -3921,7 +2794,6 @@
         </w:rPr>
         <w:t xml:space="preserve">Containerized key services with </w:t>
       </w:r>
-      <w:proofErr w:type="spellStart"/>
       <w:r>
         <w:rPr>
           <w:rStyle w:val="Strong"/>
@@ -3930,7 +2802,6 @@
         </w:rPr>
         <w:t>Docker</w:t>
       </w:r>
-      <w:proofErr w:type="spellEnd"/>
       <w:r>
         <w:rPr>
           <w:rFonts w:ascii="Arial" w:hAnsi="Arial" w:cs="Arial"/>
@@ -3938,7 +2809,6 @@
         </w:rPr>
         <w:t xml:space="preserve"> and supported early </w:t>
       </w:r>
-      <w:proofErr w:type="spellStart"/>
       <w:r>
         <w:rPr>
           <w:rStyle w:val="Strong"/>
@@ -3947,7 +2817,6 @@
         </w:rPr>
         <w:t>Kubernetes</w:t>
       </w:r>
-      <w:proofErr w:type="spellEnd"/>
       <w:r>
         <w:rPr>
           <w:rFonts w:ascii="Arial" w:hAnsi="Arial" w:cs="Arial"/>
@@ -4449,39 +3318,7 @@
           <w:rFonts w:ascii="Arial" w:hAnsi="Arial" w:cs="Arial"/>
           <w:sz w:val="18"/>
         </w:rPr>
-        <w:t xml:space="preserve"> (</w:t>
-      </w:r>
-      <w:proofErr w:type="spellStart"/>
-      <w:r>
-        <w:rPr>
-          <w:rFonts w:ascii="Arial" w:hAnsi="Arial" w:cs="Arial"/>
-          <w:sz w:val="18"/>
-        </w:rPr>
-        <w:t>Tokio</w:t>
-      </w:r>
-      <w:proofErr w:type="spellEnd"/>
-      <w:r>
-        <w:rPr>
-          <w:rFonts w:ascii="Arial" w:hAnsi="Arial" w:cs="Arial"/>
-          <w:sz w:val="18"/>
-        </w:rPr>
-        <w:t xml:space="preserve">-based </w:t>
-      </w:r>
-      <w:proofErr w:type="spellStart"/>
-      <w:r>
-        <w:rPr>
-          <w:rFonts w:ascii="Arial" w:hAnsi="Arial" w:cs="Arial"/>
-          <w:sz w:val="18"/>
-        </w:rPr>
-        <w:t>async</w:t>
-      </w:r>
-      <w:proofErr w:type="spellEnd"/>
-      <w:r>
-        <w:rPr>
-          <w:rFonts w:ascii="Arial" w:hAnsi="Arial" w:cs="Arial"/>
-          <w:sz w:val="18"/>
-        </w:rPr>
-        <w:t xml:space="preserve"> runtime) with integrations to </w:t>
+        <w:t xml:space="preserve"> (Tokio-based async runtime) with integrations to </w:t>
       </w:r>
       <w:r>
         <w:rPr>
@@ -4513,7 +3350,6 @@
         </w:rPr>
         <w:t xml:space="preserve">, and </w:t>
       </w:r>
-      <w:proofErr w:type="spellStart"/>
       <w:r>
         <w:rPr>
           <w:rStyle w:val="Strong"/>
@@ -4522,7 +3358,6 @@
         </w:rPr>
         <w:t>RabbitMQ</w:t>
       </w:r>
-      <w:proofErr w:type="spellEnd"/>
       <w:r>
         <w:rPr>
           <w:rFonts w:ascii="Arial" w:hAnsi="Arial" w:cs="Arial"/>
@@ -4530,7 +3365,6 @@
         </w:rPr>
         <w:t xml:space="preserve">, orchestrated via </w:t>
       </w:r>
-      <w:proofErr w:type="spellStart"/>
       <w:r>
         <w:rPr>
           <w:rStyle w:val="Strong"/>
@@ -4539,7 +3373,6 @@
         </w:rPr>
         <w:t>EventBridge</w:t>
       </w:r>
-      <w:proofErr w:type="spellEnd"/>
       <w:r>
         <w:rPr>
           <w:rFonts w:ascii="Arial" w:hAnsi="Arial" w:cs="Arial"/>
@@ -4560,23 +3393,7 @@
           <w:rFonts w:ascii="Arial" w:hAnsi="Arial" w:cs="Arial"/>
           <w:sz w:val="18"/>
         </w:rPr>
-        <w:t xml:space="preserve"> for </w:t>
-      </w:r>
-      <w:proofErr w:type="spellStart"/>
-      <w:r>
-        <w:rPr>
-          <w:rFonts w:ascii="Arial" w:hAnsi="Arial" w:cs="Arial"/>
-          <w:sz w:val="18"/>
-        </w:rPr>
-        <w:t>resumable</w:t>
-      </w:r>
-      <w:proofErr w:type="spellEnd"/>
-      <w:r>
-        <w:rPr>
-          <w:rFonts w:ascii="Arial" w:hAnsi="Arial" w:cs="Arial"/>
-          <w:sz w:val="18"/>
-        </w:rPr>
-        <w:t xml:space="preserve">, state-driven workflows. Implemented </w:t>
+        <w:t xml:space="preserve"> for resumable, state-driven workflows. Implemented </w:t>
       </w:r>
       <w:r>
         <w:rPr>
@@ -4606,86 +3423,31 @@
           <w:rFonts w:ascii="Arial" w:hAnsi="Arial" w:cs="Arial"/>
           <w:sz w:val="18"/>
         </w:rPr>
-        <w:t xml:space="preserve">, and replay </w:t>
-      </w:r>
-      <w:bookmarkStart w:id="0" w:name="_GoBack"/>
-      <w:bookmarkEnd w:id="0"/>
-      <w:r>
-        <w:rPr>
-          <w:rFonts w:ascii="Arial" w:hAnsi="Arial" w:cs="Arial"/>
-          <w:sz w:val="18"/>
-        </w:rPr>
-        <w:t xml:space="preserve">tooling with structured error handling and backpressure control; persisted job metadata in </w:t>
-      </w:r>
-      <w:proofErr w:type="spellStart"/>
-      <w:r>
-        <w:rPr>
-          <w:rStyle w:val="Strong"/>
-          <w:rFonts w:ascii="Arial" w:hAnsi="Arial" w:cs="Arial"/>
-          <w:sz w:val="18"/>
-        </w:rPr>
-        <w:t>PostgreSQL</w:t>
-      </w:r>
-      <w:proofErr w:type="spellEnd"/>
-      <w:r>
-        <w:rPr>
-          <w:rStyle w:val="Strong"/>
-          <w:rFonts w:ascii="Arial" w:hAnsi="Arial" w:cs="Arial"/>
-          <w:sz w:val="18"/>
-        </w:rPr>
-        <w:t>/RDS</w:t>
-      </w:r>
-      <w:r>
-        <w:rPr>
-          <w:rFonts w:ascii="Arial" w:hAnsi="Arial" w:cs="Arial"/>
-          <w:sz w:val="18"/>
-        </w:rPr>
-        <w:t xml:space="preserve"> (using </w:t>
-      </w:r>
-      <w:proofErr w:type="spellStart"/>
-      <w:r>
-        <w:rPr>
-          <w:rFonts w:ascii="Arial" w:hAnsi="Arial" w:cs="Arial"/>
-          <w:sz w:val="18"/>
-        </w:rPr>
-        <w:t>SQLx</w:t>
-      </w:r>
-      <w:proofErr w:type="spellEnd"/>
-      <w:r>
-        <w:rPr>
-          <w:rFonts w:ascii="Arial" w:hAnsi="Arial" w:cs="Arial"/>
-          <w:sz w:val="18"/>
-        </w:rPr>
-        <w:t xml:space="preserve">/Diesel), cached hot lookups in </w:t>
-      </w:r>
-      <w:proofErr w:type="spellStart"/>
-      <w:r>
-        <w:rPr>
-          <w:rStyle w:val="Strong"/>
-          <w:rFonts w:ascii="Arial" w:hAnsi="Arial" w:cs="Arial"/>
-          <w:sz w:val="18"/>
-        </w:rPr>
-        <w:t>Redis</w:t>
-      </w:r>
-      <w:proofErr w:type="spellEnd"/>
-      <w:r>
-        <w:rPr>
-          <w:rStyle w:val="Strong"/>
-          <w:rFonts w:ascii="Arial" w:hAnsi="Arial" w:cs="Arial"/>
-          <w:sz w:val="18"/>
-        </w:rPr>
-        <w:t>/</w:t>
-      </w:r>
-      <w:proofErr w:type="spellStart"/>
-      <w:r>
-        <w:rPr>
-          <w:rStyle w:val="Strong"/>
-          <w:rFonts w:ascii="Arial" w:hAnsi="Arial" w:cs="Arial"/>
-          <w:sz w:val="18"/>
-        </w:rPr>
-        <w:t>ElastiCache</w:t>
-      </w:r>
-      <w:proofErr w:type="spellEnd"/>
+        <w:t xml:space="preserve">, and replay tooling with structured error handling and backpressure control; persisted job metadata in </w:t>
+      </w:r>
+      <w:r>
+        <w:rPr>
+          <w:rStyle w:val="Strong"/>
+          <w:rFonts w:ascii="Arial" w:hAnsi="Arial" w:cs="Arial"/>
+          <w:sz w:val="18"/>
+        </w:rPr>
+        <w:t>PostgreSQL/RDS</w:t>
+      </w:r>
+      <w:r>
+        <w:rPr>
+          <w:rFonts w:ascii="Arial" w:hAnsi="Arial" w:cs="Arial"/>
+          <w:sz w:val="18"/>
+        </w:rPr>
+        <w:t xml:space="preserve"> (using SQLx/Diesel), cached hot lookups in </w:t>
+      </w:r>
+      <w:r>
+        <w:rPr>
+          <w:rStyle w:val="Strong"/>
+          <w:rFonts w:ascii="Arial" w:hAnsi="Arial" w:cs="Arial"/>
+          <w:sz w:val="18"/>
+        </w:rPr>
+        <w:t>Redis/ElastiCache</w:t>
+      </w:r>
       <w:r>
         <w:rPr>
           <w:rFonts w:ascii="Arial" w:hAnsi="Arial" w:cs="Arial"/>
@@ -4708,7 +3470,6 @@
         </w:rPr>
         <w:t xml:space="preserve"> behind </w:t>
       </w:r>
-      <w:proofErr w:type="spellStart"/>
       <w:r>
         <w:rPr>
           <w:rStyle w:val="Strong"/>
@@ -4717,7 +3478,6 @@
         </w:rPr>
         <w:t>CloudFront</w:t>
       </w:r>
-      <w:proofErr w:type="spellEnd"/>
       <w:r>
         <w:rPr>
           <w:rFonts w:ascii="Arial" w:hAnsi="Arial" w:cs="Arial"/>
@@ -4725,23 +3485,13 @@
         </w:rPr>
         <w:t xml:space="preserve"> with signed URL access. Delivered searchable audit trails via </w:t>
       </w:r>
-      <w:proofErr w:type="spellStart"/>
-      <w:r>
-        <w:rPr>
-          <w:rStyle w:val="Strong"/>
-          <w:rFonts w:ascii="Arial" w:hAnsi="Arial" w:cs="Arial"/>
-          <w:sz w:val="18"/>
-        </w:rPr>
-        <w:t>Elasticsearch</w:t>
-      </w:r>
-      <w:proofErr w:type="spellEnd"/>
-      <w:r>
-        <w:rPr>
-          <w:rStyle w:val="Strong"/>
-          <w:rFonts w:ascii="Arial" w:hAnsi="Arial" w:cs="Arial"/>
-          <w:sz w:val="18"/>
-        </w:rPr>
-        <w:t>/OpenSearch</w:t>
+      <w:r>
+        <w:rPr>
+          <w:rStyle w:val="Strong"/>
+          <w:rFonts w:ascii="Arial" w:hAnsi="Arial" w:cs="Arial"/>
+          <w:sz w:val="18"/>
+        </w:rPr>
+        <w:t>Elasticsearch/OpenSearch</w:t>
       </w:r>
       <w:r>
         <w:rPr>
@@ -4776,7 +3526,6 @@
           <w:sz w:val="18"/>
         </w:rPr>
       </w:pPr>
-      <w:proofErr w:type="spellStart"/>
       <w:r>
         <w:rPr>
           <w:rStyle w:val="Strong"/>
@@ -4785,18 +3534,7 @@
           <w:color w:val="auto"/>
           <w:sz w:val="18"/>
         </w:rPr>
-        <w:t>Observability</w:t>
-      </w:r>
-      <w:proofErr w:type="spellEnd"/>
-      <w:r>
-        <w:rPr>
-          <w:rStyle w:val="Strong"/>
-          <w:rFonts w:ascii="Arial" w:hAnsi="Arial" w:cs="Arial"/>
-          <w:bCs w:val="0"/>
-          <w:color w:val="auto"/>
-          <w:sz w:val="18"/>
-        </w:rPr>
-        <w:t xml:space="preserve"> &amp; Release Quality Program</w:t>
+        <w:t>Observability &amp; Release Quality Program</w:t>
       </w:r>
     </w:p>
     <w:p>
@@ -4819,7 +3557,6 @@
         </w:rPr>
         <w:t xml:space="preserve">Standardized production telemetry using </w:t>
       </w:r>
-      <w:proofErr w:type="spellStart"/>
       <w:r>
         <w:rPr>
           <w:rStyle w:val="Strong"/>
@@ -4828,7 +3565,6 @@
         </w:rPr>
         <w:t>OpenTelemetry</w:t>
       </w:r>
-      <w:proofErr w:type="spellEnd"/>
       <w:r>
         <w:rPr>
           <w:rFonts w:ascii="Arial" w:hAnsi="Arial" w:cs="Arial"/>
@@ -4836,7 +3572,6 @@
         </w:rPr>
         <w:t xml:space="preserve"> (traces/metrics/logs) exported to </w:t>
       </w:r>
-      <w:proofErr w:type="spellStart"/>
       <w:r>
         <w:rPr>
           <w:rStyle w:val="Strong"/>
@@ -4845,7 +3580,6 @@
         </w:rPr>
         <w:t>Datadog</w:t>
       </w:r>
-      <w:proofErr w:type="spellEnd"/>
       <w:r>
         <w:rPr>
           <w:rFonts w:ascii="Arial" w:hAnsi="Arial" w:cs="Arial"/>
@@ -4868,7 +3602,6 @@
         </w:rPr>
         <w:t xml:space="preserve">, and </w:t>
       </w:r>
-      <w:proofErr w:type="spellStart"/>
       <w:r>
         <w:rPr>
           <w:rStyle w:val="Strong"/>
@@ -4877,7 +3610,6 @@
         </w:rPr>
         <w:t>Grafana</w:t>
       </w:r>
-      <w:proofErr w:type="spellEnd"/>
       <w:r>
         <w:rPr>
           <w:rFonts w:ascii="Arial" w:hAnsi="Arial" w:cs="Arial"/>
@@ -4900,7 +3632,6 @@
         </w:rPr>
         <w:t xml:space="preserve"> and operational signals in </w:t>
       </w:r>
-      <w:proofErr w:type="spellStart"/>
       <w:r>
         <w:rPr>
           <w:rStyle w:val="Strong"/>
@@ -4909,7 +3640,6 @@
         </w:rPr>
         <w:t>CloudWatch</w:t>
       </w:r>
-      <w:proofErr w:type="spellEnd"/>
       <w:r>
         <w:rPr>
           <w:rFonts w:ascii="Arial" w:hAnsi="Arial" w:cs="Arial"/>
@@ -4917,23 +3647,13 @@
         </w:rPr>
         <w:t xml:space="preserve">. Added CI/CD release gates using </w:t>
       </w:r>
-      <w:proofErr w:type="spellStart"/>
-      <w:r>
-        <w:rPr>
-          <w:rStyle w:val="Strong"/>
-          <w:rFonts w:ascii="Arial" w:hAnsi="Arial" w:cs="Arial"/>
-          <w:sz w:val="18"/>
-        </w:rPr>
-        <w:t>GitHub</w:t>
-      </w:r>
-      <w:proofErr w:type="spellEnd"/>
-      <w:r>
-        <w:rPr>
-          <w:rStyle w:val="Strong"/>
-          <w:rFonts w:ascii="Arial" w:hAnsi="Arial" w:cs="Arial"/>
-          <w:sz w:val="18"/>
-        </w:rPr>
-        <w:t xml:space="preserve"> Actions</w:t>
+      <w:r>
+        <w:rPr>
+          <w:rStyle w:val="Strong"/>
+          <w:rFonts w:ascii="Arial" w:hAnsi="Arial" w:cs="Arial"/>
+          <w:sz w:val="18"/>
+        </w:rPr>
+        <w:t>GitHub Actions</w:t>
       </w:r>
       <w:r>
         <w:rPr>
@@ -4942,23 +3662,13 @@
         </w:rPr>
         <w:t xml:space="preserve">, </w:t>
       </w:r>
-      <w:proofErr w:type="spellStart"/>
-      <w:r>
-        <w:rPr>
-          <w:rStyle w:val="Strong"/>
-          <w:rFonts w:ascii="Arial" w:hAnsi="Arial" w:cs="Arial"/>
-          <w:sz w:val="18"/>
-        </w:rPr>
-        <w:t>GitLab</w:t>
-      </w:r>
-      <w:proofErr w:type="spellEnd"/>
-      <w:r>
-        <w:rPr>
-          <w:rStyle w:val="Strong"/>
-          <w:rFonts w:ascii="Arial" w:hAnsi="Arial" w:cs="Arial"/>
-          <w:sz w:val="18"/>
-        </w:rPr>
-        <w:t xml:space="preserve"> CI</w:t>
+      <w:r>
+        <w:rPr>
+          <w:rStyle w:val="Strong"/>
+          <w:rFonts w:ascii="Arial" w:hAnsi="Arial" w:cs="Arial"/>
+          <w:sz w:val="18"/>
+        </w:rPr>
+        <w:t>GitLab CI</w:t>
       </w:r>
       <w:r>
         <w:rPr>
@@ -4973,18 +3683,8 @@
           <w:rFonts w:ascii="Arial" w:hAnsi="Arial" w:cs="Arial"/>
           <w:sz w:val="18"/>
         </w:rPr>
-        <w:t xml:space="preserve">Azure </w:t>
-      </w:r>
-      <w:proofErr w:type="spellStart"/>
-      <w:r>
-        <w:rPr>
-          <w:rStyle w:val="Strong"/>
-          <w:rFonts w:ascii="Arial" w:hAnsi="Arial" w:cs="Arial"/>
-          <w:sz w:val="18"/>
-        </w:rPr>
-        <w:t>DevOps</w:t>
-      </w:r>
-      <w:proofErr w:type="spellEnd"/>
+        <w:t>Azure DevOps</w:t>
+      </w:r>
       <w:r>
         <w:rPr>
           <w:rFonts w:ascii="Arial" w:hAnsi="Arial" w:cs="Arial"/>
